--- a/مواعيد هادي.docx
+++ b/مواعيد هادي.docx
@@ -609,9 +609,7 @@
     </w:p>
     <w:p>
       <w:pPr>
-        <w:rPr>
-          <w:rtl/>
-        </w:rPr>
+        <w:bidi w:val="0"/>
       </w:pPr>
     </w:p>
     <w:p>
@@ -5026,6 +5024,4978 @@
           <w:rtl/>
         </w:rPr>
       </w:pPr>
+      <w:r>
+        <w:rPr>
+          <w:rFonts w:cs="Arial"/>
+          <w:rtl/>
+        </w:rPr>
+        <w:lastRenderedPageBreak/>
+        <w:drawing>
+          <wp:inline distT="0" distB="0" distL="0" distR="0" wp14:anchorId="6096E6B8" wp14:editId="181E0D31">
+            <wp:extent cx="8320405" cy="5274310"/>
+            <wp:effectExtent l="0" t="0" r="0" b="0"/>
+            <wp:docPr id="1700386799" name="صورة 1"/>
+            <wp:cNvGraphicFramePr>
+              <a:graphicFrameLocks xmlns:a="http://schemas.openxmlformats.org/drawingml/2006/main" noChangeAspect="1"/>
+            </wp:cNvGraphicFramePr>
+            <a:graphic xmlns:a="http://schemas.openxmlformats.org/drawingml/2006/main">
+              <a:graphicData uri="http://schemas.openxmlformats.org/drawingml/2006/picture">
+                <pic:pic xmlns:pic="http://schemas.openxmlformats.org/drawingml/2006/picture">
+                  <pic:nvPicPr>
+                    <pic:cNvPr id="1700386799" name=""/>
+                    <pic:cNvPicPr/>
+                  </pic:nvPicPr>
+                  <pic:blipFill>
+                    <a:blip r:embed="rId6"/>
+                    <a:stretch>
+                      <a:fillRect/>
+                    </a:stretch>
+                  </pic:blipFill>
+                  <pic:spPr>
+                    <a:xfrm>
+                      <a:off x="0" y="0"/>
+                      <a:ext cx="8320405" cy="5274310"/>
+                    </a:xfrm>
+                    <a:prstGeom prst="rect">
+                      <a:avLst/>
+                    </a:prstGeom>
+                  </pic:spPr>
+                </pic:pic>
+              </a:graphicData>
+            </a:graphic>
+          </wp:inline>
+        </w:drawing>
+      </w:r>
+    </w:p>
+    <w:p>
+      <w:pPr>
+        <w:spacing w:after="80"/>
+        <w:jc w:val="center"/>
+      </w:pPr>
+      <w:r>
+        <w:rPr>
+          <w:rFonts w:ascii="Tahoma" w:eastAsia="Tahoma" w:hAnsi="Tahoma" w:cs="Tahoma"/>
+          <w:b/>
+          <w:bCs/>
+          <w:sz w:val="32"/>
+          <w:szCs w:val="32"/>
+          <w:rtl/>
+        </w:rPr>
+        <w:lastRenderedPageBreak/>
+        <w:t>جدول مواعيد هادي</w:t>
+      </w:r>
+    </w:p>
+    <w:p>
+      <w:pPr>
+        <w:spacing w:after="240"/>
+        <w:jc w:val="center"/>
+      </w:pPr>
+      <w:r>
+        <w:rPr>
+          <w:rFonts w:ascii="Tahoma" w:eastAsia="Tahoma" w:hAnsi="Tahoma" w:cs="Tahoma"/>
+          <w:color w:val="555555"/>
+          <w:sz w:val="18"/>
+          <w:szCs w:val="18"/>
+          <w:rtl/>
+        </w:rPr>
+        <w:t>مرتّب حسب نوع الموعد ثم اليوم ثم المكان — بالمواعيد والأوقات الواردة في الملف فقط</w:t>
+      </w:r>
+    </w:p>
+    <w:tbl>
+      <w:tblPr>
+        <w:bidiVisual/>
+        <w:tblW w:w="14700" w:type="dxa"/>
+        <w:tblBorders>
+          <w:top w:val="single" w:sz="4" w:space="0" w:color="auto"/>
+          <w:left w:val="single" w:sz="4" w:space="0" w:color="auto"/>
+          <w:bottom w:val="single" w:sz="4" w:space="0" w:color="auto"/>
+          <w:right w:val="single" w:sz="4" w:space="0" w:color="auto"/>
+          <w:insideH w:val="single" w:sz="4" w:space="0" w:color="auto"/>
+          <w:insideV w:val="single" w:sz="4" w:space="0" w:color="auto"/>
+        </w:tblBorders>
+        <w:tblCellMar>
+          <w:left w:w="10" w:type="dxa"/>
+          <w:right w:w="10" w:type="dxa"/>
+        </w:tblCellMar>
+        <w:tblLook w:val="04A0" w:firstRow="1" w:lastRow="0" w:firstColumn="1" w:lastColumn="0" w:noHBand="0" w:noVBand="1"/>
+      </w:tblPr>
+      <w:tblGrid>
+        <w:gridCol w:w="1500"/>
+        <w:gridCol w:w="1100"/>
+        <w:gridCol w:w="1500"/>
+        <w:gridCol w:w="1600"/>
+        <w:gridCol w:w="4200"/>
+        <w:gridCol w:w="1400"/>
+        <w:gridCol w:w="3400"/>
+      </w:tblGrid>
+      <w:tr>
+        <w:tblPrEx>
+          <w:tblCellMar>
+            <w:top w:w="0" w:type="dxa"/>
+            <w:bottom w:w="0" w:type="dxa"/>
+          </w:tblCellMar>
+        </w:tblPrEx>
+        <w:trPr>
+          <w:tblHeader/>
+        </w:trPr>
+        <w:tc>
+          <w:tcPr>
+            <w:tcW w:w="1500" w:type="dxa"/>
+            <w:tcBorders>
+              <w:top w:val="single" w:sz="4" w:space="0" w:color="999999"/>
+              <w:left w:val="single" w:sz="4" w:space="0" w:color="999999"/>
+              <w:bottom w:val="single" w:sz="4" w:space="0" w:color="999999"/>
+              <w:right w:val="single" w:sz="4" w:space="0" w:color="999999"/>
+            </w:tcBorders>
+            <w:shd w:val="clear" w:color="auto" w:fill="2F4F6F"/>
+            <w:tcMar>
+              <w:top w:w="80" w:type="dxa"/>
+              <w:left w:w="100" w:type="dxa"/>
+              <w:bottom w:w="80" w:type="dxa"/>
+              <w:right w:w="100" w:type="dxa"/>
+            </w:tcMar>
+            <w:vAlign w:val="center"/>
+          </w:tcPr>
+          <w:p>
+            <w:pPr>
+              <w:jc w:val="right"/>
+            </w:pPr>
+            <w:r>
+              <w:rPr>
+                <w:rFonts w:ascii="Tahoma" w:eastAsia="Tahoma" w:hAnsi="Tahoma" w:cs="Tahoma"/>
+                <w:b/>
+                <w:bCs/>
+                <w:color w:val="FFFFFF"/>
+                <w:sz w:val="20"/>
+                <w:szCs w:val="20"/>
+                <w:rtl/>
+              </w:rPr>
+              <w:t>نوع الموعد</w:t>
+            </w:r>
+          </w:p>
+        </w:tc>
+        <w:tc>
+          <w:tcPr>
+            <w:tcW w:w="1100" w:type="dxa"/>
+            <w:tcBorders>
+              <w:top w:val="single" w:sz="4" w:space="0" w:color="999999"/>
+              <w:left w:val="single" w:sz="4" w:space="0" w:color="999999"/>
+              <w:bottom w:val="single" w:sz="4" w:space="0" w:color="999999"/>
+              <w:right w:val="single" w:sz="4" w:space="0" w:color="999999"/>
+            </w:tcBorders>
+            <w:shd w:val="clear" w:color="auto" w:fill="2F4F6F"/>
+            <w:tcMar>
+              <w:top w:w="80" w:type="dxa"/>
+              <w:left w:w="100" w:type="dxa"/>
+              <w:bottom w:w="80" w:type="dxa"/>
+              <w:right w:w="100" w:type="dxa"/>
+            </w:tcMar>
+            <w:vAlign w:val="center"/>
+          </w:tcPr>
+          <w:p>
+            <w:pPr>
+              <w:jc w:val="right"/>
+            </w:pPr>
+            <w:r>
+              <w:rPr>
+                <w:rFonts w:ascii="Tahoma" w:eastAsia="Tahoma" w:hAnsi="Tahoma" w:cs="Tahoma"/>
+                <w:b/>
+                <w:bCs/>
+                <w:color w:val="FFFFFF"/>
+                <w:sz w:val="20"/>
+                <w:szCs w:val="20"/>
+                <w:rtl/>
+              </w:rPr>
+              <w:t>اليوم</w:t>
+            </w:r>
+          </w:p>
+        </w:tc>
+        <w:tc>
+          <w:tcPr>
+            <w:tcW w:w="1500" w:type="dxa"/>
+            <w:tcBorders>
+              <w:top w:val="single" w:sz="4" w:space="0" w:color="999999"/>
+              <w:left w:val="single" w:sz="4" w:space="0" w:color="999999"/>
+              <w:bottom w:val="single" w:sz="4" w:space="0" w:color="999999"/>
+              <w:right w:val="single" w:sz="4" w:space="0" w:color="999999"/>
+            </w:tcBorders>
+            <w:shd w:val="clear" w:color="auto" w:fill="2F4F6F"/>
+            <w:tcMar>
+              <w:top w:w="80" w:type="dxa"/>
+              <w:left w:w="100" w:type="dxa"/>
+              <w:bottom w:w="80" w:type="dxa"/>
+              <w:right w:w="100" w:type="dxa"/>
+            </w:tcMar>
+            <w:vAlign w:val="center"/>
+          </w:tcPr>
+          <w:p>
+            <w:pPr>
+              <w:jc w:val="right"/>
+            </w:pPr>
+            <w:r>
+              <w:rPr>
+                <w:rFonts w:ascii="Tahoma" w:eastAsia="Tahoma" w:hAnsi="Tahoma" w:cs="Tahoma"/>
+                <w:b/>
+                <w:bCs/>
+                <w:color w:val="FFFFFF"/>
+                <w:sz w:val="20"/>
+                <w:szCs w:val="20"/>
+                <w:rtl/>
+              </w:rPr>
+              <w:t>الوقت</w:t>
+            </w:r>
+          </w:p>
+        </w:tc>
+        <w:tc>
+          <w:tcPr>
+            <w:tcW w:w="1600" w:type="dxa"/>
+            <w:tcBorders>
+              <w:top w:val="single" w:sz="4" w:space="0" w:color="999999"/>
+              <w:left w:val="single" w:sz="4" w:space="0" w:color="999999"/>
+              <w:bottom w:val="single" w:sz="4" w:space="0" w:color="999999"/>
+              <w:right w:val="single" w:sz="4" w:space="0" w:color="999999"/>
+            </w:tcBorders>
+            <w:shd w:val="clear" w:color="auto" w:fill="2F4F6F"/>
+            <w:tcMar>
+              <w:top w:w="80" w:type="dxa"/>
+              <w:left w:w="100" w:type="dxa"/>
+              <w:bottom w:w="80" w:type="dxa"/>
+              <w:right w:w="100" w:type="dxa"/>
+            </w:tcMar>
+            <w:vAlign w:val="center"/>
+          </w:tcPr>
+          <w:p>
+            <w:pPr>
+              <w:jc w:val="right"/>
+            </w:pPr>
+            <w:r>
+              <w:rPr>
+                <w:rFonts w:ascii="Tahoma" w:eastAsia="Tahoma" w:hAnsi="Tahoma" w:cs="Tahoma"/>
+                <w:b/>
+                <w:bCs/>
+                <w:color w:val="FFFFFF"/>
+                <w:sz w:val="20"/>
+                <w:szCs w:val="20"/>
+                <w:rtl/>
+              </w:rPr>
+              <w:t>المكان</w:t>
+            </w:r>
+          </w:p>
+        </w:tc>
+        <w:tc>
+          <w:tcPr>
+            <w:tcW w:w="4200" w:type="dxa"/>
+            <w:tcBorders>
+              <w:top w:val="single" w:sz="4" w:space="0" w:color="999999"/>
+              <w:left w:val="single" w:sz="4" w:space="0" w:color="999999"/>
+              <w:bottom w:val="single" w:sz="4" w:space="0" w:color="999999"/>
+              <w:right w:val="single" w:sz="4" w:space="0" w:color="999999"/>
+            </w:tcBorders>
+            <w:shd w:val="clear" w:color="auto" w:fill="2F4F6F"/>
+            <w:tcMar>
+              <w:top w:w="80" w:type="dxa"/>
+              <w:left w:w="100" w:type="dxa"/>
+              <w:bottom w:w="80" w:type="dxa"/>
+              <w:right w:w="100" w:type="dxa"/>
+            </w:tcMar>
+            <w:vAlign w:val="center"/>
+          </w:tcPr>
+          <w:p>
+            <w:pPr>
+              <w:jc w:val="right"/>
+            </w:pPr>
+            <w:r>
+              <w:rPr>
+                <w:rFonts w:ascii="Tahoma" w:eastAsia="Tahoma" w:hAnsi="Tahoma" w:cs="Tahoma"/>
+                <w:b/>
+                <w:bCs/>
+                <w:color w:val="FFFFFF"/>
+                <w:sz w:val="20"/>
+                <w:szCs w:val="20"/>
+                <w:rtl/>
+              </w:rPr>
+              <w:t>الموعد</w:t>
+            </w:r>
+          </w:p>
+        </w:tc>
+        <w:tc>
+          <w:tcPr>
+            <w:tcW w:w="1400" w:type="dxa"/>
+            <w:tcBorders>
+              <w:top w:val="single" w:sz="4" w:space="0" w:color="999999"/>
+              <w:left w:val="single" w:sz="4" w:space="0" w:color="999999"/>
+              <w:bottom w:val="single" w:sz="4" w:space="0" w:color="999999"/>
+              <w:right w:val="single" w:sz="4" w:space="0" w:color="999999"/>
+            </w:tcBorders>
+            <w:shd w:val="clear" w:color="auto" w:fill="2F4F6F"/>
+            <w:tcMar>
+              <w:top w:w="80" w:type="dxa"/>
+              <w:left w:w="100" w:type="dxa"/>
+              <w:bottom w:w="80" w:type="dxa"/>
+              <w:right w:w="100" w:type="dxa"/>
+            </w:tcMar>
+            <w:vAlign w:val="center"/>
+          </w:tcPr>
+          <w:p>
+            <w:pPr>
+              <w:jc w:val="right"/>
+            </w:pPr>
+            <w:r>
+              <w:rPr>
+                <w:rFonts w:ascii="Tahoma" w:eastAsia="Tahoma" w:hAnsi="Tahoma" w:cs="Tahoma"/>
+                <w:b/>
+                <w:bCs/>
+                <w:color w:val="FFFFFF"/>
+                <w:sz w:val="20"/>
+                <w:szCs w:val="20"/>
+                <w:rtl/>
+              </w:rPr>
+              <w:t>التكرار</w:t>
+            </w:r>
+          </w:p>
+        </w:tc>
+        <w:tc>
+          <w:tcPr>
+            <w:tcW w:w="3400" w:type="dxa"/>
+            <w:tcBorders>
+              <w:top w:val="single" w:sz="4" w:space="0" w:color="999999"/>
+              <w:left w:val="single" w:sz="4" w:space="0" w:color="999999"/>
+              <w:bottom w:val="single" w:sz="4" w:space="0" w:color="999999"/>
+              <w:right w:val="single" w:sz="4" w:space="0" w:color="999999"/>
+            </w:tcBorders>
+            <w:shd w:val="clear" w:color="auto" w:fill="2F4F6F"/>
+            <w:tcMar>
+              <w:top w:w="80" w:type="dxa"/>
+              <w:left w:w="100" w:type="dxa"/>
+              <w:bottom w:w="80" w:type="dxa"/>
+              <w:right w:w="100" w:type="dxa"/>
+            </w:tcMar>
+            <w:vAlign w:val="center"/>
+          </w:tcPr>
+          <w:p>
+            <w:pPr>
+              <w:jc w:val="right"/>
+            </w:pPr>
+            <w:r>
+              <w:rPr>
+                <w:rFonts w:ascii="Tahoma" w:eastAsia="Tahoma" w:hAnsi="Tahoma" w:cs="Tahoma"/>
+                <w:b/>
+                <w:bCs/>
+                <w:color w:val="FFFFFF"/>
+                <w:sz w:val="20"/>
+                <w:szCs w:val="20"/>
+                <w:rtl/>
+              </w:rPr>
+              <w:t>تجهيز ملفات قبل الاجتماع</w:t>
+            </w:r>
+          </w:p>
+        </w:tc>
+      </w:tr>
+      <w:tr>
+        <w:tblPrEx>
+          <w:tblCellMar>
+            <w:top w:w="0" w:type="dxa"/>
+            <w:bottom w:w="0" w:type="dxa"/>
+          </w:tblCellMar>
+        </w:tblPrEx>
+        <w:trPr>
+          <w:cantSplit/>
+        </w:trPr>
+        <w:tc>
+          <w:tcPr>
+            <w:tcW w:w="1500" w:type="dxa"/>
+            <w:tcBorders>
+              <w:top w:val="single" w:sz="4" w:space="0" w:color="999999"/>
+              <w:left w:val="single" w:sz="4" w:space="0" w:color="999999"/>
+              <w:bottom w:val="single" w:sz="4" w:space="0" w:color="999999"/>
+              <w:right w:val="single" w:sz="4" w:space="0" w:color="999999"/>
+            </w:tcBorders>
+            <w:shd w:val="clear" w:color="auto" w:fill="E8F0FE"/>
+            <w:tcMar>
+              <w:top w:w="80" w:type="dxa"/>
+              <w:left w:w="100" w:type="dxa"/>
+              <w:bottom w:w="80" w:type="dxa"/>
+              <w:right w:w="100" w:type="dxa"/>
+            </w:tcMar>
+            <w:vAlign w:val="center"/>
+          </w:tcPr>
+          <w:p>
+            <w:pPr>
+              <w:jc w:val="right"/>
+            </w:pPr>
+            <w:r>
+              <w:rPr>
+                <w:rFonts w:ascii="Tahoma" w:eastAsia="Tahoma" w:hAnsi="Tahoma" w:cs="Tahoma"/>
+                <w:b/>
+                <w:bCs/>
+                <w:sz w:val="19"/>
+                <w:szCs w:val="19"/>
+                <w:rtl/>
+              </w:rPr>
+              <w:t>مواعيد الدوام</w:t>
+            </w:r>
+          </w:p>
+        </w:tc>
+        <w:tc>
+          <w:tcPr>
+            <w:tcW w:w="1100" w:type="dxa"/>
+            <w:tcBorders>
+              <w:top w:val="single" w:sz="4" w:space="0" w:color="999999"/>
+              <w:left w:val="single" w:sz="4" w:space="0" w:color="999999"/>
+              <w:bottom w:val="single" w:sz="4" w:space="0" w:color="999999"/>
+              <w:right w:val="single" w:sz="4" w:space="0" w:color="999999"/>
+            </w:tcBorders>
+            <w:shd w:val="clear" w:color="auto" w:fill="E8F0FE"/>
+            <w:tcMar>
+              <w:top w:w="80" w:type="dxa"/>
+              <w:left w:w="100" w:type="dxa"/>
+              <w:bottom w:w="80" w:type="dxa"/>
+              <w:right w:w="100" w:type="dxa"/>
+            </w:tcMar>
+            <w:vAlign w:val="center"/>
+          </w:tcPr>
+          <w:p>
+            <w:pPr>
+              <w:jc w:val="right"/>
+            </w:pPr>
+            <w:r>
+              <w:rPr>
+                <w:rFonts w:ascii="Tahoma" w:eastAsia="Tahoma" w:hAnsi="Tahoma" w:cs="Tahoma"/>
+                <w:sz w:val="19"/>
+                <w:szCs w:val="19"/>
+                <w:rtl/>
+              </w:rPr>
+              <w:t>الأحد</w:t>
+            </w:r>
+          </w:p>
+        </w:tc>
+        <w:tc>
+          <w:tcPr>
+            <w:tcW w:w="1500" w:type="dxa"/>
+            <w:tcBorders>
+              <w:top w:val="single" w:sz="4" w:space="0" w:color="999999"/>
+              <w:left w:val="single" w:sz="4" w:space="0" w:color="999999"/>
+              <w:bottom w:val="single" w:sz="4" w:space="0" w:color="999999"/>
+              <w:right w:val="single" w:sz="4" w:space="0" w:color="999999"/>
+            </w:tcBorders>
+            <w:shd w:val="clear" w:color="auto" w:fill="E8F0FE"/>
+            <w:tcMar>
+              <w:top w:w="80" w:type="dxa"/>
+              <w:left w:w="100" w:type="dxa"/>
+              <w:bottom w:w="80" w:type="dxa"/>
+              <w:right w:w="100" w:type="dxa"/>
+            </w:tcMar>
+            <w:vAlign w:val="center"/>
+          </w:tcPr>
+          <w:p>
+            <w:pPr>
+              <w:jc w:val="right"/>
+            </w:pPr>
+            <w:r>
+              <w:rPr>
+                <w:rFonts w:ascii="Tahoma" w:eastAsia="Tahoma" w:hAnsi="Tahoma" w:cs="Tahoma"/>
+                <w:sz w:val="19"/>
+                <w:szCs w:val="19"/>
+                <w:rtl/>
+              </w:rPr>
+              <w:t>٨ ص</w:t>
+            </w:r>
+          </w:p>
+        </w:tc>
+        <w:tc>
+          <w:tcPr>
+            <w:tcW w:w="1600" w:type="dxa"/>
+            <w:tcBorders>
+              <w:top w:val="single" w:sz="4" w:space="0" w:color="999999"/>
+              <w:left w:val="single" w:sz="4" w:space="0" w:color="999999"/>
+              <w:bottom w:val="single" w:sz="4" w:space="0" w:color="999999"/>
+              <w:right w:val="single" w:sz="4" w:space="0" w:color="999999"/>
+            </w:tcBorders>
+            <w:shd w:val="clear" w:color="auto" w:fill="E8F0FE"/>
+            <w:tcMar>
+              <w:top w:w="80" w:type="dxa"/>
+              <w:left w:w="100" w:type="dxa"/>
+              <w:bottom w:w="80" w:type="dxa"/>
+              <w:right w:w="100" w:type="dxa"/>
+            </w:tcMar>
+            <w:vAlign w:val="center"/>
+          </w:tcPr>
+          <w:p>
+            <w:pPr>
+              <w:jc w:val="right"/>
+            </w:pPr>
+            <w:r>
+              <w:rPr>
+                <w:rFonts w:ascii="Tahoma" w:eastAsia="Tahoma" w:hAnsi="Tahoma" w:cs="Tahoma"/>
+                <w:sz w:val="19"/>
+                <w:szCs w:val="19"/>
+                <w:rtl/>
+              </w:rPr>
+              <w:t>الدوام</w:t>
+            </w:r>
+          </w:p>
+        </w:tc>
+        <w:tc>
+          <w:tcPr>
+            <w:tcW w:w="4200" w:type="dxa"/>
+            <w:tcBorders>
+              <w:top w:val="single" w:sz="4" w:space="0" w:color="999999"/>
+              <w:left w:val="single" w:sz="4" w:space="0" w:color="999999"/>
+              <w:bottom w:val="single" w:sz="4" w:space="0" w:color="999999"/>
+              <w:right w:val="single" w:sz="4" w:space="0" w:color="999999"/>
+            </w:tcBorders>
+            <w:shd w:val="clear" w:color="auto" w:fill="E8F0FE"/>
+            <w:tcMar>
+              <w:top w:w="80" w:type="dxa"/>
+              <w:left w:w="100" w:type="dxa"/>
+              <w:bottom w:w="80" w:type="dxa"/>
+              <w:right w:w="100" w:type="dxa"/>
+            </w:tcMar>
+            <w:vAlign w:val="center"/>
+          </w:tcPr>
+          <w:p>
+            <w:pPr>
+              <w:jc w:val="right"/>
+            </w:pPr>
+            <w:r>
+              <w:rPr>
+                <w:rFonts w:ascii="Tahoma" w:eastAsia="Tahoma" w:hAnsi="Tahoma" w:cs="Tahoma"/>
+                <w:sz w:val="19"/>
+                <w:szCs w:val="19"/>
+                <w:rtl/>
+              </w:rPr>
+              <w:t>اجتماع الصباح مع إدارة الالتزام</w:t>
+            </w:r>
+          </w:p>
+        </w:tc>
+        <w:tc>
+          <w:tcPr>
+            <w:tcW w:w="1400" w:type="dxa"/>
+            <w:tcBorders>
+              <w:top w:val="single" w:sz="4" w:space="0" w:color="999999"/>
+              <w:left w:val="single" w:sz="4" w:space="0" w:color="999999"/>
+              <w:bottom w:val="single" w:sz="4" w:space="0" w:color="999999"/>
+              <w:right w:val="single" w:sz="4" w:space="0" w:color="999999"/>
+            </w:tcBorders>
+            <w:shd w:val="clear" w:color="auto" w:fill="E8F0FE"/>
+            <w:tcMar>
+              <w:top w:w="80" w:type="dxa"/>
+              <w:left w:w="100" w:type="dxa"/>
+              <w:bottom w:w="80" w:type="dxa"/>
+              <w:right w:w="100" w:type="dxa"/>
+            </w:tcMar>
+            <w:vAlign w:val="center"/>
+          </w:tcPr>
+          <w:p>
+            <w:pPr>
+              <w:jc w:val="right"/>
+            </w:pPr>
+            <w:r>
+              <w:rPr>
+                <w:rFonts w:ascii="Tahoma" w:eastAsia="Tahoma" w:hAnsi="Tahoma" w:cs="Tahoma"/>
+                <w:sz w:val="19"/>
+                <w:szCs w:val="19"/>
+                <w:rtl/>
+              </w:rPr>
+              <w:t>—</w:t>
+            </w:r>
+          </w:p>
+        </w:tc>
+        <w:tc>
+          <w:tcPr>
+            <w:tcW w:w="3400" w:type="dxa"/>
+            <w:tcBorders>
+              <w:top w:val="single" w:sz="4" w:space="0" w:color="999999"/>
+              <w:left w:val="single" w:sz="4" w:space="0" w:color="999999"/>
+              <w:bottom w:val="single" w:sz="4" w:space="0" w:color="999999"/>
+              <w:right w:val="single" w:sz="4" w:space="0" w:color="999999"/>
+            </w:tcBorders>
+            <w:shd w:val="clear" w:color="auto" w:fill="E8F0FE"/>
+            <w:tcMar>
+              <w:top w:w="80" w:type="dxa"/>
+              <w:left w:w="100" w:type="dxa"/>
+              <w:bottom w:w="80" w:type="dxa"/>
+              <w:right w:w="100" w:type="dxa"/>
+            </w:tcMar>
+            <w:vAlign w:val="center"/>
+          </w:tcPr>
+          <w:p>
+            <w:pPr>
+              <w:jc w:val="right"/>
+            </w:pPr>
+            <w:r>
+              <w:rPr>
+                <w:rFonts w:ascii="Tahoma" w:eastAsia="Tahoma" w:hAnsi="Tahoma" w:cs="Tahoma"/>
+                <w:sz w:val="19"/>
+                <w:szCs w:val="19"/>
+                <w:rtl/>
+              </w:rPr>
+              <w:t>—</w:t>
+            </w:r>
+          </w:p>
+        </w:tc>
+      </w:tr>
+      <w:tr>
+        <w:tblPrEx>
+          <w:tblCellMar>
+            <w:top w:w="0" w:type="dxa"/>
+            <w:bottom w:w="0" w:type="dxa"/>
+          </w:tblCellMar>
+        </w:tblPrEx>
+        <w:trPr>
+          <w:cantSplit/>
+        </w:trPr>
+        <w:tc>
+          <w:tcPr>
+            <w:tcW w:w="1500" w:type="dxa"/>
+            <w:tcBorders>
+              <w:top w:val="single" w:sz="4" w:space="0" w:color="999999"/>
+              <w:left w:val="single" w:sz="4" w:space="0" w:color="999999"/>
+              <w:bottom w:val="single" w:sz="4" w:space="0" w:color="999999"/>
+              <w:right w:val="single" w:sz="4" w:space="0" w:color="999999"/>
+            </w:tcBorders>
+            <w:shd w:val="clear" w:color="auto" w:fill="E8F0FE"/>
+            <w:tcMar>
+              <w:top w:w="80" w:type="dxa"/>
+              <w:left w:w="100" w:type="dxa"/>
+              <w:bottom w:w="80" w:type="dxa"/>
+              <w:right w:w="100" w:type="dxa"/>
+            </w:tcMar>
+            <w:vAlign w:val="center"/>
+          </w:tcPr>
+          <w:p>
+            <w:pPr>
+              <w:jc w:val="right"/>
+            </w:pPr>
+            <w:r>
+              <w:rPr>
+                <w:rFonts w:ascii="Tahoma" w:eastAsia="Tahoma" w:hAnsi="Tahoma" w:cs="Tahoma"/>
+                <w:b/>
+                <w:bCs/>
+                <w:sz w:val="19"/>
+                <w:szCs w:val="19"/>
+                <w:rtl/>
+              </w:rPr>
+              <w:t>مواعيد الدوام</w:t>
+            </w:r>
+          </w:p>
+        </w:tc>
+        <w:tc>
+          <w:tcPr>
+            <w:tcW w:w="1100" w:type="dxa"/>
+            <w:tcBorders>
+              <w:top w:val="single" w:sz="4" w:space="0" w:color="999999"/>
+              <w:left w:val="single" w:sz="4" w:space="0" w:color="999999"/>
+              <w:bottom w:val="single" w:sz="4" w:space="0" w:color="999999"/>
+              <w:right w:val="single" w:sz="4" w:space="0" w:color="999999"/>
+            </w:tcBorders>
+            <w:shd w:val="clear" w:color="auto" w:fill="E8F0FE"/>
+            <w:tcMar>
+              <w:top w:w="80" w:type="dxa"/>
+              <w:left w:w="100" w:type="dxa"/>
+              <w:bottom w:w="80" w:type="dxa"/>
+              <w:right w:w="100" w:type="dxa"/>
+            </w:tcMar>
+            <w:vAlign w:val="center"/>
+          </w:tcPr>
+          <w:p>
+            <w:pPr>
+              <w:jc w:val="right"/>
+            </w:pPr>
+            <w:r>
+              <w:rPr>
+                <w:rFonts w:ascii="Tahoma" w:eastAsia="Tahoma" w:hAnsi="Tahoma" w:cs="Tahoma"/>
+                <w:sz w:val="19"/>
+                <w:szCs w:val="19"/>
+                <w:rtl/>
+              </w:rPr>
+              <w:t>الأحد</w:t>
+            </w:r>
+          </w:p>
+        </w:tc>
+        <w:tc>
+          <w:tcPr>
+            <w:tcW w:w="1500" w:type="dxa"/>
+            <w:tcBorders>
+              <w:top w:val="single" w:sz="4" w:space="0" w:color="999999"/>
+              <w:left w:val="single" w:sz="4" w:space="0" w:color="999999"/>
+              <w:bottom w:val="single" w:sz="4" w:space="0" w:color="999999"/>
+              <w:right w:val="single" w:sz="4" w:space="0" w:color="999999"/>
+            </w:tcBorders>
+            <w:shd w:val="clear" w:color="auto" w:fill="E8F0FE"/>
+            <w:tcMar>
+              <w:top w:w="80" w:type="dxa"/>
+              <w:left w:w="100" w:type="dxa"/>
+              <w:bottom w:w="80" w:type="dxa"/>
+              <w:right w:w="100" w:type="dxa"/>
+            </w:tcMar>
+            <w:vAlign w:val="center"/>
+          </w:tcPr>
+          <w:p>
+            <w:pPr>
+              <w:jc w:val="right"/>
+            </w:pPr>
+            <w:r>
+              <w:rPr>
+                <w:rFonts w:ascii="Tahoma" w:eastAsia="Tahoma" w:hAnsi="Tahoma" w:cs="Tahoma"/>
+                <w:sz w:val="19"/>
+                <w:szCs w:val="19"/>
+                <w:rtl/>
+              </w:rPr>
+              <w:t>١١ ص</w:t>
+            </w:r>
+          </w:p>
+        </w:tc>
+        <w:tc>
+          <w:tcPr>
+            <w:tcW w:w="1600" w:type="dxa"/>
+            <w:tcBorders>
+              <w:top w:val="single" w:sz="4" w:space="0" w:color="999999"/>
+              <w:left w:val="single" w:sz="4" w:space="0" w:color="999999"/>
+              <w:bottom w:val="single" w:sz="4" w:space="0" w:color="999999"/>
+              <w:right w:val="single" w:sz="4" w:space="0" w:color="999999"/>
+            </w:tcBorders>
+            <w:shd w:val="clear" w:color="auto" w:fill="E8F0FE"/>
+            <w:tcMar>
+              <w:top w:w="80" w:type="dxa"/>
+              <w:left w:w="100" w:type="dxa"/>
+              <w:bottom w:w="80" w:type="dxa"/>
+              <w:right w:w="100" w:type="dxa"/>
+            </w:tcMar>
+            <w:vAlign w:val="center"/>
+          </w:tcPr>
+          <w:p>
+            <w:pPr>
+              <w:jc w:val="right"/>
+            </w:pPr>
+            <w:r>
+              <w:rPr>
+                <w:rFonts w:ascii="Tahoma" w:eastAsia="Tahoma" w:hAnsi="Tahoma" w:cs="Tahoma"/>
+                <w:sz w:val="19"/>
+                <w:szCs w:val="19"/>
+                <w:rtl/>
+              </w:rPr>
+              <w:t>الدوام</w:t>
+            </w:r>
+          </w:p>
+        </w:tc>
+        <w:tc>
+          <w:tcPr>
+            <w:tcW w:w="4200" w:type="dxa"/>
+            <w:tcBorders>
+              <w:top w:val="single" w:sz="4" w:space="0" w:color="999999"/>
+              <w:left w:val="single" w:sz="4" w:space="0" w:color="999999"/>
+              <w:bottom w:val="single" w:sz="4" w:space="0" w:color="999999"/>
+              <w:right w:val="single" w:sz="4" w:space="0" w:color="999999"/>
+            </w:tcBorders>
+            <w:shd w:val="clear" w:color="auto" w:fill="E8F0FE"/>
+            <w:tcMar>
+              <w:top w:w="80" w:type="dxa"/>
+              <w:left w:w="100" w:type="dxa"/>
+              <w:bottom w:w="80" w:type="dxa"/>
+              <w:right w:w="100" w:type="dxa"/>
+            </w:tcMar>
+            <w:vAlign w:val="center"/>
+          </w:tcPr>
+          <w:p>
+            <w:pPr>
+              <w:jc w:val="right"/>
+            </w:pPr>
+            <w:r>
+              <w:rPr>
+                <w:rFonts w:ascii="Tahoma" w:eastAsia="Tahoma" w:hAnsi="Tahoma" w:cs="Tahoma"/>
+                <w:sz w:val="19"/>
+                <w:szCs w:val="19"/>
+                <w:rtl/>
+              </w:rPr>
+              <w:t>اجتماع مع إدارة المخاطر</w:t>
+            </w:r>
+          </w:p>
+        </w:tc>
+        <w:tc>
+          <w:tcPr>
+            <w:tcW w:w="1400" w:type="dxa"/>
+            <w:tcBorders>
+              <w:top w:val="single" w:sz="4" w:space="0" w:color="999999"/>
+              <w:left w:val="single" w:sz="4" w:space="0" w:color="999999"/>
+              <w:bottom w:val="single" w:sz="4" w:space="0" w:color="999999"/>
+              <w:right w:val="single" w:sz="4" w:space="0" w:color="999999"/>
+            </w:tcBorders>
+            <w:shd w:val="clear" w:color="auto" w:fill="E8F0FE"/>
+            <w:tcMar>
+              <w:top w:w="80" w:type="dxa"/>
+              <w:left w:w="100" w:type="dxa"/>
+              <w:bottom w:w="80" w:type="dxa"/>
+              <w:right w:w="100" w:type="dxa"/>
+            </w:tcMar>
+            <w:vAlign w:val="center"/>
+          </w:tcPr>
+          <w:p>
+            <w:pPr>
+              <w:jc w:val="right"/>
+            </w:pPr>
+            <w:r>
+              <w:rPr>
+                <w:rFonts w:ascii="Tahoma" w:eastAsia="Tahoma" w:hAnsi="Tahoma" w:cs="Tahoma"/>
+                <w:sz w:val="19"/>
+                <w:szCs w:val="19"/>
+                <w:rtl/>
+              </w:rPr>
+              <w:t>—</w:t>
+            </w:r>
+          </w:p>
+        </w:tc>
+        <w:tc>
+          <w:tcPr>
+            <w:tcW w:w="3400" w:type="dxa"/>
+            <w:tcBorders>
+              <w:top w:val="single" w:sz="4" w:space="0" w:color="999999"/>
+              <w:left w:val="single" w:sz="4" w:space="0" w:color="999999"/>
+              <w:bottom w:val="single" w:sz="4" w:space="0" w:color="999999"/>
+              <w:right w:val="single" w:sz="4" w:space="0" w:color="999999"/>
+            </w:tcBorders>
+            <w:shd w:val="clear" w:color="auto" w:fill="E8F0FE"/>
+            <w:tcMar>
+              <w:top w:w="80" w:type="dxa"/>
+              <w:left w:w="100" w:type="dxa"/>
+              <w:bottom w:w="80" w:type="dxa"/>
+              <w:right w:w="100" w:type="dxa"/>
+            </w:tcMar>
+            <w:vAlign w:val="center"/>
+          </w:tcPr>
+          <w:p>
+            <w:pPr>
+              <w:jc w:val="right"/>
+            </w:pPr>
+            <w:r>
+              <w:rPr>
+                <w:rFonts w:ascii="Tahoma" w:eastAsia="Tahoma" w:hAnsi="Tahoma" w:cs="Tahoma"/>
+                <w:sz w:val="19"/>
+                <w:szCs w:val="19"/>
+                <w:rtl/>
+              </w:rPr>
+              <w:t>—</w:t>
+            </w:r>
+          </w:p>
+        </w:tc>
+      </w:tr>
+      <w:tr>
+        <w:tblPrEx>
+          <w:tblCellMar>
+            <w:top w:w="0" w:type="dxa"/>
+            <w:bottom w:w="0" w:type="dxa"/>
+          </w:tblCellMar>
+        </w:tblPrEx>
+        <w:trPr>
+          <w:cantSplit/>
+        </w:trPr>
+        <w:tc>
+          <w:tcPr>
+            <w:tcW w:w="1500" w:type="dxa"/>
+            <w:tcBorders>
+              <w:top w:val="single" w:sz="4" w:space="0" w:color="999999"/>
+              <w:left w:val="single" w:sz="4" w:space="0" w:color="999999"/>
+              <w:bottom w:val="single" w:sz="4" w:space="0" w:color="999999"/>
+              <w:right w:val="single" w:sz="4" w:space="0" w:color="999999"/>
+            </w:tcBorders>
+            <w:shd w:val="clear" w:color="auto" w:fill="E8F0FE"/>
+            <w:tcMar>
+              <w:top w:w="80" w:type="dxa"/>
+              <w:left w:w="100" w:type="dxa"/>
+              <w:bottom w:w="80" w:type="dxa"/>
+              <w:right w:w="100" w:type="dxa"/>
+            </w:tcMar>
+            <w:vAlign w:val="center"/>
+          </w:tcPr>
+          <w:p>
+            <w:pPr>
+              <w:jc w:val="right"/>
+            </w:pPr>
+            <w:r>
+              <w:rPr>
+                <w:rFonts w:ascii="Tahoma" w:eastAsia="Tahoma" w:hAnsi="Tahoma" w:cs="Tahoma"/>
+                <w:b/>
+                <w:bCs/>
+                <w:sz w:val="19"/>
+                <w:szCs w:val="19"/>
+                <w:rtl/>
+              </w:rPr>
+              <w:t>مواعيد الدوام</w:t>
+            </w:r>
+          </w:p>
+        </w:tc>
+        <w:tc>
+          <w:tcPr>
+            <w:tcW w:w="1100" w:type="dxa"/>
+            <w:tcBorders>
+              <w:top w:val="single" w:sz="4" w:space="0" w:color="999999"/>
+              <w:left w:val="single" w:sz="4" w:space="0" w:color="999999"/>
+              <w:bottom w:val="single" w:sz="4" w:space="0" w:color="999999"/>
+              <w:right w:val="single" w:sz="4" w:space="0" w:color="999999"/>
+            </w:tcBorders>
+            <w:shd w:val="clear" w:color="auto" w:fill="E8F0FE"/>
+            <w:tcMar>
+              <w:top w:w="80" w:type="dxa"/>
+              <w:left w:w="100" w:type="dxa"/>
+              <w:bottom w:w="80" w:type="dxa"/>
+              <w:right w:w="100" w:type="dxa"/>
+            </w:tcMar>
+            <w:vAlign w:val="center"/>
+          </w:tcPr>
+          <w:p>
+            <w:pPr>
+              <w:jc w:val="right"/>
+            </w:pPr>
+            <w:r>
+              <w:rPr>
+                <w:rFonts w:ascii="Tahoma" w:eastAsia="Tahoma" w:hAnsi="Tahoma" w:cs="Tahoma"/>
+                <w:sz w:val="19"/>
+                <w:szCs w:val="19"/>
+                <w:rtl/>
+              </w:rPr>
+              <w:t>الأحد</w:t>
+            </w:r>
+          </w:p>
+        </w:tc>
+        <w:tc>
+          <w:tcPr>
+            <w:tcW w:w="1500" w:type="dxa"/>
+            <w:tcBorders>
+              <w:top w:val="single" w:sz="4" w:space="0" w:color="999999"/>
+              <w:left w:val="single" w:sz="4" w:space="0" w:color="999999"/>
+              <w:bottom w:val="single" w:sz="4" w:space="0" w:color="999999"/>
+              <w:right w:val="single" w:sz="4" w:space="0" w:color="999999"/>
+            </w:tcBorders>
+            <w:shd w:val="clear" w:color="auto" w:fill="E8F0FE"/>
+            <w:tcMar>
+              <w:top w:w="80" w:type="dxa"/>
+              <w:left w:w="100" w:type="dxa"/>
+              <w:bottom w:w="80" w:type="dxa"/>
+              <w:right w:w="100" w:type="dxa"/>
+            </w:tcMar>
+            <w:vAlign w:val="center"/>
+          </w:tcPr>
+          <w:p>
+            <w:pPr>
+              <w:jc w:val="right"/>
+            </w:pPr>
+            <w:r>
+              <w:rPr>
+                <w:rFonts w:ascii="Tahoma" w:eastAsia="Tahoma" w:hAnsi="Tahoma" w:cs="Tahoma"/>
+                <w:sz w:val="19"/>
+                <w:szCs w:val="19"/>
+                <w:rtl/>
+              </w:rPr>
+              <w:t>١ م</w:t>
+            </w:r>
+          </w:p>
+        </w:tc>
+        <w:tc>
+          <w:tcPr>
+            <w:tcW w:w="1600" w:type="dxa"/>
+            <w:tcBorders>
+              <w:top w:val="single" w:sz="4" w:space="0" w:color="999999"/>
+              <w:left w:val="single" w:sz="4" w:space="0" w:color="999999"/>
+              <w:bottom w:val="single" w:sz="4" w:space="0" w:color="999999"/>
+              <w:right w:val="single" w:sz="4" w:space="0" w:color="999999"/>
+            </w:tcBorders>
+            <w:shd w:val="clear" w:color="auto" w:fill="E8F0FE"/>
+            <w:tcMar>
+              <w:top w:w="80" w:type="dxa"/>
+              <w:left w:w="100" w:type="dxa"/>
+              <w:bottom w:w="80" w:type="dxa"/>
+              <w:right w:w="100" w:type="dxa"/>
+            </w:tcMar>
+            <w:vAlign w:val="center"/>
+          </w:tcPr>
+          <w:p>
+            <w:pPr>
+              <w:jc w:val="right"/>
+            </w:pPr>
+            <w:r>
+              <w:rPr>
+                <w:rFonts w:ascii="Tahoma" w:eastAsia="Tahoma" w:hAnsi="Tahoma" w:cs="Tahoma"/>
+                <w:sz w:val="19"/>
+                <w:szCs w:val="19"/>
+                <w:rtl/>
+              </w:rPr>
+              <w:t>الدوام</w:t>
+            </w:r>
+          </w:p>
+        </w:tc>
+        <w:tc>
+          <w:tcPr>
+            <w:tcW w:w="4200" w:type="dxa"/>
+            <w:tcBorders>
+              <w:top w:val="single" w:sz="4" w:space="0" w:color="999999"/>
+              <w:left w:val="single" w:sz="4" w:space="0" w:color="999999"/>
+              <w:bottom w:val="single" w:sz="4" w:space="0" w:color="999999"/>
+              <w:right w:val="single" w:sz="4" w:space="0" w:color="999999"/>
+            </w:tcBorders>
+            <w:shd w:val="clear" w:color="auto" w:fill="E8F0FE"/>
+            <w:tcMar>
+              <w:top w:w="80" w:type="dxa"/>
+              <w:left w:w="100" w:type="dxa"/>
+              <w:bottom w:w="80" w:type="dxa"/>
+              <w:right w:w="100" w:type="dxa"/>
+            </w:tcMar>
+            <w:vAlign w:val="center"/>
+          </w:tcPr>
+          <w:p>
+            <w:pPr>
+              <w:jc w:val="right"/>
+            </w:pPr>
+            <w:r>
+              <w:rPr>
+                <w:rFonts w:ascii="Tahoma" w:eastAsia="Tahoma" w:hAnsi="Tahoma" w:cs="Tahoma"/>
+                <w:sz w:val="19"/>
+                <w:szCs w:val="19"/>
+                <w:rtl/>
+              </w:rPr>
+              <w:t>اجتماع الأحد</w:t>
+            </w:r>
+          </w:p>
+        </w:tc>
+        <w:tc>
+          <w:tcPr>
+            <w:tcW w:w="1400" w:type="dxa"/>
+            <w:tcBorders>
+              <w:top w:val="single" w:sz="4" w:space="0" w:color="999999"/>
+              <w:left w:val="single" w:sz="4" w:space="0" w:color="999999"/>
+              <w:bottom w:val="single" w:sz="4" w:space="0" w:color="999999"/>
+              <w:right w:val="single" w:sz="4" w:space="0" w:color="999999"/>
+            </w:tcBorders>
+            <w:shd w:val="clear" w:color="auto" w:fill="E8F0FE"/>
+            <w:tcMar>
+              <w:top w:w="80" w:type="dxa"/>
+              <w:left w:w="100" w:type="dxa"/>
+              <w:bottom w:w="80" w:type="dxa"/>
+              <w:right w:w="100" w:type="dxa"/>
+            </w:tcMar>
+            <w:vAlign w:val="center"/>
+          </w:tcPr>
+          <w:p>
+            <w:pPr>
+              <w:jc w:val="right"/>
+            </w:pPr>
+            <w:r>
+              <w:rPr>
+                <w:rFonts w:ascii="Tahoma" w:eastAsia="Tahoma" w:hAnsi="Tahoma" w:cs="Tahoma"/>
+                <w:sz w:val="19"/>
+                <w:szCs w:val="19"/>
+                <w:rtl/>
+              </w:rPr>
+              <w:t>أسبوعي</w:t>
+            </w:r>
+          </w:p>
+        </w:tc>
+        <w:tc>
+          <w:tcPr>
+            <w:tcW w:w="3400" w:type="dxa"/>
+            <w:tcBorders>
+              <w:top w:val="single" w:sz="4" w:space="0" w:color="999999"/>
+              <w:left w:val="single" w:sz="4" w:space="0" w:color="999999"/>
+              <w:bottom w:val="single" w:sz="4" w:space="0" w:color="999999"/>
+              <w:right w:val="single" w:sz="4" w:space="0" w:color="999999"/>
+            </w:tcBorders>
+            <w:shd w:val="clear" w:color="auto" w:fill="E8F0FE"/>
+            <w:tcMar>
+              <w:top w:w="80" w:type="dxa"/>
+              <w:left w:w="100" w:type="dxa"/>
+              <w:bottom w:w="80" w:type="dxa"/>
+              <w:right w:w="100" w:type="dxa"/>
+            </w:tcMar>
+            <w:vAlign w:val="center"/>
+          </w:tcPr>
+          <w:p>
+            <w:pPr>
+              <w:jc w:val="right"/>
+            </w:pPr>
+            <w:r>
+              <w:rPr>
+                <w:rFonts w:ascii="Tahoma" w:eastAsia="Tahoma" w:hAnsi="Tahoma" w:cs="Tahoma"/>
+                <w:sz w:val="19"/>
+                <w:szCs w:val="19"/>
+                <w:rtl/>
+              </w:rPr>
+              <w:t>—</w:t>
+            </w:r>
+          </w:p>
+        </w:tc>
+      </w:tr>
+      <w:tr>
+        <w:tblPrEx>
+          <w:tblCellMar>
+            <w:top w:w="0" w:type="dxa"/>
+            <w:bottom w:w="0" w:type="dxa"/>
+          </w:tblCellMar>
+        </w:tblPrEx>
+        <w:trPr>
+          <w:cantSplit/>
+        </w:trPr>
+        <w:tc>
+          <w:tcPr>
+            <w:tcW w:w="1500" w:type="dxa"/>
+            <w:tcBorders>
+              <w:top w:val="single" w:sz="4" w:space="0" w:color="999999"/>
+              <w:left w:val="single" w:sz="4" w:space="0" w:color="999999"/>
+              <w:bottom w:val="single" w:sz="4" w:space="0" w:color="999999"/>
+              <w:right w:val="single" w:sz="4" w:space="0" w:color="999999"/>
+            </w:tcBorders>
+            <w:shd w:val="clear" w:color="auto" w:fill="E8F0FE"/>
+            <w:tcMar>
+              <w:top w:w="80" w:type="dxa"/>
+              <w:left w:w="100" w:type="dxa"/>
+              <w:bottom w:w="80" w:type="dxa"/>
+              <w:right w:w="100" w:type="dxa"/>
+            </w:tcMar>
+            <w:vAlign w:val="center"/>
+          </w:tcPr>
+          <w:p>
+            <w:pPr>
+              <w:jc w:val="right"/>
+            </w:pPr>
+            <w:r>
+              <w:rPr>
+                <w:rFonts w:ascii="Tahoma" w:eastAsia="Tahoma" w:hAnsi="Tahoma" w:cs="Tahoma"/>
+                <w:b/>
+                <w:bCs/>
+                <w:sz w:val="19"/>
+                <w:szCs w:val="19"/>
+                <w:rtl/>
+              </w:rPr>
+              <w:t>مواعيد الدوام</w:t>
+            </w:r>
+          </w:p>
+        </w:tc>
+        <w:tc>
+          <w:tcPr>
+            <w:tcW w:w="1100" w:type="dxa"/>
+            <w:tcBorders>
+              <w:top w:val="single" w:sz="4" w:space="0" w:color="999999"/>
+              <w:left w:val="single" w:sz="4" w:space="0" w:color="999999"/>
+              <w:bottom w:val="single" w:sz="4" w:space="0" w:color="999999"/>
+              <w:right w:val="single" w:sz="4" w:space="0" w:color="999999"/>
+            </w:tcBorders>
+            <w:shd w:val="clear" w:color="auto" w:fill="E8F0FE"/>
+            <w:tcMar>
+              <w:top w:w="80" w:type="dxa"/>
+              <w:left w:w="100" w:type="dxa"/>
+              <w:bottom w:w="80" w:type="dxa"/>
+              <w:right w:w="100" w:type="dxa"/>
+            </w:tcMar>
+            <w:vAlign w:val="center"/>
+          </w:tcPr>
+          <w:p>
+            <w:pPr>
+              <w:jc w:val="right"/>
+            </w:pPr>
+            <w:r>
+              <w:rPr>
+                <w:rFonts w:ascii="Tahoma" w:eastAsia="Tahoma" w:hAnsi="Tahoma" w:cs="Tahoma"/>
+                <w:sz w:val="19"/>
+                <w:szCs w:val="19"/>
+                <w:rtl/>
+              </w:rPr>
+              <w:t>الأحد</w:t>
+            </w:r>
+          </w:p>
+        </w:tc>
+        <w:tc>
+          <w:tcPr>
+            <w:tcW w:w="1500" w:type="dxa"/>
+            <w:tcBorders>
+              <w:top w:val="single" w:sz="4" w:space="0" w:color="999999"/>
+              <w:left w:val="single" w:sz="4" w:space="0" w:color="999999"/>
+              <w:bottom w:val="single" w:sz="4" w:space="0" w:color="999999"/>
+              <w:right w:val="single" w:sz="4" w:space="0" w:color="999999"/>
+            </w:tcBorders>
+            <w:shd w:val="clear" w:color="auto" w:fill="E8F0FE"/>
+            <w:tcMar>
+              <w:top w:w="80" w:type="dxa"/>
+              <w:left w:w="100" w:type="dxa"/>
+              <w:bottom w:w="80" w:type="dxa"/>
+              <w:right w:w="100" w:type="dxa"/>
+            </w:tcMar>
+            <w:vAlign w:val="center"/>
+          </w:tcPr>
+          <w:p>
+            <w:pPr>
+              <w:jc w:val="right"/>
+            </w:pPr>
+            <w:r>
+              <w:rPr>
+                <w:rFonts w:ascii="Tahoma" w:eastAsia="Tahoma" w:hAnsi="Tahoma" w:cs="Tahoma"/>
+                <w:sz w:val="19"/>
+                <w:szCs w:val="19"/>
+                <w:rtl/>
+              </w:rPr>
+              <w:t>غير محدد بالملف</w:t>
+            </w:r>
+          </w:p>
+        </w:tc>
+        <w:tc>
+          <w:tcPr>
+            <w:tcW w:w="1600" w:type="dxa"/>
+            <w:tcBorders>
+              <w:top w:val="single" w:sz="4" w:space="0" w:color="999999"/>
+              <w:left w:val="single" w:sz="4" w:space="0" w:color="999999"/>
+              <w:bottom w:val="single" w:sz="4" w:space="0" w:color="999999"/>
+              <w:right w:val="single" w:sz="4" w:space="0" w:color="999999"/>
+            </w:tcBorders>
+            <w:shd w:val="clear" w:color="auto" w:fill="E8F0FE"/>
+            <w:tcMar>
+              <w:top w:w="80" w:type="dxa"/>
+              <w:left w:w="100" w:type="dxa"/>
+              <w:bottom w:w="80" w:type="dxa"/>
+              <w:right w:w="100" w:type="dxa"/>
+            </w:tcMar>
+            <w:vAlign w:val="center"/>
+          </w:tcPr>
+          <w:p>
+            <w:pPr>
+              <w:jc w:val="right"/>
+            </w:pPr>
+            <w:r>
+              <w:rPr>
+                <w:rFonts w:ascii="Tahoma" w:eastAsia="Tahoma" w:hAnsi="Tahoma" w:cs="Tahoma"/>
+                <w:sz w:val="19"/>
+                <w:szCs w:val="19"/>
+                <w:rtl/>
+              </w:rPr>
+              <w:t>الدوام</w:t>
+            </w:r>
+          </w:p>
+        </w:tc>
+        <w:tc>
+          <w:tcPr>
+            <w:tcW w:w="4200" w:type="dxa"/>
+            <w:tcBorders>
+              <w:top w:val="single" w:sz="4" w:space="0" w:color="999999"/>
+              <w:left w:val="single" w:sz="4" w:space="0" w:color="999999"/>
+              <w:bottom w:val="single" w:sz="4" w:space="0" w:color="999999"/>
+              <w:right w:val="single" w:sz="4" w:space="0" w:color="999999"/>
+            </w:tcBorders>
+            <w:shd w:val="clear" w:color="auto" w:fill="E8F0FE"/>
+            <w:tcMar>
+              <w:top w:w="80" w:type="dxa"/>
+              <w:left w:w="100" w:type="dxa"/>
+              <w:bottom w:w="80" w:type="dxa"/>
+              <w:right w:w="100" w:type="dxa"/>
+            </w:tcMar>
+            <w:vAlign w:val="center"/>
+          </w:tcPr>
+          <w:p>
+            <w:pPr>
+              <w:jc w:val="right"/>
+            </w:pPr>
+            <w:r>
+              <w:rPr>
+                <w:rFonts w:ascii="Tahoma" w:eastAsia="Tahoma" w:hAnsi="Tahoma" w:cs="Tahoma"/>
+                <w:sz w:val="19"/>
+                <w:szCs w:val="19"/>
+                <w:rtl/>
+              </w:rPr>
+              <w:t xml:space="preserve">مراجعة التغييرات التي حصلت في </w:t>
+            </w:r>
+            <w:proofErr w:type="spellStart"/>
+            <w:r>
+              <w:rPr>
+                <w:rFonts w:ascii="Tahoma" w:eastAsia="Tahoma" w:hAnsi="Tahoma" w:cs="Tahoma"/>
+                <w:sz w:val="19"/>
+                <w:szCs w:val="19"/>
+                <w:rtl/>
+              </w:rPr>
+              <w:t>الويكند</w:t>
+            </w:r>
+            <w:proofErr w:type="spellEnd"/>
+          </w:p>
+        </w:tc>
+        <w:tc>
+          <w:tcPr>
+            <w:tcW w:w="1400" w:type="dxa"/>
+            <w:tcBorders>
+              <w:top w:val="single" w:sz="4" w:space="0" w:color="999999"/>
+              <w:left w:val="single" w:sz="4" w:space="0" w:color="999999"/>
+              <w:bottom w:val="single" w:sz="4" w:space="0" w:color="999999"/>
+              <w:right w:val="single" w:sz="4" w:space="0" w:color="999999"/>
+            </w:tcBorders>
+            <w:shd w:val="clear" w:color="auto" w:fill="E8F0FE"/>
+            <w:tcMar>
+              <w:top w:w="80" w:type="dxa"/>
+              <w:left w:w="100" w:type="dxa"/>
+              <w:bottom w:w="80" w:type="dxa"/>
+              <w:right w:w="100" w:type="dxa"/>
+            </w:tcMar>
+            <w:vAlign w:val="center"/>
+          </w:tcPr>
+          <w:p>
+            <w:pPr>
+              <w:jc w:val="right"/>
+            </w:pPr>
+            <w:r>
+              <w:rPr>
+                <w:rFonts w:ascii="Tahoma" w:eastAsia="Tahoma" w:hAnsi="Tahoma" w:cs="Tahoma"/>
+                <w:sz w:val="19"/>
+                <w:szCs w:val="19"/>
+                <w:rtl/>
+              </w:rPr>
+              <w:t>—</w:t>
+            </w:r>
+          </w:p>
+        </w:tc>
+        <w:tc>
+          <w:tcPr>
+            <w:tcW w:w="3400" w:type="dxa"/>
+            <w:tcBorders>
+              <w:top w:val="single" w:sz="4" w:space="0" w:color="999999"/>
+              <w:left w:val="single" w:sz="4" w:space="0" w:color="999999"/>
+              <w:bottom w:val="single" w:sz="4" w:space="0" w:color="999999"/>
+              <w:right w:val="single" w:sz="4" w:space="0" w:color="999999"/>
+            </w:tcBorders>
+            <w:shd w:val="clear" w:color="auto" w:fill="E8F0FE"/>
+            <w:tcMar>
+              <w:top w:w="80" w:type="dxa"/>
+              <w:left w:w="100" w:type="dxa"/>
+              <w:bottom w:w="80" w:type="dxa"/>
+              <w:right w:w="100" w:type="dxa"/>
+            </w:tcMar>
+            <w:vAlign w:val="center"/>
+          </w:tcPr>
+          <w:p>
+            <w:pPr>
+              <w:jc w:val="right"/>
+            </w:pPr>
+            <w:r>
+              <w:rPr>
+                <w:rFonts w:ascii="Tahoma" w:eastAsia="Tahoma" w:hAnsi="Tahoma" w:cs="Tahoma"/>
+                <w:sz w:val="19"/>
+                <w:szCs w:val="19"/>
+                <w:rtl/>
+              </w:rPr>
+              <w:t>—</w:t>
+            </w:r>
+          </w:p>
+        </w:tc>
+      </w:tr>
+      <w:tr>
+        <w:tblPrEx>
+          <w:tblCellMar>
+            <w:top w:w="0" w:type="dxa"/>
+            <w:bottom w:w="0" w:type="dxa"/>
+          </w:tblCellMar>
+        </w:tblPrEx>
+        <w:trPr>
+          <w:cantSplit/>
+        </w:trPr>
+        <w:tc>
+          <w:tcPr>
+            <w:tcW w:w="1500" w:type="dxa"/>
+            <w:tcBorders>
+              <w:top w:val="single" w:sz="4" w:space="0" w:color="999999"/>
+              <w:left w:val="single" w:sz="4" w:space="0" w:color="999999"/>
+              <w:bottom w:val="single" w:sz="4" w:space="0" w:color="999999"/>
+              <w:right w:val="single" w:sz="4" w:space="0" w:color="999999"/>
+            </w:tcBorders>
+            <w:shd w:val="clear" w:color="auto" w:fill="E8F0FE"/>
+            <w:tcMar>
+              <w:top w:w="80" w:type="dxa"/>
+              <w:left w:w="100" w:type="dxa"/>
+              <w:bottom w:w="80" w:type="dxa"/>
+              <w:right w:w="100" w:type="dxa"/>
+            </w:tcMar>
+            <w:vAlign w:val="center"/>
+          </w:tcPr>
+          <w:p>
+            <w:pPr>
+              <w:jc w:val="right"/>
+            </w:pPr>
+            <w:r>
+              <w:rPr>
+                <w:rFonts w:ascii="Tahoma" w:eastAsia="Tahoma" w:hAnsi="Tahoma" w:cs="Tahoma"/>
+                <w:b/>
+                <w:bCs/>
+                <w:sz w:val="19"/>
+                <w:szCs w:val="19"/>
+                <w:rtl/>
+              </w:rPr>
+              <w:t>مواعيد الدوام</w:t>
+            </w:r>
+          </w:p>
+        </w:tc>
+        <w:tc>
+          <w:tcPr>
+            <w:tcW w:w="1100" w:type="dxa"/>
+            <w:tcBorders>
+              <w:top w:val="single" w:sz="4" w:space="0" w:color="999999"/>
+              <w:left w:val="single" w:sz="4" w:space="0" w:color="999999"/>
+              <w:bottom w:val="single" w:sz="4" w:space="0" w:color="999999"/>
+              <w:right w:val="single" w:sz="4" w:space="0" w:color="999999"/>
+            </w:tcBorders>
+            <w:shd w:val="clear" w:color="auto" w:fill="E8F0FE"/>
+            <w:tcMar>
+              <w:top w:w="80" w:type="dxa"/>
+              <w:left w:w="100" w:type="dxa"/>
+              <w:bottom w:w="80" w:type="dxa"/>
+              <w:right w:w="100" w:type="dxa"/>
+            </w:tcMar>
+            <w:vAlign w:val="center"/>
+          </w:tcPr>
+          <w:p>
+            <w:pPr>
+              <w:jc w:val="right"/>
+            </w:pPr>
+            <w:r>
+              <w:rPr>
+                <w:rFonts w:ascii="Tahoma" w:eastAsia="Tahoma" w:hAnsi="Tahoma" w:cs="Tahoma"/>
+                <w:sz w:val="19"/>
+                <w:szCs w:val="19"/>
+                <w:rtl/>
+              </w:rPr>
+              <w:t>الاثنين</w:t>
+            </w:r>
+          </w:p>
+        </w:tc>
+        <w:tc>
+          <w:tcPr>
+            <w:tcW w:w="1500" w:type="dxa"/>
+            <w:tcBorders>
+              <w:top w:val="single" w:sz="4" w:space="0" w:color="999999"/>
+              <w:left w:val="single" w:sz="4" w:space="0" w:color="999999"/>
+              <w:bottom w:val="single" w:sz="4" w:space="0" w:color="999999"/>
+              <w:right w:val="single" w:sz="4" w:space="0" w:color="999999"/>
+            </w:tcBorders>
+            <w:shd w:val="clear" w:color="auto" w:fill="E8F0FE"/>
+            <w:tcMar>
+              <w:top w:w="80" w:type="dxa"/>
+              <w:left w:w="100" w:type="dxa"/>
+              <w:bottom w:w="80" w:type="dxa"/>
+              <w:right w:w="100" w:type="dxa"/>
+            </w:tcMar>
+            <w:vAlign w:val="center"/>
+          </w:tcPr>
+          <w:p>
+            <w:pPr>
+              <w:jc w:val="right"/>
+            </w:pPr>
+            <w:r>
+              <w:rPr>
+                <w:rFonts w:ascii="Tahoma" w:eastAsia="Tahoma" w:hAnsi="Tahoma" w:cs="Tahoma"/>
+                <w:sz w:val="19"/>
+                <w:szCs w:val="19"/>
+                <w:rtl/>
+              </w:rPr>
+              <w:t>١٠ ص</w:t>
+            </w:r>
+          </w:p>
+        </w:tc>
+        <w:tc>
+          <w:tcPr>
+            <w:tcW w:w="1600" w:type="dxa"/>
+            <w:tcBorders>
+              <w:top w:val="single" w:sz="4" w:space="0" w:color="999999"/>
+              <w:left w:val="single" w:sz="4" w:space="0" w:color="999999"/>
+              <w:bottom w:val="single" w:sz="4" w:space="0" w:color="999999"/>
+              <w:right w:val="single" w:sz="4" w:space="0" w:color="999999"/>
+            </w:tcBorders>
+            <w:shd w:val="clear" w:color="auto" w:fill="E8F0FE"/>
+            <w:tcMar>
+              <w:top w:w="80" w:type="dxa"/>
+              <w:left w:w="100" w:type="dxa"/>
+              <w:bottom w:w="80" w:type="dxa"/>
+              <w:right w:w="100" w:type="dxa"/>
+            </w:tcMar>
+            <w:vAlign w:val="center"/>
+          </w:tcPr>
+          <w:p>
+            <w:pPr>
+              <w:jc w:val="right"/>
+            </w:pPr>
+            <w:r>
+              <w:rPr>
+                <w:rFonts w:ascii="Tahoma" w:eastAsia="Tahoma" w:hAnsi="Tahoma" w:cs="Tahoma"/>
+                <w:sz w:val="19"/>
+                <w:szCs w:val="19"/>
+                <w:rtl/>
+              </w:rPr>
+              <w:t>الدوام</w:t>
+            </w:r>
+          </w:p>
+        </w:tc>
+        <w:tc>
+          <w:tcPr>
+            <w:tcW w:w="4200" w:type="dxa"/>
+            <w:tcBorders>
+              <w:top w:val="single" w:sz="4" w:space="0" w:color="999999"/>
+              <w:left w:val="single" w:sz="4" w:space="0" w:color="999999"/>
+              <w:bottom w:val="single" w:sz="4" w:space="0" w:color="999999"/>
+              <w:right w:val="single" w:sz="4" w:space="0" w:color="999999"/>
+            </w:tcBorders>
+            <w:shd w:val="clear" w:color="auto" w:fill="E8F0FE"/>
+            <w:tcMar>
+              <w:top w:w="80" w:type="dxa"/>
+              <w:left w:w="100" w:type="dxa"/>
+              <w:bottom w:w="80" w:type="dxa"/>
+              <w:right w:w="100" w:type="dxa"/>
+            </w:tcMar>
+            <w:vAlign w:val="center"/>
+          </w:tcPr>
+          <w:p>
+            <w:pPr>
+              <w:jc w:val="right"/>
+            </w:pPr>
+            <w:r>
+              <w:rPr>
+                <w:rFonts w:ascii="Tahoma" w:eastAsia="Tahoma" w:hAnsi="Tahoma" w:cs="Tahoma"/>
+                <w:sz w:val="19"/>
+                <w:szCs w:val="19"/>
+                <w:rtl/>
+              </w:rPr>
+              <w:t>اجتماع مع إدارة التمويل العقاري</w:t>
+            </w:r>
+          </w:p>
+        </w:tc>
+        <w:tc>
+          <w:tcPr>
+            <w:tcW w:w="1400" w:type="dxa"/>
+            <w:tcBorders>
+              <w:top w:val="single" w:sz="4" w:space="0" w:color="999999"/>
+              <w:left w:val="single" w:sz="4" w:space="0" w:color="999999"/>
+              <w:bottom w:val="single" w:sz="4" w:space="0" w:color="999999"/>
+              <w:right w:val="single" w:sz="4" w:space="0" w:color="999999"/>
+            </w:tcBorders>
+            <w:shd w:val="clear" w:color="auto" w:fill="E8F0FE"/>
+            <w:tcMar>
+              <w:top w:w="80" w:type="dxa"/>
+              <w:left w:w="100" w:type="dxa"/>
+              <w:bottom w:w="80" w:type="dxa"/>
+              <w:right w:w="100" w:type="dxa"/>
+            </w:tcMar>
+            <w:vAlign w:val="center"/>
+          </w:tcPr>
+          <w:p>
+            <w:pPr>
+              <w:jc w:val="right"/>
+            </w:pPr>
+            <w:r>
+              <w:rPr>
+                <w:rFonts w:ascii="Tahoma" w:eastAsia="Tahoma" w:hAnsi="Tahoma" w:cs="Tahoma"/>
+                <w:sz w:val="19"/>
+                <w:szCs w:val="19"/>
+                <w:rtl/>
+              </w:rPr>
+              <w:t>—</w:t>
+            </w:r>
+          </w:p>
+        </w:tc>
+        <w:tc>
+          <w:tcPr>
+            <w:tcW w:w="3400" w:type="dxa"/>
+            <w:tcBorders>
+              <w:top w:val="single" w:sz="4" w:space="0" w:color="999999"/>
+              <w:left w:val="single" w:sz="4" w:space="0" w:color="999999"/>
+              <w:bottom w:val="single" w:sz="4" w:space="0" w:color="999999"/>
+              <w:right w:val="single" w:sz="4" w:space="0" w:color="999999"/>
+            </w:tcBorders>
+            <w:shd w:val="clear" w:color="auto" w:fill="E8F0FE"/>
+            <w:tcMar>
+              <w:top w:w="80" w:type="dxa"/>
+              <w:left w:w="100" w:type="dxa"/>
+              <w:bottom w:w="80" w:type="dxa"/>
+              <w:right w:w="100" w:type="dxa"/>
+            </w:tcMar>
+            <w:vAlign w:val="center"/>
+          </w:tcPr>
+          <w:p>
+            <w:pPr>
+              <w:jc w:val="right"/>
+            </w:pPr>
+            <w:r>
+              <w:rPr>
+                <w:rFonts w:ascii="Tahoma" w:eastAsia="Tahoma" w:hAnsi="Tahoma" w:cs="Tahoma"/>
+                <w:sz w:val="19"/>
+                <w:szCs w:val="19"/>
+                <w:rtl/>
+              </w:rPr>
+              <w:t>—</w:t>
+            </w:r>
+          </w:p>
+        </w:tc>
+      </w:tr>
+      <w:tr>
+        <w:tblPrEx>
+          <w:tblCellMar>
+            <w:top w:w="0" w:type="dxa"/>
+            <w:bottom w:w="0" w:type="dxa"/>
+          </w:tblCellMar>
+        </w:tblPrEx>
+        <w:trPr>
+          <w:cantSplit/>
+        </w:trPr>
+        <w:tc>
+          <w:tcPr>
+            <w:tcW w:w="1500" w:type="dxa"/>
+            <w:tcBorders>
+              <w:top w:val="single" w:sz="4" w:space="0" w:color="999999"/>
+              <w:left w:val="single" w:sz="4" w:space="0" w:color="999999"/>
+              <w:bottom w:val="single" w:sz="4" w:space="0" w:color="999999"/>
+              <w:right w:val="single" w:sz="4" w:space="0" w:color="999999"/>
+            </w:tcBorders>
+            <w:shd w:val="clear" w:color="auto" w:fill="E8F0FE"/>
+            <w:tcMar>
+              <w:top w:w="80" w:type="dxa"/>
+              <w:left w:w="100" w:type="dxa"/>
+              <w:bottom w:w="80" w:type="dxa"/>
+              <w:right w:w="100" w:type="dxa"/>
+            </w:tcMar>
+            <w:vAlign w:val="center"/>
+          </w:tcPr>
+          <w:p>
+            <w:pPr>
+              <w:jc w:val="right"/>
+            </w:pPr>
+            <w:r>
+              <w:rPr>
+                <w:rFonts w:ascii="Tahoma" w:eastAsia="Tahoma" w:hAnsi="Tahoma" w:cs="Tahoma"/>
+                <w:b/>
+                <w:bCs/>
+                <w:sz w:val="19"/>
+                <w:szCs w:val="19"/>
+                <w:rtl/>
+              </w:rPr>
+              <w:t>مواعيد الدوام</w:t>
+            </w:r>
+          </w:p>
+        </w:tc>
+        <w:tc>
+          <w:tcPr>
+            <w:tcW w:w="1100" w:type="dxa"/>
+            <w:tcBorders>
+              <w:top w:val="single" w:sz="4" w:space="0" w:color="999999"/>
+              <w:left w:val="single" w:sz="4" w:space="0" w:color="999999"/>
+              <w:bottom w:val="single" w:sz="4" w:space="0" w:color="999999"/>
+              <w:right w:val="single" w:sz="4" w:space="0" w:color="999999"/>
+            </w:tcBorders>
+            <w:shd w:val="clear" w:color="auto" w:fill="E8F0FE"/>
+            <w:tcMar>
+              <w:top w:w="80" w:type="dxa"/>
+              <w:left w:w="100" w:type="dxa"/>
+              <w:bottom w:w="80" w:type="dxa"/>
+              <w:right w:w="100" w:type="dxa"/>
+            </w:tcMar>
+            <w:vAlign w:val="center"/>
+          </w:tcPr>
+          <w:p>
+            <w:pPr>
+              <w:jc w:val="right"/>
+            </w:pPr>
+            <w:r>
+              <w:rPr>
+                <w:rFonts w:ascii="Tahoma" w:eastAsia="Tahoma" w:hAnsi="Tahoma" w:cs="Tahoma"/>
+                <w:sz w:val="19"/>
+                <w:szCs w:val="19"/>
+                <w:rtl/>
+              </w:rPr>
+              <w:t>الاثنين</w:t>
+            </w:r>
+          </w:p>
+        </w:tc>
+        <w:tc>
+          <w:tcPr>
+            <w:tcW w:w="1500" w:type="dxa"/>
+            <w:tcBorders>
+              <w:top w:val="single" w:sz="4" w:space="0" w:color="999999"/>
+              <w:left w:val="single" w:sz="4" w:space="0" w:color="999999"/>
+              <w:bottom w:val="single" w:sz="4" w:space="0" w:color="999999"/>
+              <w:right w:val="single" w:sz="4" w:space="0" w:color="999999"/>
+            </w:tcBorders>
+            <w:shd w:val="clear" w:color="auto" w:fill="E8F0FE"/>
+            <w:tcMar>
+              <w:top w:w="80" w:type="dxa"/>
+              <w:left w:w="100" w:type="dxa"/>
+              <w:bottom w:w="80" w:type="dxa"/>
+              <w:right w:w="100" w:type="dxa"/>
+            </w:tcMar>
+            <w:vAlign w:val="center"/>
+          </w:tcPr>
+          <w:p>
+            <w:pPr>
+              <w:jc w:val="right"/>
+            </w:pPr>
+            <w:r>
+              <w:rPr>
+                <w:rFonts w:ascii="Tahoma" w:eastAsia="Tahoma" w:hAnsi="Tahoma" w:cs="Tahoma"/>
+                <w:sz w:val="19"/>
+                <w:szCs w:val="19"/>
+                <w:rtl/>
+              </w:rPr>
+              <w:t>١ م</w:t>
+            </w:r>
+          </w:p>
+        </w:tc>
+        <w:tc>
+          <w:tcPr>
+            <w:tcW w:w="1600" w:type="dxa"/>
+            <w:tcBorders>
+              <w:top w:val="single" w:sz="4" w:space="0" w:color="999999"/>
+              <w:left w:val="single" w:sz="4" w:space="0" w:color="999999"/>
+              <w:bottom w:val="single" w:sz="4" w:space="0" w:color="999999"/>
+              <w:right w:val="single" w:sz="4" w:space="0" w:color="999999"/>
+            </w:tcBorders>
+            <w:shd w:val="clear" w:color="auto" w:fill="E8F0FE"/>
+            <w:tcMar>
+              <w:top w:w="80" w:type="dxa"/>
+              <w:left w:w="100" w:type="dxa"/>
+              <w:bottom w:w="80" w:type="dxa"/>
+              <w:right w:w="100" w:type="dxa"/>
+            </w:tcMar>
+            <w:vAlign w:val="center"/>
+          </w:tcPr>
+          <w:p>
+            <w:pPr>
+              <w:jc w:val="right"/>
+            </w:pPr>
+            <w:r>
+              <w:rPr>
+                <w:rFonts w:ascii="Tahoma" w:eastAsia="Tahoma" w:hAnsi="Tahoma" w:cs="Tahoma"/>
+                <w:sz w:val="19"/>
+                <w:szCs w:val="19"/>
+                <w:rtl/>
+              </w:rPr>
+              <w:t>الدوام</w:t>
+            </w:r>
+          </w:p>
+        </w:tc>
+        <w:tc>
+          <w:tcPr>
+            <w:tcW w:w="4200" w:type="dxa"/>
+            <w:tcBorders>
+              <w:top w:val="single" w:sz="4" w:space="0" w:color="999999"/>
+              <w:left w:val="single" w:sz="4" w:space="0" w:color="999999"/>
+              <w:bottom w:val="single" w:sz="4" w:space="0" w:color="999999"/>
+              <w:right w:val="single" w:sz="4" w:space="0" w:color="999999"/>
+            </w:tcBorders>
+            <w:shd w:val="clear" w:color="auto" w:fill="E8F0FE"/>
+            <w:tcMar>
+              <w:top w:w="80" w:type="dxa"/>
+              <w:left w:w="100" w:type="dxa"/>
+              <w:bottom w:w="80" w:type="dxa"/>
+              <w:right w:w="100" w:type="dxa"/>
+            </w:tcMar>
+            <w:vAlign w:val="center"/>
+          </w:tcPr>
+          <w:p>
+            <w:pPr>
+              <w:jc w:val="right"/>
+            </w:pPr>
+            <w:r>
+              <w:rPr>
+                <w:rFonts w:ascii="Tahoma" w:eastAsia="Tahoma" w:hAnsi="Tahoma" w:cs="Tahoma"/>
+                <w:sz w:val="19"/>
+                <w:szCs w:val="19"/>
+                <w:rtl/>
+              </w:rPr>
+              <w:t>اجتماع مع التيم</w:t>
+            </w:r>
+          </w:p>
+        </w:tc>
+        <w:tc>
+          <w:tcPr>
+            <w:tcW w:w="1400" w:type="dxa"/>
+            <w:tcBorders>
+              <w:top w:val="single" w:sz="4" w:space="0" w:color="999999"/>
+              <w:left w:val="single" w:sz="4" w:space="0" w:color="999999"/>
+              <w:bottom w:val="single" w:sz="4" w:space="0" w:color="999999"/>
+              <w:right w:val="single" w:sz="4" w:space="0" w:color="999999"/>
+            </w:tcBorders>
+            <w:shd w:val="clear" w:color="auto" w:fill="E8F0FE"/>
+            <w:tcMar>
+              <w:top w:w="80" w:type="dxa"/>
+              <w:left w:w="100" w:type="dxa"/>
+              <w:bottom w:w="80" w:type="dxa"/>
+              <w:right w:w="100" w:type="dxa"/>
+            </w:tcMar>
+            <w:vAlign w:val="center"/>
+          </w:tcPr>
+          <w:p>
+            <w:pPr>
+              <w:jc w:val="right"/>
+            </w:pPr>
+            <w:r>
+              <w:rPr>
+                <w:rFonts w:ascii="Tahoma" w:eastAsia="Tahoma" w:hAnsi="Tahoma" w:cs="Tahoma"/>
+                <w:sz w:val="19"/>
+                <w:szCs w:val="19"/>
+                <w:rtl/>
+              </w:rPr>
+              <w:t>أسبوعي</w:t>
+            </w:r>
+          </w:p>
+        </w:tc>
+        <w:tc>
+          <w:tcPr>
+            <w:tcW w:w="3400" w:type="dxa"/>
+            <w:tcBorders>
+              <w:top w:val="single" w:sz="4" w:space="0" w:color="999999"/>
+              <w:left w:val="single" w:sz="4" w:space="0" w:color="999999"/>
+              <w:bottom w:val="single" w:sz="4" w:space="0" w:color="999999"/>
+              <w:right w:val="single" w:sz="4" w:space="0" w:color="999999"/>
+            </w:tcBorders>
+            <w:shd w:val="clear" w:color="auto" w:fill="E8F0FE"/>
+            <w:tcMar>
+              <w:top w:w="80" w:type="dxa"/>
+              <w:left w:w="100" w:type="dxa"/>
+              <w:bottom w:w="80" w:type="dxa"/>
+              <w:right w:w="100" w:type="dxa"/>
+            </w:tcMar>
+            <w:vAlign w:val="center"/>
+          </w:tcPr>
+          <w:p>
+            <w:pPr>
+              <w:jc w:val="right"/>
+            </w:pPr>
+            <w:r>
+              <w:rPr>
+                <w:rFonts w:ascii="Tahoma" w:eastAsia="Tahoma" w:hAnsi="Tahoma" w:cs="Tahoma"/>
+                <w:sz w:val="19"/>
+                <w:szCs w:val="19"/>
+                <w:rtl/>
+              </w:rPr>
+              <w:t>—</w:t>
+            </w:r>
+          </w:p>
+        </w:tc>
+      </w:tr>
+      <w:tr>
+        <w:tblPrEx>
+          <w:tblCellMar>
+            <w:top w:w="0" w:type="dxa"/>
+            <w:bottom w:w="0" w:type="dxa"/>
+          </w:tblCellMar>
+        </w:tblPrEx>
+        <w:trPr>
+          <w:cantSplit/>
+        </w:trPr>
+        <w:tc>
+          <w:tcPr>
+            <w:tcW w:w="1500" w:type="dxa"/>
+            <w:tcBorders>
+              <w:top w:val="single" w:sz="4" w:space="0" w:color="999999"/>
+              <w:left w:val="single" w:sz="4" w:space="0" w:color="999999"/>
+              <w:bottom w:val="single" w:sz="4" w:space="0" w:color="999999"/>
+              <w:right w:val="single" w:sz="4" w:space="0" w:color="999999"/>
+            </w:tcBorders>
+            <w:shd w:val="clear" w:color="auto" w:fill="E8F0FE"/>
+            <w:tcMar>
+              <w:top w:w="80" w:type="dxa"/>
+              <w:left w:w="100" w:type="dxa"/>
+              <w:bottom w:w="80" w:type="dxa"/>
+              <w:right w:w="100" w:type="dxa"/>
+            </w:tcMar>
+            <w:vAlign w:val="center"/>
+          </w:tcPr>
+          <w:p>
+            <w:pPr>
+              <w:jc w:val="right"/>
+            </w:pPr>
+            <w:r>
+              <w:rPr>
+                <w:rFonts w:ascii="Tahoma" w:eastAsia="Tahoma" w:hAnsi="Tahoma" w:cs="Tahoma"/>
+                <w:b/>
+                <w:bCs/>
+                <w:sz w:val="19"/>
+                <w:szCs w:val="19"/>
+                <w:rtl/>
+              </w:rPr>
+              <w:t>مواعيد الدوام</w:t>
+            </w:r>
+          </w:p>
+        </w:tc>
+        <w:tc>
+          <w:tcPr>
+            <w:tcW w:w="1100" w:type="dxa"/>
+            <w:tcBorders>
+              <w:top w:val="single" w:sz="4" w:space="0" w:color="999999"/>
+              <w:left w:val="single" w:sz="4" w:space="0" w:color="999999"/>
+              <w:bottom w:val="single" w:sz="4" w:space="0" w:color="999999"/>
+              <w:right w:val="single" w:sz="4" w:space="0" w:color="999999"/>
+            </w:tcBorders>
+            <w:shd w:val="clear" w:color="auto" w:fill="E8F0FE"/>
+            <w:tcMar>
+              <w:top w:w="80" w:type="dxa"/>
+              <w:left w:w="100" w:type="dxa"/>
+              <w:bottom w:w="80" w:type="dxa"/>
+              <w:right w:w="100" w:type="dxa"/>
+            </w:tcMar>
+            <w:vAlign w:val="center"/>
+          </w:tcPr>
+          <w:p>
+            <w:pPr>
+              <w:jc w:val="right"/>
+            </w:pPr>
+            <w:r>
+              <w:rPr>
+                <w:rFonts w:ascii="Tahoma" w:eastAsia="Tahoma" w:hAnsi="Tahoma" w:cs="Tahoma"/>
+                <w:sz w:val="19"/>
+                <w:szCs w:val="19"/>
+                <w:rtl/>
+              </w:rPr>
+              <w:t>الثلاثاء</w:t>
+            </w:r>
+          </w:p>
+        </w:tc>
+        <w:tc>
+          <w:tcPr>
+            <w:tcW w:w="1500" w:type="dxa"/>
+            <w:tcBorders>
+              <w:top w:val="single" w:sz="4" w:space="0" w:color="999999"/>
+              <w:left w:val="single" w:sz="4" w:space="0" w:color="999999"/>
+              <w:bottom w:val="single" w:sz="4" w:space="0" w:color="999999"/>
+              <w:right w:val="single" w:sz="4" w:space="0" w:color="999999"/>
+            </w:tcBorders>
+            <w:shd w:val="clear" w:color="auto" w:fill="E8F0FE"/>
+            <w:tcMar>
+              <w:top w:w="80" w:type="dxa"/>
+              <w:left w:w="100" w:type="dxa"/>
+              <w:bottom w:w="80" w:type="dxa"/>
+              <w:right w:w="100" w:type="dxa"/>
+            </w:tcMar>
+            <w:vAlign w:val="center"/>
+          </w:tcPr>
+          <w:p>
+            <w:pPr>
+              <w:jc w:val="right"/>
+            </w:pPr>
+            <w:r>
+              <w:rPr>
+                <w:rFonts w:ascii="Tahoma" w:eastAsia="Tahoma" w:hAnsi="Tahoma" w:cs="Tahoma"/>
+                <w:sz w:val="19"/>
+                <w:szCs w:val="19"/>
+                <w:rtl/>
+              </w:rPr>
+              <w:t>٨ ص</w:t>
+            </w:r>
+          </w:p>
+        </w:tc>
+        <w:tc>
+          <w:tcPr>
+            <w:tcW w:w="1600" w:type="dxa"/>
+            <w:tcBorders>
+              <w:top w:val="single" w:sz="4" w:space="0" w:color="999999"/>
+              <w:left w:val="single" w:sz="4" w:space="0" w:color="999999"/>
+              <w:bottom w:val="single" w:sz="4" w:space="0" w:color="999999"/>
+              <w:right w:val="single" w:sz="4" w:space="0" w:color="999999"/>
+            </w:tcBorders>
+            <w:shd w:val="clear" w:color="auto" w:fill="E8F0FE"/>
+            <w:tcMar>
+              <w:top w:w="80" w:type="dxa"/>
+              <w:left w:w="100" w:type="dxa"/>
+              <w:bottom w:w="80" w:type="dxa"/>
+              <w:right w:w="100" w:type="dxa"/>
+            </w:tcMar>
+            <w:vAlign w:val="center"/>
+          </w:tcPr>
+          <w:p>
+            <w:pPr>
+              <w:jc w:val="right"/>
+            </w:pPr>
+            <w:r>
+              <w:rPr>
+                <w:rFonts w:ascii="Tahoma" w:eastAsia="Tahoma" w:hAnsi="Tahoma" w:cs="Tahoma"/>
+                <w:sz w:val="19"/>
+                <w:szCs w:val="19"/>
+                <w:rtl/>
+              </w:rPr>
+              <w:t>الدوام</w:t>
+            </w:r>
+          </w:p>
+        </w:tc>
+        <w:tc>
+          <w:tcPr>
+            <w:tcW w:w="4200" w:type="dxa"/>
+            <w:tcBorders>
+              <w:top w:val="single" w:sz="4" w:space="0" w:color="999999"/>
+              <w:left w:val="single" w:sz="4" w:space="0" w:color="999999"/>
+              <w:bottom w:val="single" w:sz="4" w:space="0" w:color="999999"/>
+              <w:right w:val="single" w:sz="4" w:space="0" w:color="999999"/>
+            </w:tcBorders>
+            <w:shd w:val="clear" w:color="auto" w:fill="E8F0FE"/>
+            <w:tcMar>
+              <w:top w:w="80" w:type="dxa"/>
+              <w:left w:w="100" w:type="dxa"/>
+              <w:bottom w:w="80" w:type="dxa"/>
+              <w:right w:w="100" w:type="dxa"/>
+            </w:tcMar>
+            <w:vAlign w:val="center"/>
+          </w:tcPr>
+          <w:p>
+            <w:pPr>
+              <w:jc w:val="right"/>
+            </w:pPr>
+            <w:r>
+              <w:rPr>
+                <w:rFonts w:ascii="Tahoma" w:eastAsia="Tahoma" w:hAnsi="Tahoma" w:cs="Tahoma"/>
+                <w:sz w:val="19"/>
+                <w:szCs w:val="19"/>
+                <w:rtl/>
+              </w:rPr>
+              <w:t>اجتماع مع فريق التطوير</w:t>
+            </w:r>
+          </w:p>
+        </w:tc>
+        <w:tc>
+          <w:tcPr>
+            <w:tcW w:w="1400" w:type="dxa"/>
+            <w:tcBorders>
+              <w:top w:val="single" w:sz="4" w:space="0" w:color="999999"/>
+              <w:left w:val="single" w:sz="4" w:space="0" w:color="999999"/>
+              <w:bottom w:val="single" w:sz="4" w:space="0" w:color="999999"/>
+              <w:right w:val="single" w:sz="4" w:space="0" w:color="999999"/>
+            </w:tcBorders>
+            <w:shd w:val="clear" w:color="auto" w:fill="E8F0FE"/>
+            <w:tcMar>
+              <w:top w:w="80" w:type="dxa"/>
+              <w:left w:w="100" w:type="dxa"/>
+              <w:bottom w:w="80" w:type="dxa"/>
+              <w:right w:w="100" w:type="dxa"/>
+            </w:tcMar>
+            <w:vAlign w:val="center"/>
+          </w:tcPr>
+          <w:p>
+            <w:pPr>
+              <w:jc w:val="right"/>
+            </w:pPr>
+            <w:r>
+              <w:rPr>
+                <w:rFonts w:ascii="Tahoma" w:eastAsia="Tahoma" w:hAnsi="Tahoma" w:cs="Tahoma"/>
+                <w:sz w:val="19"/>
+                <w:szCs w:val="19"/>
+                <w:rtl/>
+              </w:rPr>
+              <w:t>أسبوعي</w:t>
+            </w:r>
+          </w:p>
+        </w:tc>
+        <w:tc>
+          <w:tcPr>
+            <w:tcW w:w="3400" w:type="dxa"/>
+            <w:tcBorders>
+              <w:top w:val="single" w:sz="4" w:space="0" w:color="999999"/>
+              <w:left w:val="single" w:sz="4" w:space="0" w:color="999999"/>
+              <w:bottom w:val="single" w:sz="4" w:space="0" w:color="999999"/>
+              <w:right w:val="single" w:sz="4" w:space="0" w:color="999999"/>
+            </w:tcBorders>
+            <w:shd w:val="clear" w:color="auto" w:fill="E8F0FE"/>
+            <w:tcMar>
+              <w:top w:w="80" w:type="dxa"/>
+              <w:left w:w="100" w:type="dxa"/>
+              <w:bottom w:w="80" w:type="dxa"/>
+              <w:right w:w="100" w:type="dxa"/>
+            </w:tcMar>
+            <w:vAlign w:val="center"/>
+          </w:tcPr>
+          <w:p>
+            <w:pPr>
+              <w:jc w:val="right"/>
+            </w:pPr>
+            <w:r>
+              <w:rPr>
+                <w:rFonts w:ascii="Tahoma" w:eastAsia="Tahoma" w:hAnsi="Tahoma" w:cs="Tahoma"/>
+                <w:b/>
+                <w:bCs/>
+                <w:sz w:val="19"/>
+                <w:szCs w:val="19"/>
+                <w:rtl/>
+              </w:rPr>
+              <w:t>تجهيز ملف المناقشة قبل الاجتماع بساعة (بحلول ٧ ص)</w:t>
+            </w:r>
+          </w:p>
+        </w:tc>
+      </w:tr>
+      <w:tr>
+        <w:tblPrEx>
+          <w:tblCellMar>
+            <w:top w:w="0" w:type="dxa"/>
+            <w:bottom w:w="0" w:type="dxa"/>
+          </w:tblCellMar>
+        </w:tblPrEx>
+        <w:trPr>
+          <w:cantSplit/>
+        </w:trPr>
+        <w:tc>
+          <w:tcPr>
+            <w:tcW w:w="1500" w:type="dxa"/>
+            <w:tcBorders>
+              <w:top w:val="single" w:sz="4" w:space="0" w:color="999999"/>
+              <w:left w:val="single" w:sz="4" w:space="0" w:color="999999"/>
+              <w:bottom w:val="single" w:sz="4" w:space="0" w:color="999999"/>
+              <w:right w:val="single" w:sz="4" w:space="0" w:color="999999"/>
+            </w:tcBorders>
+            <w:shd w:val="clear" w:color="auto" w:fill="E8F0FE"/>
+            <w:tcMar>
+              <w:top w:w="80" w:type="dxa"/>
+              <w:left w:w="100" w:type="dxa"/>
+              <w:bottom w:w="80" w:type="dxa"/>
+              <w:right w:w="100" w:type="dxa"/>
+            </w:tcMar>
+            <w:vAlign w:val="center"/>
+          </w:tcPr>
+          <w:p>
+            <w:pPr>
+              <w:jc w:val="right"/>
+            </w:pPr>
+            <w:r>
+              <w:rPr>
+                <w:rFonts w:ascii="Tahoma" w:eastAsia="Tahoma" w:hAnsi="Tahoma" w:cs="Tahoma"/>
+                <w:b/>
+                <w:bCs/>
+                <w:sz w:val="19"/>
+                <w:szCs w:val="19"/>
+                <w:rtl/>
+              </w:rPr>
+              <w:t>مواعيد الدوام</w:t>
+            </w:r>
+          </w:p>
+        </w:tc>
+        <w:tc>
+          <w:tcPr>
+            <w:tcW w:w="1100" w:type="dxa"/>
+            <w:tcBorders>
+              <w:top w:val="single" w:sz="4" w:space="0" w:color="999999"/>
+              <w:left w:val="single" w:sz="4" w:space="0" w:color="999999"/>
+              <w:bottom w:val="single" w:sz="4" w:space="0" w:color="999999"/>
+              <w:right w:val="single" w:sz="4" w:space="0" w:color="999999"/>
+            </w:tcBorders>
+            <w:shd w:val="clear" w:color="auto" w:fill="E8F0FE"/>
+            <w:tcMar>
+              <w:top w:w="80" w:type="dxa"/>
+              <w:left w:w="100" w:type="dxa"/>
+              <w:bottom w:w="80" w:type="dxa"/>
+              <w:right w:w="100" w:type="dxa"/>
+            </w:tcMar>
+            <w:vAlign w:val="center"/>
+          </w:tcPr>
+          <w:p>
+            <w:pPr>
+              <w:jc w:val="right"/>
+            </w:pPr>
+            <w:r>
+              <w:rPr>
+                <w:rFonts w:ascii="Tahoma" w:eastAsia="Tahoma" w:hAnsi="Tahoma" w:cs="Tahoma"/>
+                <w:sz w:val="19"/>
+                <w:szCs w:val="19"/>
+                <w:rtl/>
+              </w:rPr>
+              <w:t>الأربعاء</w:t>
+            </w:r>
+          </w:p>
+        </w:tc>
+        <w:tc>
+          <w:tcPr>
+            <w:tcW w:w="1500" w:type="dxa"/>
+            <w:tcBorders>
+              <w:top w:val="single" w:sz="4" w:space="0" w:color="999999"/>
+              <w:left w:val="single" w:sz="4" w:space="0" w:color="999999"/>
+              <w:bottom w:val="single" w:sz="4" w:space="0" w:color="999999"/>
+              <w:right w:val="single" w:sz="4" w:space="0" w:color="999999"/>
+            </w:tcBorders>
+            <w:shd w:val="clear" w:color="auto" w:fill="E8F0FE"/>
+            <w:tcMar>
+              <w:top w:w="80" w:type="dxa"/>
+              <w:left w:w="100" w:type="dxa"/>
+              <w:bottom w:w="80" w:type="dxa"/>
+              <w:right w:w="100" w:type="dxa"/>
+            </w:tcMar>
+            <w:vAlign w:val="center"/>
+          </w:tcPr>
+          <w:p>
+            <w:pPr>
+              <w:jc w:val="right"/>
+            </w:pPr>
+            <w:r>
+              <w:rPr>
+                <w:rFonts w:ascii="Tahoma" w:eastAsia="Tahoma" w:hAnsi="Tahoma" w:cs="Tahoma"/>
+                <w:sz w:val="19"/>
+                <w:szCs w:val="19"/>
+                <w:rtl/>
+              </w:rPr>
+              <w:t>١٠ ص</w:t>
+            </w:r>
+          </w:p>
+        </w:tc>
+        <w:tc>
+          <w:tcPr>
+            <w:tcW w:w="1600" w:type="dxa"/>
+            <w:tcBorders>
+              <w:top w:val="single" w:sz="4" w:space="0" w:color="999999"/>
+              <w:left w:val="single" w:sz="4" w:space="0" w:color="999999"/>
+              <w:bottom w:val="single" w:sz="4" w:space="0" w:color="999999"/>
+              <w:right w:val="single" w:sz="4" w:space="0" w:color="999999"/>
+            </w:tcBorders>
+            <w:shd w:val="clear" w:color="auto" w:fill="E8F0FE"/>
+            <w:tcMar>
+              <w:top w:w="80" w:type="dxa"/>
+              <w:left w:w="100" w:type="dxa"/>
+              <w:bottom w:w="80" w:type="dxa"/>
+              <w:right w:w="100" w:type="dxa"/>
+            </w:tcMar>
+            <w:vAlign w:val="center"/>
+          </w:tcPr>
+          <w:p>
+            <w:pPr>
+              <w:jc w:val="right"/>
+            </w:pPr>
+            <w:r>
+              <w:rPr>
+                <w:rFonts w:ascii="Tahoma" w:eastAsia="Tahoma" w:hAnsi="Tahoma" w:cs="Tahoma"/>
+                <w:sz w:val="19"/>
+                <w:szCs w:val="19"/>
+                <w:rtl/>
+              </w:rPr>
+              <w:t>الدوام</w:t>
+            </w:r>
+          </w:p>
+        </w:tc>
+        <w:tc>
+          <w:tcPr>
+            <w:tcW w:w="4200" w:type="dxa"/>
+            <w:tcBorders>
+              <w:top w:val="single" w:sz="4" w:space="0" w:color="999999"/>
+              <w:left w:val="single" w:sz="4" w:space="0" w:color="999999"/>
+              <w:bottom w:val="single" w:sz="4" w:space="0" w:color="999999"/>
+              <w:right w:val="single" w:sz="4" w:space="0" w:color="999999"/>
+            </w:tcBorders>
+            <w:shd w:val="clear" w:color="auto" w:fill="E8F0FE"/>
+            <w:tcMar>
+              <w:top w:w="80" w:type="dxa"/>
+              <w:left w:w="100" w:type="dxa"/>
+              <w:bottom w:w="80" w:type="dxa"/>
+              <w:right w:w="100" w:type="dxa"/>
+            </w:tcMar>
+            <w:vAlign w:val="center"/>
+          </w:tcPr>
+          <w:p>
+            <w:pPr>
+              <w:jc w:val="right"/>
+            </w:pPr>
+            <w:r>
+              <w:rPr>
+                <w:rFonts w:ascii="Tahoma" w:eastAsia="Tahoma" w:hAnsi="Tahoma" w:cs="Tahoma"/>
+                <w:sz w:val="19"/>
+                <w:szCs w:val="19"/>
+                <w:rtl/>
+              </w:rPr>
+              <w:t>اجتماع مع إدارة التغيير</w:t>
+            </w:r>
+          </w:p>
+        </w:tc>
+        <w:tc>
+          <w:tcPr>
+            <w:tcW w:w="1400" w:type="dxa"/>
+            <w:tcBorders>
+              <w:top w:val="single" w:sz="4" w:space="0" w:color="999999"/>
+              <w:left w:val="single" w:sz="4" w:space="0" w:color="999999"/>
+              <w:bottom w:val="single" w:sz="4" w:space="0" w:color="999999"/>
+              <w:right w:val="single" w:sz="4" w:space="0" w:color="999999"/>
+            </w:tcBorders>
+            <w:shd w:val="clear" w:color="auto" w:fill="E8F0FE"/>
+            <w:tcMar>
+              <w:top w:w="80" w:type="dxa"/>
+              <w:left w:w="100" w:type="dxa"/>
+              <w:bottom w:w="80" w:type="dxa"/>
+              <w:right w:w="100" w:type="dxa"/>
+            </w:tcMar>
+            <w:vAlign w:val="center"/>
+          </w:tcPr>
+          <w:p>
+            <w:pPr>
+              <w:jc w:val="right"/>
+            </w:pPr>
+            <w:r>
+              <w:rPr>
+                <w:rFonts w:ascii="Tahoma" w:eastAsia="Tahoma" w:hAnsi="Tahoma" w:cs="Tahoma"/>
+                <w:sz w:val="19"/>
+                <w:szCs w:val="19"/>
+                <w:rtl/>
+              </w:rPr>
+              <w:t>أسبوعي</w:t>
+            </w:r>
+          </w:p>
+        </w:tc>
+        <w:tc>
+          <w:tcPr>
+            <w:tcW w:w="3400" w:type="dxa"/>
+            <w:tcBorders>
+              <w:top w:val="single" w:sz="4" w:space="0" w:color="999999"/>
+              <w:left w:val="single" w:sz="4" w:space="0" w:color="999999"/>
+              <w:bottom w:val="single" w:sz="4" w:space="0" w:color="999999"/>
+              <w:right w:val="single" w:sz="4" w:space="0" w:color="999999"/>
+            </w:tcBorders>
+            <w:shd w:val="clear" w:color="auto" w:fill="E8F0FE"/>
+            <w:tcMar>
+              <w:top w:w="80" w:type="dxa"/>
+              <w:left w:w="100" w:type="dxa"/>
+              <w:bottom w:w="80" w:type="dxa"/>
+              <w:right w:w="100" w:type="dxa"/>
+            </w:tcMar>
+            <w:vAlign w:val="center"/>
+          </w:tcPr>
+          <w:p>
+            <w:pPr>
+              <w:jc w:val="right"/>
+            </w:pPr>
+            <w:r>
+              <w:rPr>
+                <w:rFonts w:ascii="Tahoma" w:eastAsia="Tahoma" w:hAnsi="Tahoma" w:cs="Tahoma"/>
+                <w:b/>
+                <w:bCs/>
+                <w:sz w:val="19"/>
+                <w:szCs w:val="19"/>
+                <w:rtl/>
+              </w:rPr>
+              <w:t>تجهيز ملف طلبات التغيير قبل الاجتماع بساعتين (بحلول ٨ ص)</w:t>
+            </w:r>
+          </w:p>
+        </w:tc>
+      </w:tr>
+      <w:tr>
+        <w:tblPrEx>
+          <w:tblCellMar>
+            <w:top w:w="0" w:type="dxa"/>
+            <w:bottom w:w="0" w:type="dxa"/>
+          </w:tblCellMar>
+        </w:tblPrEx>
+        <w:trPr>
+          <w:cantSplit/>
+        </w:trPr>
+        <w:tc>
+          <w:tcPr>
+            <w:tcW w:w="1500" w:type="dxa"/>
+            <w:tcBorders>
+              <w:top w:val="single" w:sz="4" w:space="0" w:color="999999"/>
+              <w:left w:val="single" w:sz="4" w:space="0" w:color="999999"/>
+              <w:bottom w:val="single" w:sz="4" w:space="0" w:color="999999"/>
+              <w:right w:val="single" w:sz="4" w:space="0" w:color="999999"/>
+            </w:tcBorders>
+            <w:shd w:val="clear" w:color="auto" w:fill="E8F0FE"/>
+            <w:tcMar>
+              <w:top w:w="80" w:type="dxa"/>
+              <w:left w:w="100" w:type="dxa"/>
+              <w:bottom w:w="80" w:type="dxa"/>
+              <w:right w:w="100" w:type="dxa"/>
+            </w:tcMar>
+            <w:vAlign w:val="center"/>
+          </w:tcPr>
+          <w:p>
+            <w:pPr>
+              <w:jc w:val="right"/>
+            </w:pPr>
+            <w:r>
+              <w:rPr>
+                <w:rFonts w:ascii="Tahoma" w:eastAsia="Tahoma" w:hAnsi="Tahoma" w:cs="Tahoma"/>
+                <w:b/>
+                <w:bCs/>
+                <w:sz w:val="19"/>
+                <w:szCs w:val="19"/>
+                <w:rtl/>
+              </w:rPr>
+              <w:t>مواعيد الدوام</w:t>
+            </w:r>
+          </w:p>
+        </w:tc>
+        <w:tc>
+          <w:tcPr>
+            <w:tcW w:w="1100" w:type="dxa"/>
+            <w:tcBorders>
+              <w:top w:val="single" w:sz="4" w:space="0" w:color="999999"/>
+              <w:left w:val="single" w:sz="4" w:space="0" w:color="999999"/>
+              <w:bottom w:val="single" w:sz="4" w:space="0" w:color="999999"/>
+              <w:right w:val="single" w:sz="4" w:space="0" w:color="999999"/>
+            </w:tcBorders>
+            <w:shd w:val="clear" w:color="auto" w:fill="E8F0FE"/>
+            <w:tcMar>
+              <w:top w:w="80" w:type="dxa"/>
+              <w:left w:w="100" w:type="dxa"/>
+              <w:bottom w:w="80" w:type="dxa"/>
+              <w:right w:w="100" w:type="dxa"/>
+            </w:tcMar>
+            <w:vAlign w:val="center"/>
+          </w:tcPr>
+          <w:p>
+            <w:pPr>
+              <w:jc w:val="right"/>
+            </w:pPr>
+            <w:r>
+              <w:rPr>
+                <w:rFonts w:ascii="Tahoma" w:eastAsia="Tahoma" w:hAnsi="Tahoma" w:cs="Tahoma"/>
+                <w:sz w:val="19"/>
+                <w:szCs w:val="19"/>
+                <w:rtl/>
+              </w:rPr>
+              <w:t>الخميس</w:t>
+            </w:r>
+          </w:p>
+        </w:tc>
+        <w:tc>
+          <w:tcPr>
+            <w:tcW w:w="1500" w:type="dxa"/>
+            <w:tcBorders>
+              <w:top w:val="single" w:sz="4" w:space="0" w:color="999999"/>
+              <w:left w:val="single" w:sz="4" w:space="0" w:color="999999"/>
+              <w:bottom w:val="single" w:sz="4" w:space="0" w:color="999999"/>
+              <w:right w:val="single" w:sz="4" w:space="0" w:color="999999"/>
+            </w:tcBorders>
+            <w:shd w:val="clear" w:color="auto" w:fill="E8F0FE"/>
+            <w:tcMar>
+              <w:top w:w="80" w:type="dxa"/>
+              <w:left w:w="100" w:type="dxa"/>
+              <w:bottom w:w="80" w:type="dxa"/>
+              <w:right w:w="100" w:type="dxa"/>
+            </w:tcMar>
+            <w:vAlign w:val="center"/>
+          </w:tcPr>
+          <w:p>
+            <w:pPr>
+              <w:jc w:val="right"/>
+            </w:pPr>
+            <w:r>
+              <w:rPr>
+                <w:rFonts w:ascii="Tahoma" w:eastAsia="Tahoma" w:hAnsi="Tahoma" w:cs="Tahoma"/>
+                <w:sz w:val="19"/>
+                <w:szCs w:val="19"/>
+                <w:rtl/>
+              </w:rPr>
+              <w:t>٣ م</w:t>
+            </w:r>
+          </w:p>
+        </w:tc>
+        <w:tc>
+          <w:tcPr>
+            <w:tcW w:w="1600" w:type="dxa"/>
+            <w:tcBorders>
+              <w:top w:val="single" w:sz="4" w:space="0" w:color="999999"/>
+              <w:left w:val="single" w:sz="4" w:space="0" w:color="999999"/>
+              <w:bottom w:val="single" w:sz="4" w:space="0" w:color="999999"/>
+              <w:right w:val="single" w:sz="4" w:space="0" w:color="999999"/>
+            </w:tcBorders>
+            <w:shd w:val="clear" w:color="auto" w:fill="E8F0FE"/>
+            <w:tcMar>
+              <w:top w:w="80" w:type="dxa"/>
+              <w:left w:w="100" w:type="dxa"/>
+              <w:bottom w:w="80" w:type="dxa"/>
+              <w:right w:w="100" w:type="dxa"/>
+            </w:tcMar>
+            <w:vAlign w:val="center"/>
+          </w:tcPr>
+          <w:p>
+            <w:pPr>
+              <w:jc w:val="right"/>
+            </w:pPr>
+            <w:r>
+              <w:rPr>
+                <w:rFonts w:ascii="Tahoma" w:eastAsia="Tahoma" w:hAnsi="Tahoma" w:cs="Tahoma"/>
+                <w:sz w:val="19"/>
+                <w:szCs w:val="19"/>
+                <w:rtl/>
+              </w:rPr>
+              <w:t>الدوام</w:t>
+            </w:r>
+          </w:p>
+        </w:tc>
+        <w:tc>
+          <w:tcPr>
+            <w:tcW w:w="4200" w:type="dxa"/>
+            <w:tcBorders>
+              <w:top w:val="single" w:sz="4" w:space="0" w:color="999999"/>
+              <w:left w:val="single" w:sz="4" w:space="0" w:color="999999"/>
+              <w:bottom w:val="single" w:sz="4" w:space="0" w:color="999999"/>
+              <w:right w:val="single" w:sz="4" w:space="0" w:color="999999"/>
+            </w:tcBorders>
+            <w:shd w:val="clear" w:color="auto" w:fill="E8F0FE"/>
+            <w:tcMar>
+              <w:top w:w="80" w:type="dxa"/>
+              <w:left w:w="100" w:type="dxa"/>
+              <w:bottom w:w="80" w:type="dxa"/>
+              <w:right w:w="100" w:type="dxa"/>
+            </w:tcMar>
+            <w:vAlign w:val="center"/>
+          </w:tcPr>
+          <w:p>
+            <w:pPr>
+              <w:jc w:val="right"/>
+            </w:pPr>
+            <w:r>
+              <w:rPr>
+                <w:rFonts w:ascii="Tahoma" w:eastAsia="Tahoma" w:hAnsi="Tahoma" w:cs="Tahoma"/>
+                <w:sz w:val="19"/>
+                <w:szCs w:val="19"/>
+                <w:rtl/>
+              </w:rPr>
+              <w:t>اجتماع مع رئيس الإدارة</w:t>
+            </w:r>
+          </w:p>
+        </w:tc>
+        <w:tc>
+          <w:tcPr>
+            <w:tcW w:w="1400" w:type="dxa"/>
+            <w:tcBorders>
+              <w:top w:val="single" w:sz="4" w:space="0" w:color="999999"/>
+              <w:left w:val="single" w:sz="4" w:space="0" w:color="999999"/>
+              <w:bottom w:val="single" w:sz="4" w:space="0" w:color="999999"/>
+              <w:right w:val="single" w:sz="4" w:space="0" w:color="999999"/>
+            </w:tcBorders>
+            <w:shd w:val="clear" w:color="auto" w:fill="E8F0FE"/>
+            <w:tcMar>
+              <w:top w:w="80" w:type="dxa"/>
+              <w:left w:w="100" w:type="dxa"/>
+              <w:bottom w:w="80" w:type="dxa"/>
+              <w:right w:w="100" w:type="dxa"/>
+            </w:tcMar>
+            <w:vAlign w:val="center"/>
+          </w:tcPr>
+          <w:p>
+            <w:pPr>
+              <w:jc w:val="right"/>
+            </w:pPr>
+            <w:r>
+              <w:rPr>
+                <w:rFonts w:ascii="Tahoma" w:eastAsia="Tahoma" w:hAnsi="Tahoma" w:cs="Tahoma"/>
+                <w:sz w:val="19"/>
+                <w:szCs w:val="19"/>
+                <w:rtl/>
+              </w:rPr>
+              <w:t>أسبوعي</w:t>
+            </w:r>
+          </w:p>
+        </w:tc>
+        <w:tc>
+          <w:tcPr>
+            <w:tcW w:w="3400" w:type="dxa"/>
+            <w:tcBorders>
+              <w:top w:val="single" w:sz="4" w:space="0" w:color="999999"/>
+              <w:left w:val="single" w:sz="4" w:space="0" w:color="999999"/>
+              <w:bottom w:val="single" w:sz="4" w:space="0" w:color="999999"/>
+              <w:right w:val="single" w:sz="4" w:space="0" w:color="999999"/>
+            </w:tcBorders>
+            <w:shd w:val="clear" w:color="auto" w:fill="E8F0FE"/>
+            <w:tcMar>
+              <w:top w:w="80" w:type="dxa"/>
+              <w:left w:w="100" w:type="dxa"/>
+              <w:bottom w:w="80" w:type="dxa"/>
+              <w:right w:w="100" w:type="dxa"/>
+            </w:tcMar>
+            <w:vAlign w:val="center"/>
+          </w:tcPr>
+          <w:p>
+            <w:pPr>
+              <w:jc w:val="right"/>
+            </w:pPr>
+            <w:r>
+              <w:rPr>
+                <w:rFonts w:ascii="Tahoma" w:eastAsia="Tahoma" w:hAnsi="Tahoma" w:cs="Tahoma"/>
+                <w:sz w:val="19"/>
+                <w:szCs w:val="19"/>
+                <w:rtl/>
+              </w:rPr>
+              <w:t>—</w:t>
+            </w:r>
+          </w:p>
+        </w:tc>
+      </w:tr>
+      <w:tr>
+        <w:tblPrEx>
+          <w:tblCellMar>
+            <w:top w:w="0" w:type="dxa"/>
+            <w:bottom w:w="0" w:type="dxa"/>
+          </w:tblCellMar>
+        </w:tblPrEx>
+        <w:trPr>
+          <w:cantSplit/>
+        </w:trPr>
+        <w:tc>
+          <w:tcPr>
+            <w:tcW w:w="1500" w:type="dxa"/>
+            <w:tcBorders>
+              <w:top w:val="single" w:sz="4" w:space="0" w:color="999999"/>
+              <w:left w:val="single" w:sz="4" w:space="0" w:color="999999"/>
+              <w:bottom w:val="single" w:sz="4" w:space="0" w:color="999999"/>
+              <w:right w:val="single" w:sz="4" w:space="0" w:color="999999"/>
+            </w:tcBorders>
+            <w:shd w:val="clear" w:color="auto" w:fill="FDECEA"/>
+            <w:tcMar>
+              <w:top w:w="80" w:type="dxa"/>
+              <w:left w:w="100" w:type="dxa"/>
+              <w:bottom w:w="80" w:type="dxa"/>
+              <w:right w:w="100" w:type="dxa"/>
+            </w:tcMar>
+            <w:vAlign w:val="center"/>
+          </w:tcPr>
+          <w:p>
+            <w:pPr>
+              <w:jc w:val="right"/>
+            </w:pPr>
+            <w:r>
+              <w:rPr>
+                <w:rFonts w:ascii="Tahoma" w:eastAsia="Tahoma" w:hAnsi="Tahoma" w:cs="Tahoma"/>
+                <w:b/>
+                <w:bCs/>
+                <w:sz w:val="19"/>
+                <w:szCs w:val="19"/>
+                <w:rtl/>
+              </w:rPr>
+              <w:lastRenderedPageBreak/>
+              <w:t>مواعيد المستشفيات</w:t>
+            </w:r>
+          </w:p>
+        </w:tc>
+        <w:tc>
+          <w:tcPr>
+            <w:tcW w:w="1100" w:type="dxa"/>
+            <w:tcBorders>
+              <w:top w:val="single" w:sz="4" w:space="0" w:color="999999"/>
+              <w:left w:val="single" w:sz="4" w:space="0" w:color="999999"/>
+              <w:bottom w:val="single" w:sz="4" w:space="0" w:color="999999"/>
+              <w:right w:val="single" w:sz="4" w:space="0" w:color="999999"/>
+            </w:tcBorders>
+            <w:shd w:val="clear" w:color="auto" w:fill="FDECEA"/>
+            <w:tcMar>
+              <w:top w:w="80" w:type="dxa"/>
+              <w:left w:w="100" w:type="dxa"/>
+              <w:bottom w:w="80" w:type="dxa"/>
+              <w:right w:w="100" w:type="dxa"/>
+            </w:tcMar>
+            <w:vAlign w:val="center"/>
+          </w:tcPr>
+          <w:p>
+            <w:pPr>
+              <w:jc w:val="right"/>
+            </w:pPr>
+            <w:r>
+              <w:rPr>
+                <w:rFonts w:ascii="Tahoma" w:eastAsia="Tahoma" w:hAnsi="Tahoma" w:cs="Tahoma"/>
+                <w:sz w:val="19"/>
+                <w:szCs w:val="19"/>
+                <w:rtl/>
+              </w:rPr>
+              <w:t>الأحد</w:t>
+            </w:r>
+          </w:p>
+        </w:tc>
+        <w:tc>
+          <w:tcPr>
+            <w:tcW w:w="1500" w:type="dxa"/>
+            <w:tcBorders>
+              <w:top w:val="single" w:sz="4" w:space="0" w:color="999999"/>
+              <w:left w:val="single" w:sz="4" w:space="0" w:color="999999"/>
+              <w:bottom w:val="single" w:sz="4" w:space="0" w:color="999999"/>
+              <w:right w:val="single" w:sz="4" w:space="0" w:color="999999"/>
+            </w:tcBorders>
+            <w:shd w:val="clear" w:color="auto" w:fill="FDECEA"/>
+            <w:tcMar>
+              <w:top w:w="80" w:type="dxa"/>
+              <w:left w:w="100" w:type="dxa"/>
+              <w:bottom w:w="80" w:type="dxa"/>
+              <w:right w:w="100" w:type="dxa"/>
+            </w:tcMar>
+            <w:vAlign w:val="center"/>
+          </w:tcPr>
+          <w:p>
+            <w:pPr>
+              <w:jc w:val="right"/>
+            </w:pPr>
+            <w:r>
+              <w:rPr>
+                <w:rFonts w:ascii="Tahoma" w:eastAsia="Tahoma" w:hAnsi="Tahoma" w:cs="Tahoma"/>
+                <w:sz w:val="19"/>
+                <w:szCs w:val="19"/>
+                <w:rtl/>
+              </w:rPr>
+              <w:t>٦ م</w:t>
+            </w:r>
+          </w:p>
+        </w:tc>
+        <w:tc>
+          <w:tcPr>
+            <w:tcW w:w="1600" w:type="dxa"/>
+            <w:tcBorders>
+              <w:top w:val="single" w:sz="4" w:space="0" w:color="999999"/>
+              <w:left w:val="single" w:sz="4" w:space="0" w:color="999999"/>
+              <w:bottom w:val="single" w:sz="4" w:space="0" w:color="999999"/>
+              <w:right w:val="single" w:sz="4" w:space="0" w:color="999999"/>
+            </w:tcBorders>
+            <w:shd w:val="clear" w:color="auto" w:fill="FDECEA"/>
+            <w:tcMar>
+              <w:top w:w="80" w:type="dxa"/>
+              <w:left w:w="100" w:type="dxa"/>
+              <w:bottom w:w="80" w:type="dxa"/>
+              <w:right w:w="100" w:type="dxa"/>
+            </w:tcMar>
+            <w:vAlign w:val="center"/>
+          </w:tcPr>
+          <w:p>
+            <w:pPr>
+              <w:jc w:val="right"/>
+            </w:pPr>
+            <w:r>
+              <w:rPr>
+                <w:rFonts w:ascii="Tahoma" w:eastAsia="Tahoma" w:hAnsi="Tahoma" w:cs="Tahoma"/>
+                <w:sz w:val="19"/>
+                <w:szCs w:val="19"/>
+                <w:rtl/>
+              </w:rPr>
+              <w:t>مستشفى الحبيب</w:t>
+            </w:r>
+          </w:p>
+        </w:tc>
+        <w:tc>
+          <w:tcPr>
+            <w:tcW w:w="4200" w:type="dxa"/>
+            <w:tcBorders>
+              <w:top w:val="single" w:sz="4" w:space="0" w:color="999999"/>
+              <w:left w:val="single" w:sz="4" w:space="0" w:color="999999"/>
+              <w:bottom w:val="single" w:sz="4" w:space="0" w:color="999999"/>
+              <w:right w:val="single" w:sz="4" w:space="0" w:color="999999"/>
+            </w:tcBorders>
+            <w:shd w:val="clear" w:color="auto" w:fill="FDECEA"/>
+            <w:tcMar>
+              <w:top w:w="80" w:type="dxa"/>
+              <w:left w:w="100" w:type="dxa"/>
+              <w:bottom w:w="80" w:type="dxa"/>
+              <w:right w:w="100" w:type="dxa"/>
+            </w:tcMar>
+            <w:vAlign w:val="center"/>
+          </w:tcPr>
+          <w:p>
+            <w:pPr>
+              <w:jc w:val="right"/>
+            </w:pPr>
+            <w:r>
+              <w:rPr>
+                <w:rFonts w:ascii="Tahoma" w:eastAsia="Tahoma" w:hAnsi="Tahoma" w:cs="Tahoma"/>
+                <w:sz w:val="19"/>
+                <w:szCs w:val="19"/>
+                <w:rtl/>
+              </w:rPr>
+              <w:t>موعد بالحبيب</w:t>
+            </w:r>
+          </w:p>
+        </w:tc>
+        <w:tc>
+          <w:tcPr>
+            <w:tcW w:w="1400" w:type="dxa"/>
+            <w:tcBorders>
+              <w:top w:val="single" w:sz="4" w:space="0" w:color="999999"/>
+              <w:left w:val="single" w:sz="4" w:space="0" w:color="999999"/>
+              <w:bottom w:val="single" w:sz="4" w:space="0" w:color="999999"/>
+              <w:right w:val="single" w:sz="4" w:space="0" w:color="999999"/>
+            </w:tcBorders>
+            <w:shd w:val="clear" w:color="auto" w:fill="FDECEA"/>
+            <w:tcMar>
+              <w:top w:w="80" w:type="dxa"/>
+              <w:left w:w="100" w:type="dxa"/>
+              <w:bottom w:w="80" w:type="dxa"/>
+              <w:right w:w="100" w:type="dxa"/>
+            </w:tcMar>
+            <w:vAlign w:val="center"/>
+          </w:tcPr>
+          <w:p>
+            <w:pPr>
+              <w:jc w:val="right"/>
+            </w:pPr>
+            <w:r>
+              <w:rPr>
+                <w:rFonts w:ascii="Tahoma" w:eastAsia="Tahoma" w:hAnsi="Tahoma" w:cs="Tahoma"/>
+                <w:sz w:val="19"/>
+                <w:szCs w:val="19"/>
+                <w:rtl/>
+              </w:rPr>
+              <w:t>—</w:t>
+            </w:r>
+          </w:p>
+        </w:tc>
+        <w:tc>
+          <w:tcPr>
+            <w:tcW w:w="3400" w:type="dxa"/>
+            <w:tcBorders>
+              <w:top w:val="single" w:sz="4" w:space="0" w:color="999999"/>
+              <w:left w:val="single" w:sz="4" w:space="0" w:color="999999"/>
+              <w:bottom w:val="single" w:sz="4" w:space="0" w:color="999999"/>
+              <w:right w:val="single" w:sz="4" w:space="0" w:color="999999"/>
+            </w:tcBorders>
+            <w:shd w:val="clear" w:color="auto" w:fill="FDECEA"/>
+            <w:tcMar>
+              <w:top w:w="80" w:type="dxa"/>
+              <w:left w:w="100" w:type="dxa"/>
+              <w:bottom w:w="80" w:type="dxa"/>
+              <w:right w:w="100" w:type="dxa"/>
+            </w:tcMar>
+            <w:vAlign w:val="center"/>
+          </w:tcPr>
+          <w:p>
+            <w:pPr>
+              <w:jc w:val="right"/>
+            </w:pPr>
+            <w:r>
+              <w:rPr>
+                <w:rFonts w:ascii="Tahoma" w:eastAsia="Tahoma" w:hAnsi="Tahoma" w:cs="Tahoma"/>
+                <w:sz w:val="19"/>
+                <w:szCs w:val="19"/>
+                <w:rtl/>
+              </w:rPr>
+              <w:t>—</w:t>
+            </w:r>
+          </w:p>
+        </w:tc>
+      </w:tr>
+      <w:tr>
+        <w:tblPrEx>
+          <w:tblCellMar>
+            <w:top w:w="0" w:type="dxa"/>
+            <w:bottom w:w="0" w:type="dxa"/>
+          </w:tblCellMar>
+        </w:tblPrEx>
+        <w:trPr>
+          <w:cantSplit/>
+        </w:trPr>
+        <w:tc>
+          <w:tcPr>
+            <w:tcW w:w="1500" w:type="dxa"/>
+            <w:tcBorders>
+              <w:top w:val="single" w:sz="4" w:space="0" w:color="999999"/>
+              <w:left w:val="single" w:sz="4" w:space="0" w:color="999999"/>
+              <w:bottom w:val="single" w:sz="4" w:space="0" w:color="999999"/>
+              <w:right w:val="single" w:sz="4" w:space="0" w:color="999999"/>
+            </w:tcBorders>
+            <w:shd w:val="clear" w:color="auto" w:fill="FDECEA"/>
+            <w:tcMar>
+              <w:top w:w="80" w:type="dxa"/>
+              <w:left w:w="100" w:type="dxa"/>
+              <w:bottom w:w="80" w:type="dxa"/>
+              <w:right w:w="100" w:type="dxa"/>
+            </w:tcMar>
+            <w:vAlign w:val="center"/>
+          </w:tcPr>
+          <w:p>
+            <w:pPr>
+              <w:jc w:val="right"/>
+            </w:pPr>
+            <w:r>
+              <w:rPr>
+                <w:rFonts w:ascii="Tahoma" w:eastAsia="Tahoma" w:hAnsi="Tahoma" w:cs="Tahoma"/>
+                <w:b/>
+                <w:bCs/>
+                <w:sz w:val="19"/>
+                <w:szCs w:val="19"/>
+                <w:rtl/>
+              </w:rPr>
+              <w:t>مواعيد المستشفيات</w:t>
+            </w:r>
+          </w:p>
+        </w:tc>
+        <w:tc>
+          <w:tcPr>
+            <w:tcW w:w="1100" w:type="dxa"/>
+            <w:tcBorders>
+              <w:top w:val="single" w:sz="4" w:space="0" w:color="999999"/>
+              <w:left w:val="single" w:sz="4" w:space="0" w:color="999999"/>
+              <w:bottom w:val="single" w:sz="4" w:space="0" w:color="999999"/>
+              <w:right w:val="single" w:sz="4" w:space="0" w:color="999999"/>
+            </w:tcBorders>
+            <w:shd w:val="clear" w:color="auto" w:fill="FDECEA"/>
+            <w:tcMar>
+              <w:top w:w="80" w:type="dxa"/>
+              <w:left w:w="100" w:type="dxa"/>
+              <w:bottom w:w="80" w:type="dxa"/>
+              <w:right w:w="100" w:type="dxa"/>
+            </w:tcMar>
+            <w:vAlign w:val="center"/>
+          </w:tcPr>
+          <w:p>
+            <w:pPr>
+              <w:jc w:val="right"/>
+            </w:pPr>
+            <w:r>
+              <w:rPr>
+                <w:rFonts w:ascii="Tahoma" w:eastAsia="Tahoma" w:hAnsi="Tahoma" w:cs="Tahoma"/>
+                <w:sz w:val="19"/>
+                <w:szCs w:val="19"/>
+                <w:rtl/>
+              </w:rPr>
+              <w:t>الاثنين</w:t>
+            </w:r>
+          </w:p>
+        </w:tc>
+        <w:tc>
+          <w:tcPr>
+            <w:tcW w:w="1500" w:type="dxa"/>
+            <w:tcBorders>
+              <w:top w:val="single" w:sz="4" w:space="0" w:color="999999"/>
+              <w:left w:val="single" w:sz="4" w:space="0" w:color="999999"/>
+              <w:bottom w:val="single" w:sz="4" w:space="0" w:color="999999"/>
+              <w:right w:val="single" w:sz="4" w:space="0" w:color="999999"/>
+            </w:tcBorders>
+            <w:shd w:val="clear" w:color="auto" w:fill="FDECEA"/>
+            <w:tcMar>
+              <w:top w:w="80" w:type="dxa"/>
+              <w:left w:w="100" w:type="dxa"/>
+              <w:bottom w:w="80" w:type="dxa"/>
+              <w:right w:w="100" w:type="dxa"/>
+            </w:tcMar>
+            <w:vAlign w:val="center"/>
+          </w:tcPr>
+          <w:p>
+            <w:pPr>
+              <w:jc w:val="right"/>
+            </w:pPr>
+            <w:r>
+              <w:rPr>
+                <w:rFonts w:ascii="Tahoma" w:eastAsia="Tahoma" w:hAnsi="Tahoma" w:cs="Tahoma"/>
+                <w:sz w:val="19"/>
+                <w:szCs w:val="19"/>
+                <w:rtl/>
+              </w:rPr>
+              <w:t>٨ م</w:t>
+            </w:r>
+          </w:p>
+        </w:tc>
+        <w:tc>
+          <w:tcPr>
+            <w:tcW w:w="1600" w:type="dxa"/>
+            <w:tcBorders>
+              <w:top w:val="single" w:sz="4" w:space="0" w:color="999999"/>
+              <w:left w:val="single" w:sz="4" w:space="0" w:color="999999"/>
+              <w:bottom w:val="single" w:sz="4" w:space="0" w:color="999999"/>
+              <w:right w:val="single" w:sz="4" w:space="0" w:color="999999"/>
+            </w:tcBorders>
+            <w:shd w:val="clear" w:color="auto" w:fill="FDECEA"/>
+            <w:tcMar>
+              <w:top w:w="80" w:type="dxa"/>
+              <w:left w:w="100" w:type="dxa"/>
+              <w:bottom w:w="80" w:type="dxa"/>
+              <w:right w:w="100" w:type="dxa"/>
+            </w:tcMar>
+            <w:vAlign w:val="center"/>
+          </w:tcPr>
+          <w:p>
+            <w:pPr>
+              <w:jc w:val="right"/>
+            </w:pPr>
+            <w:r>
+              <w:rPr>
+                <w:rFonts w:ascii="Tahoma" w:eastAsia="Tahoma" w:hAnsi="Tahoma" w:cs="Tahoma"/>
+                <w:sz w:val="19"/>
+                <w:szCs w:val="19"/>
+                <w:rtl/>
+              </w:rPr>
+              <w:t>مستشفى الحبيب – الصحافة</w:t>
+            </w:r>
+          </w:p>
+        </w:tc>
+        <w:tc>
+          <w:tcPr>
+            <w:tcW w:w="4200" w:type="dxa"/>
+            <w:tcBorders>
+              <w:top w:val="single" w:sz="4" w:space="0" w:color="999999"/>
+              <w:left w:val="single" w:sz="4" w:space="0" w:color="999999"/>
+              <w:bottom w:val="single" w:sz="4" w:space="0" w:color="999999"/>
+              <w:right w:val="single" w:sz="4" w:space="0" w:color="999999"/>
+            </w:tcBorders>
+            <w:shd w:val="clear" w:color="auto" w:fill="FDECEA"/>
+            <w:tcMar>
+              <w:top w:w="80" w:type="dxa"/>
+              <w:left w:w="100" w:type="dxa"/>
+              <w:bottom w:w="80" w:type="dxa"/>
+              <w:right w:w="100" w:type="dxa"/>
+            </w:tcMar>
+            <w:vAlign w:val="center"/>
+          </w:tcPr>
+          <w:p>
+            <w:pPr>
+              <w:jc w:val="right"/>
+            </w:pPr>
+            <w:r>
+              <w:rPr>
+                <w:rFonts w:ascii="Tahoma" w:eastAsia="Tahoma" w:hAnsi="Tahoma" w:cs="Tahoma"/>
+                <w:sz w:val="19"/>
+                <w:szCs w:val="19"/>
+                <w:rtl/>
+              </w:rPr>
+              <w:t>موعد الطفلة نوف</w:t>
+            </w:r>
+          </w:p>
+        </w:tc>
+        <w:tc>
+          <w:tcPr>
+            <w:tcW w:w="1400" w:type="dxa"/>
+            <w:tcBorders>
+              <w:top w:val="single" w:sz="4" w:space="0" w:color="999999"/>
+              <w:left w:val="single" w:sz="4" w:space="0" w:color="999999"/>
+              <w:bottom w:val="single" w:sz="4" w:space="0" w:color="999999"/>
+              <w:right w:val="single" w:sz="4" w:space="0" w:color="999999"/>
+            </w:tcBorders>
+            <w:shd w:val="clear" w:color="auto" w:fill="FDECEA"/>
+            <w:tcMar>
+              <w:top w:w="80" w:type="dxa"/>
+              <w:left w:w="100" w:type="dxa"/>
+              <w:bottom w:w="80" w:type="dxa"/>
+              <w:right w:w="100" w:type="dxa"/>
+            </w:tcMar>
+            <w:vAlign w:val="center"/>
+          </w:tcPr>
+          <w:p>
+            <w:pPr>
+              <w:jc w:val="right"/>
+            </w:pPr>
+            <w:r>
+              <w:rPr>
+                <w:rFonts w:ascii="Tahoma" w:eastAsia="Tahoma" w:hAnsi="Tahoma" w:cs="Tahoma"/>
+                <w:sz w:val="19"/>
+                <w:szCs w:val="19"/>
+                <w:rtl/>
+              </w:rPr>
+              <w:t>—</w:t>
+            </w:r>
+          </w:p>
+        </w:tc>
+        <w:tc>
+          <w:tcPr>
+            <w:tcW w:w="3400" w:type="dxa"/>
+            <w:tcBorders>
+              <w:top w:val="single" w:sz="4" w:space="0" w:color="999999"/>
+              <w:left w:val="single" w:sz="4" w:space="0" w:color="999999"/>
+              <w:bottom w:val="single" w:sz="4" w:space="0" w:color="999999"/>
+              <w:right w:val="single" w:sz="4" w:space="0" w:color="999999"/>
+            </w:tcBorders>
+            <w:shd w:val="clear" w:color="auto" w:fill="FDECEA"/>
+            <w:tcMar>
+              <w:top w:w="80" w:type="dxa"/>
+              <w:left w:w="100" w:type="dxa"/>
+              <w:bottom w:w="80" w:type="dxa"/>
+              <w:right w:w="100" w:type="dxa"/>
+            </w:tcMar>
+            <w:vAlign w:val="center"/>
+          </w:tcPr>
+          <w:p>
+            <w:pPr>
+              <w:jc w:val="right"/>
+            </w:pPr>
+            <w:r>
+              <w:rPr>
+                <w:rFonts w:ascii="Tahoma" w:eastAsia="Tahoma" w:hAnsi="Tahoma" w:cs="Tahoma"/>
+                <w:sz w:val="19"/>
+                <w:szCs w:val="19"/>
+                <w:rtl/>
+              </w:rPr>
+              <w:t>—</w:t>
+            </w:r>
+          </w:p>
+        </w:tc>
+      </w:tr>
+      <w:tr>
+        <w:tblPrEx>
+          <w:tblCellMar>
+            <w:top w:w="0" w:type="dxa"/>
+            <w:bottom w:w="0" w:type="dxa"/>
+          </w:tblCellMar>
+        </w:tblPrEx>
+        <w:trPr>
+          <w:cantSplit/>
+        </w:trPr>
+        <w:tc>
+          <w:tcPr>
+            <w:tcW w:w="1500" w:type="dxa"/>
+            <w:tcBorders>
+              <w:top w:val="single" w:sz="4" w:space="0" w:color="999999"/>
+              <w:left w:val="single" w:sz="4" w:space="0" w:color="999999"/>
+              <w:bottom w:val="single" w:sz="4" w:space="0" w:color="999999"/>
+              <w:right w:val="single" w:sz="4" w:space="0" w:color="999999"/>
+            </w:tcBorders>
+            <w:shd w:val="clear" w:color="auto" w:fill="FDECEA"/>
+            <w:tcMar>
+              <w:top w:w="80" w:type="dxa"/>
+              <w:left w:w="100" w:type="dxa"/>
+              <w:bottom w:w="80" w:type="dxa"/>
+              <w:right w:w="100" w:type="dxa"/>
+            </w:tcMar>
+            <w:vAlign w:val="center"/>
+          </w:tcPr>
+          <w:p>
+            <w:pPr>
+              <w:jc w:val="right"/>
+            </w:pPr>
+            <w:r>
+              <w:rPr>
+                <w:rFonts w:ascii="Tahoma" w:eastAsia="Tahoma" w:hAnsi="Tahoma" w:cs="Tahoma"/>
+                <w:b/>
+                <w:bCs/>
+                <w:sz w:val="19"/>
+                <w:szCs w:val="19"/>
+                <w:rtl/>
+              </w:rPr>
+              <w:t>مواعيد المستشفيات</w:t>
+            </w:r>
+          </w:p>
+        </w:tc>
+        <w:tc>
+          <w:tcPr>
+            <w:tcW w:w="1100" w:type="dxa"/>
+            <w:tcBorders>
+              <w:top w:val="single" w:sz="4" w:space="0" w:color="999999"/>
+              <w:left w:val="single" w:sz="4" w:space="0" w:color="999999"/>
+              <w:bottom w:val="single" w:sz="4" w:space="0" w:color="999999"/>
+              <w:right w:val="single" w:sz="4" w:space="0" w:color="999999"/>
+            </w:tcBorders>
+            <w:shd w:val="clear" w:color="auto" w:fill="FDECEA"/>
+            <w:tcMar>
+              <w:top w:w="80" w:type="dxa"/>
+              <w:left w:w="100" w:type="dxa"/>
+              <w:bottom w:w="80" w:type="dxa"/>
+              <w:right w:w="100" w:type="dxa"/>
+            </w:tcMar>
+            <w:vAlign w:val="center"/>
+          </w:tcPr>
+          <w:p>
+            <w:pPr>
+              <w:jc w:val="right"/>
+            </w:pPr>
+            <w:r>
+              <w:rPr>
+                <w:rFonts w:ascii="Tahoma" w:eastAsia="Tahoma" w:hAnsi="Tahoma" w:cs="Tahoma"/>
+                <w:sz w:val="19"/>
+                <w:szCs w:val="19"/>
+                <w:rtl/>
+              </w:rPr>
+              <w:t>الخميس</w:t>
+            </w:r>
+          </w:p>
+        </w:tc>
+        <w:tc>
+          <w:tcPr>
+            <w:tcW w:w="1500" w:type="dxa"/>
+            <w:tcBorders>
+              <w:top w:val="single" w:sz="4" w:space="0" w:color="999999"/>
+              <w:left w:val="single" w:sz="4" w:space="0" w:color="999999"/>
+              <w:bottom w:val="single" w:sz="4" w:space="0" w:color="999999"/>
+              <w:right w:val="single" w:sz="4" w:space="0" w:color="999999"/>
+            </w:tcBorders>
+            <w:shd w:val="clear" w:color="auto" w:fill="FDECEA"/>
+            <w:tcMar>
+              <w:top w:w="80" w:type="dxa"/>
+              <w:left w:w="100" w:type="dxa"/>
+              <w:bottom w:w="80" w:type="dxa"/>
+              <w:right w:w="100" w:type="dxa"/>
+            </w:tcMar>
+            <w:vAlign w:val="center"/>
+          </w:tcPr>
+          <w:p>
+            <w:pPr>
+              <w:jc w:val="right"/>
+            </w:pPr>
+            <w:r>
+              <w:rPr>
+                <w:rFonts w:ascii="Tahoma" w:eastAsia="Tahoma" w:hAnsi="Tahoma" w:cs="Tahoma"/>
+                <w:sz w:val="19"/>
+                <w:szCs w:val="19"/>
+                <w:rtl/>
+              </w:rPr>
+              <w:t>٨ م</w:t>
+            </w:r>
+          </w:p>
+        </w:tc>
+        <w:tc>
+          <w:tcPr>
+            <w:tcW w:w="1600" w:type="dxa"/>
+            <w:tcBorders>
+              <w:top w:val="single" w:sz="4" w:space="0" w:color="999999"/>
+              <w:left w:val="single" w:sz="4" w:space="0" w:color="999999"/>
+              <w:bottom w:val="single" w:sz="4" w:space="0" w:color="999999"/>
+              <w:right w:val="single" w:sz="4" w:space="0" w:color="999999"/>
+            </w:tcBorders>
+            <w:shd w:val="clear" w:color="auto" w:fill="FDECEA"/>
+            <w:tcMar>
+              <w:top w:w="80" w:type="dxa"/>
+              <w:left w:w="100" w:type="dxa"/>
+              <w:bottom w:w="80" w:type="dxa"/>
+              <w:right w:w="100" w:type="dxa"/>
+            </w:tcMar>
+            <w:vAlign w:val="center"/>
+          </w:tcPr>
+          <w:p>
+            <w:pPr>
+              <w:jc w:val="right"/>
+            </w:pPr>
+            <w:r>
+              <w:rPr>
+                <w:rFonts w:ascii="Tahoma" w:eastAsia="Tahoma" w:hAnsi="Tahoma" w:cs="Tahoma"/>
+                <w:sz w:val="19"/>
+                <w:szCs w:val="19"/>
+                <w:rtl/>
+              </w:rPr>
+              <w:t>مستشفى دله</w:t>
+            </w:r>
+          </w:p>
+        </w:tc>
+        <w:tc>
+          <w:tcPr>
+            <w:tcW w:w="4200" w:type="dxa"/>
+            <w:tcBorders>
+              <w:top w:val="single" w:sz="4" w:space="0" w:color="999999"/>
+              <w:left w:val="single" w:sz="4" w:space="0" w:color="999999"/>
+              <w:bottom w:val="single" w:sz="4" w:space="0" w:color="999999"/>
+              <w:right w:val="single" w:sz="4" w:space="0" w:color="999999"/>
+            </w:tcBorders>
+            <w:shd w:val="clear" w:color="auto" w:fill="FDECEA"/>
+            <w:tcMar>
+              <w:top w:w="80" w:type="dxa"/>
+              <w:left w:w="100" w:type="dxa"/>
+              <w:bottom w:w="80" w:type="dxa"/>
+              <w:right w:w="100" w:type="dxa"/>
+            </w:tcMar>
+            <w:vAlign w:val="center"/>
+          </w:tcPr>
+          <w:p>
+            <w:pPr>
+              <w:jc w:val="right"/>
+            </w:pPr>
+            <w:r>
+              <w:rPr>
+                <w:rFonts w:ascii="Tahoma" w:eastAsia="Tahoma" w:hAnsi="Tahoma" w:cs="Tahoma"/>
+                <w:sz w:val="19"/>
+                <w:szCs w:val="19"/>
+                <w:rtl/>
+              </w:rPr>
+              <w:t>موعد بمستشفى دله</w:t>
+            </w:r>
+          </w:p>
+        </w:tc>
+        <w:tc>
+          <w:tcPr>
+            <w:tcW w:w="1400" w:type="dxa"/>
+            <w:tcBorders>
+              <w:top w:val="single" w:sz="4" w:space="0" w:color="999999"/>
+              <w:left w:val="single" w:sz="4" w:space="0" w:color="999999"/>
+              <w:bottom w:val="single" w:sz="4" w:space="0" w:color="999999"/>
+              <w:right w:val="single" w:sz="4" w:space="0" w:color="999999"/>
+            </w:tcBorders>
+            <w:shd w:val="clear" w:color="auto" w:fill="FDECEA"/>
+            <w:tcMar>
+              <w:top w:w="80" w:type="dxa"/>
+              <w:left w:w="100" w:type="dxa"/>
+              <w:bottom w:w="80" w:type="dxa"/>
+              <w:right w:w="100" w:type="dxa"/>
+            </w:tcMar>
+            <w:vAlign w:val="center"/>
+          </w:tcPr>
+          <w:p>
+            <w:pPr>
+              <w:jc w:val="right"/>
+            </w:pPr>
+            <w:r>
+              <w:rPr>
+                <w:rFonts w:ascii="Tahoma" w:eastAsia="Tahoma" w:hAnsi="Tahoma" w:cs="Tahoma"/>
+                <w:sz w:val="19"/>
+                <w:szCs w:val="19"/>
+                <w:rtl/>
+              </w:rPr>
+              <w:t>—</w:t>
+            </w:r>
+          </w:p>
+        </w:tc>
+        <w:tc>
+          <w:tcPr>
+            <w:tcW w:w="3400" w:type="dxa"/>
+            <w:tcBorders>
+              <w:top w:val="single" w:sz="4" w:space="0" w:color="999999"/>
+              <w:left w:val="single" w:sz="4" w:space="0" w:color="999999"/>
+              <w:bottom w:val="single" w:sz="4" w:space="0" w:color="999999"/>
+              <w:right w:val="single" w:sz="4" w:space="0" w:color="999999"/>
+            </w:tcBorders>
+            <w:shd w:val="clear" w:color="auto" w:fill="FDECEA"/>
+            <w:tcMar>
+              <w:top w:w="80" w:type="dxa"/>
+              <w:left w:w="100" w:type="dxa"/>
+              <w:bottom w:w="80" w:type="dxa"/>
+              <w:right w:w="100" w:type="dxa"/>
+            </w:tcMar>
+            <w:vAlign w:val="center"/>
+          </w:tcPr>
+          <w:p>
+            <w:pPr>
+              <w:jc w:val="right"/>
+            </w:pPr>
+            <w:r>
+              <w:rPr>
+                <w:rFonts w:ascii="Tahoma" w:eastAsia="Tahoma" w:hAnsi="Tahoma" w:cs="Tahoma"/>
+                <w:sz w:val="19"/>
+                <w:szCs w:val="19"/>
+                <w:rtl/>
+              </w:rPr>
+              <w:t>—</w:t>
+            </w:r>
+          </w:p>
+        </w:tc>
+      </w:tr>
+      <w:tr>
+        <w:tblPrEx>
+          <w:tblCellMar>
+            <w:top w:w="0" w:type="dxa"/>
+            <w:bottom w:w="0" w:type="dxa"/>
+          </w:tblCellMar>
+        </w:tblPrEx>
+        <w:trPr>
+          <w:cantSplit/>
+        </w:trPr>
+        <w:tc>
+          <w:tcPr>
+            <w:tcW w:w="1500" w:type="dxa"/>
+            <w:tcBorders>
+              <w:top w:val="single" w:sz="4" w:space="0" w:color="999999"/>
+              <w:left w:val="single" w:sz="4" w:space="0" w:color="999999"/>
+              <w:bottom w:val="single" w:sz="4" w:space="0" w:color="999999"/>
+              <w:right w:val="single" w:sz="4" w:space="0" w:color="999999"/>
+            </w:tcBorders>
+            <w:shd w:val="clear" w:color="auto" w:fill="E9F7EF"/>
+            <w:tcMar>
+              <w:top w:w="80" w:type="dxa"/>
+              <w:left w:w="100" w:type="dxa"/>
+              <w:bottom w:w="80" w:type="dxa"/>
+              <w:right w:w="100" w:type="dxa"/>
+            </w:tcMar>
+            <w:vAlign w:val="center"/>
+          </w:tcPr>
+          <w:p>
+            <w:pPr>
+              <w:jc w:val="right"/>
+            </w:pPr>
+            <w:r>
+              <w:rPr>
+                <w:rFonts w:ascii="Tahoma" w:eastAsia="Tahoma" w:hAnsi="Tahoma" w:cs="Tahoma"/>
+                <w:b/>
+                <w:bCs/>
+                <w:sz w:val="19"/>
+                <w:szCs w:val="19"/>
+                <w:rtl/>
+              </w:rPr>
+              <w:t>مواعيد الشركة</w:t>
+            </w:r>
+          </w:p>
+        </w:tc>
+        <w:tc>
+          <w:tcPr>
+            <w:tcW w:w="1100" w:type="dxa"/>
+            <w:tcBorders>
+              <w:top w:val="single" w:sz="4" w:space="0" w:color="999999"/>
+              <w:left w:val="single" w:sz="4" w:space="0" w:color="999999"/>
+              <w:bottom w:val="single" w:sz="4" w:space="0" w:color="999999"/>
+              <w:right w:val="single" w:sz="4" w:space="0" w:color="999999"/>
+            </w:tcBorders>
+            <w:shd w:val="clear" w:color="auto" w:fill="E9F7EF"/>
+            <w:tcMar>
+              <w:top w:w="80" w:type="dxa"/>
+              <w:left w:w="100" w:type="dxa"/>
+              <w:bottom w:w="80" w:type="dxa"/>
+              <w:right w:w="100" w:type="dxa"/>
+            </w:tcMar>
+            <w:vAlign w:val="center"/>
+          </w:tcPr>
+          <w:p>
+            <w:pPr>
+              <w:jc w:val="right"/>
+            </w:pPr>
+            <w:r>
+              <w:rPr>
+                <w:rFonts w:ascii="Tahoma" w:eastAsia="Tahoma" w:hAnsi="Tahoma" w:cs="Tahoma"/>
+                <w:sz w:val="19"/>
+                <w:szCs w:val="19"/>
+                <w:rtl/>
+              </w:rPr>
+              <w:t>السبت</w:t>
+            </w:r>
+          </w:p>
+        </w:tc>
+        <w:tc>
+          <w:tcPr>
+            <w:tcW w:w="1500" w:type="dxa"/>
+            <w:tcBorders>
+              <w:top w:val="single" w:sz="4" w:space="0" w:color="999999"/>
+              <w:left w:val="single" w:sz="4" w:space="0" w:color="999999"/>
+              <w:bottom w:val="single" w:sz="4" w:space="0" w:color="999999"/>
+              <w:right w:val="single" w:sz="4" w:space="0" w:color="999999"/>
+            </w:tcBorders>
+            <w:shd w:val="clear" w:color="auto" w:fill="E9F7EF"/>
+            <w:tcMar>
+              <w:top w:w="80" w:type="dxa"/>
+              <w:left w:w="100" w:type="dxa"/>
+              <w:bottom w:w="80" w:type="dxa"/>
+              <w:right w:w="100" w:type="dxa"/>
+            </w:tcMar>
+            <w:vAlign w:val="center"/>
+          </w:tcPr>
+          <w:p>
+            <w:pPr>
+              <w:jc w:val="right"/>
+            </w:pPr>
+            <w:r>
+              <w:rPr>
+                <w:rFonts w:ascii="Tahoma" w:eastAsia="Tahoma" w:hAnsi="Tahoma" w:cs="Tahoma"/>
+                <w:sz w:val="19"/>
+                <w:szCs w:val="19"/>
+                <w:rtl/>
+              </w:rPr>
+              <w:t>٨ ص</w:t>
+            </w:r>
+          </w:p>
+        </w:tc>
+        <w:tc>
+          <w:tcPr>
+            <w:tcW w:w="1600" w:type="dxa"/>
+            <w:tcBorders>
+              <w:top w:val="single" w:sz="4" w:space="0" w:color="999999"/>
+              <w:left w:val="single" w:sz="4" w:space="0" w:color="999999"/>
+              <w:bottom w:val="single" w:sz="4" w:space="0" w:color="999999"/>
+              <w:right w:val="single" w:sz="4" w:space="0" w:color="999999"/>
+            </w:tcBorders>
+            <w:shd w:val="clear" w:color="auto" w:fill="E9F7EF"/>
+            <w:tcMar>
+              <w:top w:w="80" w:type="dxa"/>
+              <w:left w:w="100" w:type="dxa"/>
+              <w:bottom w:w="80" w:type="dxa"/>
+              <w:right w:w="100" w:type="dxa"/>
+            </w:tcMar>
+            <w:vAlign w:val="center"/>
+          </w:tcPr>
+          <w:p>
+            <w:pPr>
+              <w:jc w:val="right"/>
+            </w:pPr>
+            <w:r>
+              <w:rPr>
+                <w:rFonts w:ascii="Tahoma" w:eastAsia="Tahoma" w:hAnsi="Tahoma" w:cs="Tahoma"/>
+                <w:sz w:val="19"/>
+                <w:szCs w:val="19"/>
+                <w:rtl/>
+              </w:rPr>
+              <w:t>الشركة</w:t>
+            </w:r>
+          </w:p>
+        </w:tc>
+        <w:tc>
+          <w:tcPr>
+            <w:tcW w:w="4200" w:type="dxa"/>
+            <w:tcBorders>
+              <w:top w:val="single" w:sz="4" w:space="0" w:color="999999"/>
+              <w:left w:val="single" w:sz="4" w:space="0" w:color="999999"/>
+              <w:bottom w:val="single" w:sz="4" w:space="0" w:color="999999"/>
+              <w:right w:val="single" w:sz="4" w:space="0" w:color="999999"/>
+            </w:tcBorders>
+            <w:shd w:val="clear" w:color="auto" w:fill="E9F7EF"/>
+            <w:tcMar>
+              <w:top w:w="80" w:type="dxa"/>
+              <w:left w:w="100" w:type="dxa"/>
+              <w:bottom w:w="80" w:type="dxa"/>
+              <w:right w:w="100" w:type="dxa"/>
+            </w:tcMar>
+            <w:vAlign w:val="center"/>
+          </w:tcPr>
+          <w:p>
+            <w:pPr>
+              <w:jc w:val="right"/>
+            </w:pPr>
+            <w:r>
+              <w:rPr>
+                <w:rFonts w:ascii="Tahoma" w:eastAsia="Tahoma" w:hAnsi="Tahoma" w:cs="Tahoma"/>
+                <w:sz w:val="19"/>
+                <w:szCs w:val="19"/>
+                <w:rtl/>
+              </w:rPr>
+              <w:t>اجتماع مع المدير والشركاء</w:t>
+            </w:r>
+          </w:p>
+        </w:tc>
+        <w:tc>
+          <w:tcPr>
+            <w:tcW w:w="1400" w:type="dxa"/>
+            <w:tcBorders>
+              <w:top w:val="single" w:sz="4" w:space="0" w:color="999999"/>
+              <w:left w:val="single" w:sz="4" w:space="0" w:color="999999"/>
+              <w:bottom w:val="single" w:sz="4" w:space="0" w:color="999999"/>
+              <w:right w:val="single" w:sz="4" w:space="0" w:color="999999"/>
+            </w:tcBorders>
+            <w:shd w:val="clear" w:color="auto" w:fill="E9F7EF"/>
+            <w:tcMar>
+              <w:top w:w="80" w:type="dxa"/>
+              <w:left w:w="100" w:type="dxa"/>
+              <w:bottom w:w="80" w:type="dxa"/>
+              <w:right w:w="100" w:type="dxa"/>
+            </w:tcMar>
+            <w:vAlign w:val="center"/>
+          </w:tcPr>
+          <w:p>
+            <w:pPr>
+              <w:jc w:val="right"/>
+            </w:pPr>
+            <w:r>
+              <w:rPr>
+                <w:rFonts w:ascii="Tahoma" w:eastAsia="Tahoma" w:hAnsi="Tahoma" w:cs="Tahoma"/>
+                <w:sz w:val="19"/>
+                <w:szCs w:val="19"/>
+                <w:rtl/>
+              </w:rPr>
+              <w:t>أسبوعي</w:t>
+            </w:r>
+          </w:p>
+        </w:tc>
+        <w:tc>
+          <w:tcPr>
+            <w:tcW w:w="3400" w:type="dxa"/>
+            <w:tcBorders>
+              <w:top w:val="single" w:sz="4" w:space="0" w:color="999999"/>
+              <w:left w:val="single" w:sz="4" w:space="0" w:color="999999"/>
+              <w:bottom w:val="single" w:sz="4" w:space="0" w:color="999999"/>
+              <w:right w:val="single" w:sz="4" w:space="0" w:color="999999"/>
+            </w:tcBorders>
+            <w:shd w:val="clear" w:color="auto" w:fill="E9F7EF"/>
+            <w:tcMar>
+              <w:top w:w="80" w:type="dxa"/>
+              <w:left w:w="100" w:type="dxa"/>
+              <w:bottom w:w="80" w:type="dxa"/>
+              <w:right w:w="100" w:type="dxa"/>
+            </w:tcMar>
+            <w:vAlign w:val="center"/>
+          </w:tcPr>
+          <w:p>
+            <w:pPr>
+              <w:jc w:val="right"/>
+            </w:pPr>
+            <w:r>
+              <w:rPr>
+                <w:rFonts w:ascii="Tahoma" w:eastAsia="Tahoma" w:hAnsi="Tahoma" w:cs="Tahoma"/>
+                <w:sz w:val="19"/>
+                <w:szCs w:val="19"/>
+                <w:rtl/>
+              </w:rPr>
+              <w:t>—</w:t>
+            </w:r>
+          </w:p>
+        </w:tc>
+      </w:tr>
+      <w:tr>
+        <w:tblPrEx>
+          <w:tblCellMar>
+            <w:top w:w="0" w:type="dxa"/>
+            <w:bottom w:w="0" w:type="dxa"/>
+          </w:tblCellMar>
+        </w:tblPrEx>
+        <w:trPr>
+          <w:cantSplit/>
+        </w:trPr>
+        <w:tc>
+          <w:tcPr>
+            <w:tcW w:w="1500" w:type="dxa"/>
+            <w:tcBorders>
+              <w:top w:val="single" w:sz="4" w:space="0" w:color="999999"/>
+              <w:left w:val="single" w:sz="4" w:space="0" w:color="999999"/>
+              <w:bottom w:val="single" w:sz="4" w:space="0" w:color="999999"/>
+              <w:right w:val="single" w:sz="4" w:space="0" w:color="999999"/>
+            </w:tcBorders>
+            <w:shd w:val="clear" w:color="auto" w:fill="E9F7EF"/>
+            <w:tcMar>
+              <w:top w:w="80" w:type="dxa"/>
+              <w:left w:w="100" w:type="dxa"/>
+              <w:bottom w:w="80" w:type="dxa"/>
+              <w:right w:w="100" w:type="dxa"/>
+            </w:tcMar>
+            <w:vAlign w:val="center"/>
+          </w:tcPr>
+          <w:p>
+            <w:pPr>
+              <w:jc w:val="right"/>
+            </w:pPr>
+            <w:r>
+              <w:rPr>
+                <w:rFonts w:ascii="Tahoma" w:eastAsia="Tahoma" w:hAnsi="Tahoma" w:cs="Tahoma"/>
+                <w:b/>
+                <w:bCs/>
+                <w:sz w:val="19"/>
+                <w:szCs w:val="19"/>
+                <w:rtl/>
+              </w:rPr>
+              <w:t>مواعيد الشركة</w:t>
+            </w:r>
+          </w:p>
+        </w:tc>
+        <w:tc>
+          <w:tcPr>
+            <w:tcW w:w="1100" w:type="dxa"/>
+            <w:tcBorders>
+              <w:top w:val="single" w:sz="4" w:space="0" w:color="999999"/>
+              <w:left w:val="single" w:sz="4" w:space="0" w:color="999999"/>
+              <w:bottom w:val="single" w:sz="4" w:space="0" w:color="999999"/>
+              <w:right w:val="single" w:sz="4" w:space="0" w:color="999999"/>
+            </w:tcBorders>
+            <w:shd w:val="clear" w:color="auto" w:fill="E9F7EF"/>
+            <w:tcMar>
+              <w:top w:w="80" w:type="dxa"/>
+              <w:left w:w="100" w:type="dxa"/>
+              <w:bottom w:w="80" w:type="dxa"/>
+              <w:right w:w="100" w:type="dxa"/>
+            </w:tcMar>
+            <w:vAlign w:val="center"/>
+          </w:tcPr>
+          <w:p>
+            <w:pPr>
+              <w:jc w:val="right"/>
+            </w:pPr>
+            <w:r>
+              <w:rPr>
+                <w:rFonts w:ascii="Tahoma" w:eastAsia="Tahoma" w:hAnsi="Tahoma" w:cs="Tahoma"/>
+                <w:sz w:val="19"/>
+                <w:szCs w:val="19"/>
+                <w:rtl/>
+              </w:rPr>
+              <w:t>الأحد</w:t>
+            </w:r>
+          </w:p>
+        </w:tc>
+        <w:tc>
+          <w:tcPr>
+            <w:tcW w:w="1500" w:type="dxa"/>
+            <w:tcBorders>
+              <w:top w:val="single" w:sz="4" w:space="0" w:color="999999"/>
+              <w:left w:val="single" w:sz="4" w:space="0" w:color="999999"/>
+              <w:bottom w:val="single" w:sz="4" w:space="0" w:color="999999"/>
+              <w:right w:val="single" w:sz="4" w:space="0" w:color="999999"/>
+            </w:tcBorders>
+            <w:shd w:val="clear" w:color="auto" w:fill="E9F7EF"/>
+            <w:tcMar>
+              <w:top w:w="80" w:type="dxa"/>
+              <w:left w:w="100" w:type="dxa"/>
+              <w:bottom w:w="80" w:type="dxa"/>
+              <w:right w:w="100" w:type="dxa"/>
+            </w:tcMar>
+            <w:vAlign w:val="center"/>
+          </w:tcPr>
+          <w:p>
+            <w:pPr>
+              <w:jc w:val="right"/>
+            </w:pPr>
+            <w:r>
+              <w:rPr>
+                <w:rFonts w:ascii="Tahoma" w:eastAsia="Tahoma" w:hAnsi="Tahoma" w:cs="Tahoma"/>
+                <w:sz w:val="19"/>
+                <w:szCs w:val="19"/>
+                <w:rtl/>
+              </w:rPr>
+              <w:t>١٠ م</w:t>
+            </w:r>
+          </w:p>
+        </w:tc>
+        <w:tc>
+          <w:tcPr>
+            <w:tcW w:w="1600" w:type="dxa"/>
+            <w:tcBorders>
+              <w:top w:val="single" w:sz="4" w:space="0" w:color="999999"/>
+              <w:left w:val="single" w:sz="4" w:space="0" w:color="999999"/>
+              <w:bottom w:val="single" w:sz="4" w:space="0" w:color="999999"/>
+              <w:right w:val="single" w:sz="4" w:space="0" w:color="999999"/>
+            </w:tcBorders>
+            <w:shd w:val="clear" w:color="auto" w:fill="E9F7EF"/>
+            <w:tcMar>
+              <w:top w:w="80" w:type="dxa"/>
+              <w:left w:w="100" w:type="dxa"/>
+              <w:bottom w:w="80" w:type="dxa"/>
+              <w:right w:w="100" w:type="dxa"/>
+            </w:tcMar>
+            <w:vAlign w:val="center"/>
+          </w:tcPr>
+          <w:p>
+            <w:pPr>
+              <w:jc w:val="right"/>
+            </w:pPr>
+            <w:r>
+              <w:rPr>
+                <w:rFonts w:ascii="Tahoma" w:eastAsia="Tahoma" w:hAnsi="Tahoma" w:cs="Tahoma"/>
+                <w:sz w:val="19"/>
+                <w:szCs w:val="19"/>
+                <w:rtl/>
+              </w:rPr>
+              <w:t>الشركة</w:t>
+            </w:r>
+          </w:p>
+        </w:tc>
+        <w:tc>
+          <w:tcPr>
+            <w:tcW w:w="4200" w:type="dxa"/>
+            <w:tcBorders>
+              <w:top w:val="single" w:sz="4" w:space="0" w:color="999999"/>
+              <w:left w:val="single" w:sz="4" w:space="0" w:color="999999"/>
+              <w:bottom w:val="single" w:sz="4" w:space="0" w:color="999999"/>
+              <w:right w:val="single" w:sz="4" w:space="0" w:color="999999"/>
+            </w:tcBorders>
+            <w:shd w:val="clear" w:color="auto" w:fill="E9F7EF"/>
+            <w:tcMar>
+              <w:top w:w="80" w:type="dxa"/>
+              <w:left w:w="100" w:type="dxa"/>
+              <w:bottom w:w="80" w:type="dxa"/>
+              <w:right w:w="100" w:type="dxa"/>
+            </w:tcMar>
+            <w:vAlign w:val="center"/>
+          </w:tcPr>
+          <w:p>
+            <w:pPr>
+              <w:jc w:val="right"/>
+            </w:pPr>
+            <w:r>
+              <w:rPr>
+                <w:rFonts w:ascii="Tahoma" w:eastAsia="Tahoma" w:hAnsi="Tahoma" w:cs="Tahoma"/>
+                <w:sz w:val="19"/>
+                <w:szCs w:val="19"/>
+                <w:rtl/>
+              </w:rPr>
+              <w:t>اجتماع مع شركة صينية</w:t>
+            </w:r>
+          </w:p>
+        </w:tc>
+        <w:tc>
+          <w:tcPr>
+            <w:tcW w:w="1400" w:type="dxa"/>
+            <w:tcBorders>
+              <w:top w:val="single" w:sz="4" w:space="0" w:color="999999"/>
+              <w:left w:val="single" w:sz="4" w:space="0" w:color="999999"/>
+              <w:bottom w:val="single" w:sz="4" w:space="0" w:color="999999"/>
+              <w:right w:val="single" w:sz="4" w:space="0" w:color="999999"/>
+            </w:tcBorders>
+            <w:shd w:val="clear" w:color="auto" w:fill="E9F7EF"/>
+            <w:tcMar>
+              <w:top w:w="80" w:type="dxa"/>
+              <w:left w:w="100" w:type="dxa"/>
+              <w:bottom w:w="80" w:type="dxa"/>
+              <w:right w:w="100" w:type="dxa"/>
+            </w:tcMar>
+            <w:vAlign w:val="center"/>
+          </w:tcPr>
+          <w:p>
+            <w:pPr>
+              <w:jc w:val="right"/>
+            </w:pPr>
+            <w:r>
+              <w:rPr>
+                <w:rFonts w:ascii="Tahoma" w:eastAsia="Tahoma" w:hAnsi="Tahoma" w:cs="Tahoma"/>
+                <w:sz w:val="19"/>
+                <w:szCs w:val="19"/>
+                <w:rtl/>
+              </w:rPr>
+              <w:t>—</w:t>
+            </w:r>
+          </w:p>
+        </w:tc>
+        <w:tc>
+          <w:tcPr>
+            <w:tcW w:w="3400" w:type="dxa"/>
+            <w:tcBorders>
+              <w:top w:val="single" w:sz="4" w:space="0" w:color="999999"/>
+              <w:left w:val="single" w:sz="4" w:space="0" w:color="999999"/>
+              <w:bottom w:val="single" w:sz="4" w:space="0" w:color="999999"/>
+              <w:right w:val="single" w:sz="4" w:space="0" w:color="999999"/>
+            </w:tcBorders>
+            <w:shd w:val="clear" w:color="auto" w:fill="E9F7EF"/>
+            <w:tcMar>
+              <w:top w:w="80" w:type="dxa"/>
+              <w:left w:w="100" w:type="dxa"/>
+              <w:bottom w:w="80" w:type="dxa"/>
+              <w:right w:w="100" w:type="dxa"/>
+            </w:tcMar>
+            <w:vAlign w:val="center"/>
+          </w:tcPr>
+          <w:p>
+            <w:pPr>
+              <w:jc w:val="right"/>
+            </w:pPr>
+            <w:r>
+              <w:rPr>
+                <w:rFonts w:ascii="Tahoma" w:eastAsia="Tahoma" w:hAnsi="Tahoma" w:cs="Tahoma"/>
+                <w:sz w:val="19"/>
+                <w:szCs w:val="19"/>
+                <w:rtl/>
+              </w:rPr>
+              <w:t>—</w:t>
+            </w:r>
+          </w:p>
+        </w:tc>
+      </w:tr>
+      <w:tr>
+        <w:tblPrEx>
+          <w:tblCellMar>
+            <w:top w:w="0" w:type="dxa"/>
+            <w:bottom w:w="0" w:type="dxa"/>
+          </w:tblCellMar>
+        </w:tblPrEx>
+        <w:trPr>
+          <w:cantSplit/>
+        </w:trPr>
+        <w:tc>
+          <w:tcPr>
+            <w:tcW w:w="1500" w:type="dxa"/>
+            <w:tcBorders>
+              <w:top w:val="single" w:sz="4" w:space="0" w:color="999999"/>
+              <w:left w:val="single" w:sz="4" w:space="0" w:color="999999"/>
+              <w:bottom w:val="single" w:sz="4" w:space="0" w:color="999999"/>
+              <w:right w:val="single" w:sz="4" w:space="0" w:color="999999"/>
+            </w:tcBorders>
+            <w:shd w:val="clear" w:color="auto" w:fill="E9F7EF"/>
+            <w:tcMar>
+              <w:top w:w="80" w:type="dxa"/>
+              <w:left w:w="100" w:type="dxa"/>
+              <w:bottom w:w="80" w:type="dxa"/>
+              <w:right w:w="100" w:type="dxa"/>
+            </w:tcMar>
+            <w:vAlign w:val="center"/>
+          </w:tcPr>
+          <w:p>
+            <w:pPr>
+              <w:jc w:val="right"/>
+            </w:pPr>
+            <w:r>
+              <w:rPr>
+                <w:rFonts w:ascii="Tahoma" w:eastAsia="Tahoma" w:hAnsi="Tahoma" w:cs="Tahoma"/>
+                <w:b/>
+                <w:bCs/>
+                <w:sz w:val="19"/>
+                <w:szCs w:val="19"/>
+                <w:rtl/>
+              </w:rPr>
+              <w:t>مواعيد الشركة</w:t>
+            </w:r>
+          </w:p>
+        </w:tc>
+        <w:tc>
+          <w:tcPr>
+            <w:tcW w:w="1100" w:type="dxa"/>
+            <w:tcBorders>
+              <w:top w:val="single" w:sz="4" w:space="0" w:color="999999"/>
+              <w:left w:val="single" w:sz="4" w:space="0" w:color="999999"/>
+              <w:bottom w:val="single" w:sz="4" w:space="0" w:color="999999"/>
+              <w:right w:val="single" w:sz="4" w:space="0" w:color="999999"/>
+            </w:tcBorders>
+            <w:shd w:val="clear" w:color="auto" w:fill="E9F7EF"/>
+            <w:tcMar>
+              <w:top w:w="80" w:type="dxa"/>
+              <w:left w:w="100" w:type="dxa"/>
+              <w:bottom w:w="80" w:type="dxa"/>
+              <w:right w:w="100" w:type="dxa"/>
+            </w:tcMar>
+            <w:vAlign w:val="center"/>
+          </w:tcPr>
+          <w:p>
+            <w:pPr>
+              <w:jc w:val="right"/>
+            </w:pPr>
+            <w:r>
+              <w:rPr>
+                <w:rFonts w:ascii="Tahoma" w:eastAsia="Tahoma" w:hAnsi="Tahoma" w:cs="Tahoma"/>
+                <w:sz w:val="19"/>
+                <w:szCs w:val="19"/>
+                <w:rtl/>
+              </w:rPr>
+              <w:t>الاثنين</w:t>
+            </w:r>
+          </w:p>
+        </w:tc>
+        <w:tc>
+          <w:tcPr>
+            <w:tcW w:w="1500" w:type="dxa"/>
+            <w:tcBorders>
+              <w:top w:val="single" w:sz="4" w:space="0" w:color="999999"/>
+              <w:left w:val="single" w:sz="4" w:space="0" w:color="999999"/>
+              <w:bottom w:val="single" w:sz="4" w:space="0" w:color="999999"/>
+              <w:right w:val="single" w:sz="4" w:space="0" w:color="999999"/>
+            </w:tcBorders>
+            <w:shd w:val="clear" w:color="auto" w:fill="E9F7EF"/>
+            <w:tcMar>
+              <w:top w:w="80" w:type="dxa"/>
+              <w:left w:w="100" w:type="dxa"/>
+              <w:bottom w:w="80" w:type="dxa"/>
+              <w:right w:w="100" w:type="dxa"/>
+            </w:tcMar>
+            <w:vAlign w:val="center"/>
+          </w:tcPr>
+          <w:p>
+            <w:pPr>
+              <w:jc w:val="right"/>
+            </w:pPr>
+            <w:r>
+              <w:rPr>
+                <w:rFonts w:ascii="Tahoma" w:eastAsia="Tahoma" w:hAnsi="Tahoma" w:cs="Tahoma"/>
+                <w:sz w:val="19"/>
+                <w:szCs w:val="19"/>
+                <w:rtl/>
+              </w:rPr>
+              <w:t>٩ م</w:t>
+            </w:r>
+          </w:p>
+        </w:tc>
+        <w:tc>
+          <w:tcPr>
+            <w:tcW w:w="1600" w:type="dxa"/>
+            <w:tcBorders>
+              <w:top w:val="single" w:sz="4" w:space="0" w:color="999999"/>
+              <w:left w:val="single" w:sz="4" w:space="0" w:color="999999"/>
+              <w:bottom w:val="single" w:sz="4" w:space="0" w:color="999999"/>
+              <w:right w:val="single" w:sz="4" w:space="0" w:color="999999"/>
+            </w:tcBorders>
+            <w:shd w:val="clear" w:color="auto" w:fill="E9F7EF"/>
+            <w:tcMar>
+              <w:top w:w="80" w:type="dxa"/>
+              <w:left w:w="100" w:type="dxa"/>
+              <w:bottom w:w="80" w:type="dxa"/>
+              <w:right w:w="100" w:type="dxa"/>
+            </w:tcMar>
+            <w:vAlign w:val="center"/>
+          </w:tcPr>
+          <w:p>
+            <w:pPr>
+              <w:jc w:val="right"/>
+            </w:pPr>
+            <w:r>
+              <w:rPr>
+                <w:rFonts w:ascii="Tahoma" w:eastAsia="Tahoma" w:hAnsi="Tahoma" w:cs="Tahoma"/>
+                <w:sz w:val="19"/>
+                <w:szCs w:val="19"/>
+                <w:rtl/>
+              </w:rPr>
+              <w:t>الشركة</w:t>
+            </w:r>
+          </w:p>
+        </w:tc>
+        <w:tc>
+          <w:tcPr>
+            <w:tcW w:w="4200" w:type="dxa"/>
+            <w:tcBorders>
+              <w:top w:val="single" w:sz="4" w:space="0" w:color="999999"/>
+              <w:left w:val="single" w:sz="4" w:space="0" w:color="999999"/>
+              <w:bottom w:val="single" w:sz="4" w:space="0" w:color="999999"/>
+              <w:right w:val="single" w:sz="4" w:space="0" w:color="999999"/>
+            </w:tcBorders>
+            <w:shd w:val="clear" w:color="auto" w:fill="E9F7EF"/>
+            <w:tcMar>
+              <w:top w:w="80" w:type="dxa"/>
+              <w:left w:w="100" w:type="dxa"/>
+              <w:bottom w:w="80" w:type="dxa"/>
+              <w:right w:w="100" w:type="dxa"/>
+            </w:tcMar>
+            <w:vAlign w:val="center"/>
+          </w:tcPr>
+          <w:p>
+            <w:pPr>
+              <w:jc w:val="right"/>
+            </w:pPr>
+            <w:r>
+              <w:rPr>
+                <w:rFonts w:ascii="Tahoma" w:eastAsia="Tahoma" w:hAnsi="Tahoma" w:cs="Tahoma"/>
+                <w:sz w:val="19"/>
+                <w:szCs w:val="19"/>
+                <w:rtl/>
+              </w:rPr>
+              <w:t>اجتماع مع شركة سعودية لإنشاء منصة إدارة الطلبات</w:t>
+            </w:r>
+          </w:p>
+        </w:tc>
+        <w:tc>
+          <w:tcPr>
+            <w:tcW w:w="1400" w:type="dxa"/>
+            <w:tcBorders>
+              <w:top w:val="single" w:sz="4" w:space="0" w:color="999999"/>
+              <w:left w:val="single" w:sz="4" w:space="0" w:color="999999"/>
+              <w:bottom w:val="single" w:sz="4" w:space="0" w:color="999999"/>
+              <w:right w:val="single" w:sz="4" w:space="0" w:color="999999"/>
+            </w:tcBorders>
+            <w:shd w:val="clear" w:color="auto" w:fill="E9F7EF"/>
+            <w:tcMar>
+              <w:top w:w="80" w:type="dxa"/>
+              <w:left w:w="100" w:type="dxa"/>
+              <w:bottom w:w="80" w:type="dxa"/>
+              <w:right w:w="100" w:type="dxa"/>
+            </w:tcMar>
+            <w:vAlign w:val="center"/>
+          </w:tcPr>
+          <w:p>
+            <w:pPr>
+              <w:jc w:val="right"/>
+            </w:pPr>
+            <w:r>
+              <w:rPr>
+                <w:rFonts w:ascii="Tahoma" w:eastAsia="Tahoma" w:hAnsi="Tahoma" w:cs="Tahoma"/>
+                <w:sz w:val="19"/>
+                <w:szCs w:val="19"/>
+                <w:rtl/>
+              </w:rPr>
+              <w:t>—</w:t>
+            </w:r>
+          </w:p>
+        </w:tc>
+        <w:tc>
+          <w:tcPr>
+            <w:tcW w:w="3400" w:type="dxa"/>
+            <w:tcBorders>
+              <w:top w:val="single" w:sz="4" w:space="0" w:color="999999"/>
+              <w:left w:val="single" w:sz="4" w:space="0" w:color="999999"/>
+              <w:bottom w:val="single" w:sz="4" w:space="0" w:color="999999"/>
+              <w:right w:val="single" w:sz="4" w:space="0" w:color="999999"/>
+            </w:tcBorders>
+            <w:shd w:val="clear" w:color="auto" w:fill="E9F7EF"/>
+            <w:tcMar>
+              <w:top w:w="80" w:type="dxa"/>
+              <w:left w:w="100" w:type="dxa"/>
+              <w:bottom w:w="80" w:type="dxa"/>
+              <w:right w:w="100" w:type="dxa"/>
+            </w:tcMar>
+            <w:vAlign w:val="center"/>
+          </w:tcPr>
+          <w:p>
+            <w:pPr>
+              <w:jc w:val="right"/>
+            </w:pPr>
+            <w:r>
+              <w:rPr>
+                <w:rFonts w:ascii="Tahoma" w:eastAsia="Tahoma" w:hAnsi="Tahoma" w:cs="Tahoma"/>
+                <w:sz w:val="19"/>
+                <w:szCs w:val="19"/>
+                <w:rtl/>
+              </w:rPr>
+              <w:t>—</w:t>
+            </w:r>
+          </w:p>
+        </w:tc>
+      </w:tr>
+      <w:tr>
+        <w:tblPrEx>
+          <w:tblCellMar>
+            <w:top w:w="0" w:type="dxa"/>
+            <w:bottom w:w="0" w:type="dxa"/>
+          </w:tblCellMar>
+        </w:tblPrEx>
+        <w:trPr>
+          <w:cantSplit/>
+        </w:trPr>
+        <w:tc>
+          <w:tcPr>
+            <w:tcW w:w="1500" w:type="dxa"/>
+            <w:tcBorders>
+              <w:top w:val="single" w:sz="4" w:space="0" w:color="999999"/>
+              <w:left w:val="single" w:sz="4" w:space="0" w:color="999999"/>
+              <w:bottom w:val="single" w:sz="4" w:space="0" w:color="999999"/>
+              <w:right w:val="single" w:sz="4" w:space="0" w:color="999999"/>
+            </w:tcBorders>
+            <w:shd w:val="clear" w:color="auto" w:fill="E9F7EF"/>
+            <w:tcMar>
+              <w:top w:w="80" w:type="dxa"/>
+              <w:left w:w="100" w:type="dxa"/>
+              <w:bottom w:w="80" w:type="dxa"/>
+              <w:right w:w="100" w:type="dxa"/>
+            </w:tcMar>
+            <w:vAlign w:val="center"/>
+          </w:tcPr>
+          <w:p>
+            <w:pPr>
+              <w:jc w:val="right"/>
+            </w:pPr>
+            <w:r>
+              <w:rPr>
+                <w:rFonts w:ascii="Tahoma" w:eastAsia="Tahoma" w:hAnsi="Tahoma" w:cs="Tahoma"/>
+                <w:b/>
+                <w:bCs/>
+                <w:sz w:val="19"/>
+                <w:szCs w:val="19"/>
+                <w:rtl/>
+              </w:rPr>
+              <w:t>مواعيد الشركة</w:t>
+            </w:r>
+          </w:p>
+        </w:tc>
+        <w:tc>
+          <w:tcPr>
+            <w:tcW w:w="1100" w:type="dxa"/>
+            <w:tcBorders>
+              <w:top w:val="single" w:sz="4" w:space="0" w:color="999999"/>
+              <w:left w:val="single" w:sz="4" w:space="0" w:color="999999"/>
+              <w:bottom w:val="single" w:sz="4" w:space="0" w:color="999999"/>
+              <w:right w:val="single" w:sz="4" w:space="0" w:color="999999"/>
+            </w:tcBorders>
+            <w:shd w:val="clear" w:color="auto" w:fill="E9F7EF"/>
+            <w:tcMar>
+              <w:top w:w="80" w:type="dxa"/>
+              <w:left w:w="100" w:type="dxa"/>
+              <w:bottom w:w="80" w:type="dxa"/>
+              <w:right w:w="100" w:type="dxa"/>
+            </w:tcMar>
+            <w:vAlign w:val="center"/>
+          </w:tcPr>
+          <w:p>
+            <w:pPr>
+              <w:jc w:val="right"/>
+            </w:pPr>
+            <w:r>
+              <w:rPr>
+                <w:rFonts w:ascii="Tahoma" w:eastAsia="Tahoma" w:hAnsi="Tahoma" w:cs="Tahoma"/>
+                <w:sz w:val="19"/>
+                <w:szCs w:val="19"/>
+                <w:rtl/>
+              </w:rPr>
+              <w:t>الأربعاء</w:t>
+            </w:r>
+          </w:p>
+        </w:tc>
+        <w:tc>
+          <w:tcPr>
+            <w:tcW w:w="1500" w:type="dxa"/>
+            <w:tcBorders>
+              <w:top w:val="single" w:sz="4" w:space="0" w:color="999999"/>
+              <w:left w:val="single" w:sz="4" w:space="0" w:color="999999"/>
+              <w:bottom w:val="single" w:sz="4" w:space="0" w:color="999999"/>
+              <w:right w:val="single" w:sz="4" w:space="0" w:color="999999"/>
+            </w:tcBorders>
+            <w:shd w:val="clear" w:color="auto" w:fill="E9F7EF"/>
+            <w:tcMar>
+              <w:top w:w="80" w:type="dxa"/>
+              <w:left w:w="100" w:type="dxa"/>
+              <w:bottom w:w="80" w:type="dxa"/>
+              <w:right w:w="100" w:type="dxa"/>
+            </w:tcMar>
+            <w:vAlign w:val="center"/>
+          </w:tcPr>
+          <w:p>
+            <w:pPr>
+              <w:jc w:val="right"/>
+            </w:pPr>
+            <w:r>
+              <w:rPr>
+                <w:rFonts w:ascii="Tahoma" w:eastAsia="Tahoma" w:hAnsi="Tahoma" w:cs="Tahoma"/>
+                <w:sz w:val="19"/>
+                <w:szCs w:val="19"/>
+                <w:rtl/>
+              </w:rPr>
+              <w:t>١٠ م</w:t>
+            </w:r>
+          </w:p>
+        </w:tc>
+        <w:tc>
+          <w:tcPr>
+            <w:tcW w:w="1600" w:type="dxa"/>
+            <w:tcBorders>
+              <w:top w:val="single" w:sz="4" w:space="0" w:color="999999"/>
+              <w:left w:val="single" w:sz="4" w:space="0" w:color="999999"/>
+              <w:bottom w:val="single" w:sz="4" w:space="0" w:color="999999"/>
+              <w:right w:val="single" w:sz="4" w:space="0" w:color="999999"/>
+            </w:tcBorders>
+            <w:shd w:val="clear" w:color="auto" w:fill="E9F7EF"/>
+            <w:tcMar>
+              <w:top w:w="80" w:type="dxa"/>
+              <w:left w:w="100" w:type="dxa"/>
+              <w:bottom w:w="80" w:type="dxa"/>
+              <w:right w:w="100" w:type="dxa"/>
+            </w:tcMar>
+            <w:vAlign w:val="center"/>
+          </w:tcPr>
+          <w:p>
+            <w:pPr>
+              <w:jc w:val="right"/>
+            </w:pPr>
+            <w:r>
+              <w:rPr>
+                <w:rFonts w:ascii="Tahoma" w:eastAsia="Tahoma" w:hAnsi="Tahoma" w:cs="Tahoma"/>
+                <w:sz w:val="19"/>
+                <w:szCs w:val="19"/>
+                <w:rtl/>
+              </w:rPr>
+              <w:t>الشركة</w:t>
+            </w:r>
+          </w:p>
+        </w:tc>
+        <w:tc>
+          <w:tcPr>
+            <w:tcW w:w="4200" w:type="dxa"/>
+            <w:tcBorders>
+              <w:top w:val="single" w:sz="4" w:space="0" w:color="999999"/>
+              <w:left w:val="single" w:sz="4" w:space="0" w:color="999999"/>
+              <w:bottom w:val="single" w:sz="4" w:space="0" w:color="999999"/>
+              <w:right w:val="single" w:sz="4" w:space="0" w:color="999999"/>
+            </w:tcBorders>
+            <w:shd w:val="clear" w:color="auto" w:fill="E9F7EF"/>
+            <w:tcMar>
+              <w:top w:w="80" w:type="dxa"/>
+              <w:left w:w="100" w:type="dxa"/>
+              <w:bottom w:w="80" w:type="dxa"/>
+              <w:right w:w="100" w:type="dxa"/>
+            </w:tcMar>
+            <w:vAlign w:val="center"/>
+          </w:tcPr>
+          <w:p>
+            <w:pPr>
+              <w:jc w:val="right"/>
+            </w:pPr>
+            <w:r>
+              <w:rPr>
+                <w:rFonts w:ascii="Tahoma" w:eastAsia="Tahoma" w:hAnsi="Tahoma" w:cs="Tahoma"/>
+                <w:sz w:val="19"/>
+                <w:szCs w:val="19"/>
+                <w:rtl/>
+              </w:rPr>
+              <w:t>اجتماع مع الفريق</w:t>
+            </w:r>
+          </w:p>
+        </w:tc>
+        <w:tc>
+          <w:tcPr>
+            <w:tcW w:w="1400" w:type="dxa"/>
+            <w:tcBorders>
+              <w:top w:val="single" w:sz="4" w:space="0" w:color="999999"/>
+              <w:left w:val="single" w:sz="4" w:space="0" w:color="999999"/>
+              <w:bottom w:val="single" w:sz="4" w:space="0" w:color="999999"/>
+              <w:right w:val="single" w:sz="4" w:space="0" w:color="999999"/>
+            </w:tcBorders>
+            <w:shd w:val="clear" w:color="auto" w:fill="E9F7EF"/>
+            <w:tcMar>
+              <w:top w:w="80" w:type="dxa"/>
+              <w:left w:w="100" w:type="dxa"/>
+              <w:bottom w:w="80" w:type="dxa"/>
+              <w:right w:w="100" w:type="dxa"/>
+            </w:tcMar>
+            <w:vAlign w:val="center"/>
+          </w:tcPr>
+          <w:p>
+            <w:pPr>
+              <w:jc w:val="right"/>
+            </w:pPr>
+            <w:r>
+              <w:rPr>
+                <w:rFonts w:ascii="Tahoma" w:eastAsia="Tahoma" w:hAnsi="Tahoma" w:cs="Tahoma"/>
+                <w:sz w:val="19"/>
+                <w:szCs w:val="19"/>
+                <w:rtl/>
+              </w:rPr>
+              <w:t>—</w:t>
+            </w:r>
+          </w:p>
+        </w:tc>
+        <w:tc>
+          <w:tcPr>
+            <w:tcW w:w="3400" w:type="dxa"/>
+            <w:tcBorders>
+              <w:top w:val="single" w:sz="4" w:space="0" w:color="999999"/>
+              <w:left w:val="single" w:sz="4" w:space="0" w:color="999999"/>
+              <w:bottom w:val="single" w:sz="4" w:space="0" w:color="999999"/>
+              <w:right w:val="single" w:sz="4" w:space="0" w:color="999999"/>
+            </w:tcBorders>
+            <w:shd w:val="clear" w:color="auto" w:fill="E9F7EF"/>
+            <w:tcMar>
+              <w:top w:w="80" w:type="dxa"/>
+              <w:left w:w="100" w:type="dxa"/>
+              <w:bottom w:w="80" w:type="dxa"/>
+              <w:right w:w="100" w:type="dxa"/>
+            </w:tcMar>
+            <w:vAlign w:val="center"/>
+          </w:tcPr>
+          <w:p>
+            <w:pPr>
+              <w:jc w:val="right"/>
+            </w:pPr>
+            <w:r>
+              <w:rPr>
+                <w:rFonts w:ascii="Tahoma" w:eastAsia="Tahoma" w:hAnsi="Tahoma" w:cs="Tahoma"/>
+                <w:sz w:val="19"/>
+                <w:szCs w:val="19"/>
+                <w:rtl/>
+              </w:rPr>
+              <w:t>—</w:t>
+            </w:r>
+          </w:p>
+        </w:tc>
+      </w:tr>
+    </w:tbl>
+    <w:p>
+      <w:pPr>
+        <w:spacing w:after="200"/>
+        <w:jc w:val="right"/>
+      </w:pPr>
+    </w:p>
+    <w:p>
+      <w:pPr>
+        <w:spacing w:after="80"/>
+        <w:jc w:val="right"/>
+      </w:pPr>
+      <w:r>
+        <w:rPr>
+          <w:rFonts w:ascii="Tahoma" w:eastAsia="Tahoma" w:hAnsi="Tahoma" w:cs="Tahoma"/>
+          <w:b/>
+          <w:bCs/>
+          <w:sz w:val="22"/>
+          <w:szCs w:val="22"/>
+          <w:rtl/>
+        </w:rPr>
+        <w:t>تذكير بتجهيز الملفات قبل الاجتماعات:</w:t>
+      </w:r>
+    </w:p>
+    <w:p>
+      <w:pPr>
+        <w:pStyle w:val="a6"/>
+        <w:numPr>
+          <w:ilvl w:val="0"/>
+          <w:numId w:val="2"/>
+        </w:numPr>
+        <w:spacing w:after="60" w:line="240" w:lineRule="auto"/>
+        <w:contextualSpacing w:val="0"/>
+        <w:jc w:val="right"/>
+      </w:pPr>
+      <w:r>
+        <w:rPr>
+          <w:rFonts w:ascii="Tahoma" w:eastAsia="Tahoma" w:hAnsi="Tahoma" w:cs="Tahoma"/>
+          <w:sz w:val="20"/>
+          <w:szCs w:val="20"/>
+          <w:rtl/>
+        </w:rPr>
+        <w:t>الثلاثاء: تجهيز ملف المناقشة قبل اجتماع فريق التطوير (٨ ص) بساعة — أي بحلول ٧ ص.</w:t>
+      </w:r>
+    </w:p>
+    <w:p>
+      <w:pPr>
+        <w:pStyle w:val="a6"/>
+        <w:numPr>
+          <w:ilvl w:val="0"/>
+          <w:numId w:val="2"/>
+        </w:numPr>
+        <w:spacing w:after="60" w:line="240" w:lineRule="auto"/>
+        <w:contextualSpacing w:val="0"/>
+        <w:jc w:val="right"/>
+      </w:pPr>
+      <w:r>
+        <w:rPr>
+          <w:rFonts w:ascii="Tahoma" w:eastAsia="Tahoma" w:hAnsi="Tahoma" w:cs="Tahoma"/>
+          <w:sz w:val="20"/>
+          <w:szCs w:val="20"/>
+          <w:rtl/>
+        </w:rPr>
+        <w:t>الأربعاء: تجهيز ملف طلبات التغيير قبل اجتماع إدارة التغيير (١٠ ص) بساعتين — أي بحلول ٨ ص.</w:t>
+      </w:r>
+    </w:p>
+    <w:p>
+      <w:pPr>
+        <w:spacing w:after="80"/>
+        <w:jc w:val="right"/>
+      </w:pPr>
+      <w:r>
+        <w:rPr>
+          <w:rFonts w:ascii="Tahoma" w:eastAsia="Tahoma" w:hAnsi="Tahoma" w:cs="Tahoma"/>
+          <w:b/>
+          <w:bCs/>
+          <w:sz w:val="22"/>
+          <w:szCs w:val="22"/>
+          <w:rtl/>
+        </w:rPr>
+        <w:lastRenderedPageBreak/>
+        <w:t>ملاحظات:</w:t>
+      </w:r>
+    </w:p>
+    <w:p>
+      <w:pPr>
+        <w:pStyle w:val="a6"/>
+        <w:numPr>
+          <w:ilvl w:val="0"/>
+          <w:numId w:val="2"/>
+        </w:numPr>
+        <w:spacing w:after="60" w:line="240" w:lineRule="auto"/>
+        <w:contextualSpacing w:val="0"/>
+        <w:jc w:val="right"/>
+      </w:pPr>
+      <w:r>
+        <w:rPr>
+          <w:rFonts w:ascii="Tahoma" w:eastAsia="Tahoma" w:hAnsi="Tahoma" w:cs="Tahoma"/>
+          <w:sz w:val="20"/>
+          <w:szCs w:val="20"/>
+          <w:rtl/>
+        </w:rPr>
+        <w:t>التكرار الأسبوعي مطبّق على: اجتماع الأحد ١ م، الاثنين ١ م، الثلاثاء، الأربعاء، الخميس (الدوام)، واجتماع السبت (الشركة).</w:t>
+      </w:r>
+    </w:p>
+    <w:p>
+      <w:r>
+        <w:br w:type="page"/>
+      </w:r>
+    </w:p>
+    <w:p>
+      <w:pPr>
+        <w:spacing w:after="200"/>
+        <w:jc w:val="center"/>
+      </w:pPr>
+      <w:r>
+        <w:rPr>
+          <w:rFonts w:ascii="Tahoma" w:eastAsia="Tahoma" w:hAnsi="Tahoma" w:cs="Tahoma"/>
+          <w:b/>
+          <w:bCs/>
+          <w:sz w:val="28"/>
+          <w:szCs w:val="28"/>
+          <w:rtl/>
+        </w:rPr>
+        <w:lastRenderedPageBreak/>
+        <w:t>القائمة اليومية للمواعيد</w:t>
+      </w:r>
+    </w:p>
+    <w:p>
+      <w:pPr>
+        <w:spacing w:after="80"/>
+        <w:jc w:val="right"/>
+      </w:pPr>
+      <w:r>
+        <w:rPr>
+          <w:rFonts w:ascii="Tahoma" w:eastAsia="Tahoma" w:hAnsi="Tahoma" w:cs="Tahoma"/>
+          <w:b/>
+          <w:bCs/>
+          <w:rtl/>
+        </w:rPr>
+        <w:t>السبت</w:t>
+      </w:r>
+    </w:p>
+    <w:p>
+      <w:pPr>
+        <w:pStyle w:val="a6"/>
+        <w:numPr>
+          <w:ilvl w:val="0"/>
+          <w:numId w:val="2"/>
+        </w:numPr>
+        <w:spacing w:after="60" w:line="240" w:lineRule="auto"/>
+        <w:contextualSpacing w:val="0"/>
+        <w:jc w:val="right"/>
+      </w:pPr>
+      <w:r>
+        <w:rPr>
+          <w:rFonts w:ascii="Tahoma" w:eastAsia="Tahoma" w:hAnsi="Tahoma" w:cs="Tahoma"/>
+          <w:sz w:val="20"/>
+          <w:szCs w:val="20"/>
+          <w:rtl/>
+        </w:rPr>
+        <w:t>٨ ص — اجتماع مع المدير والشركاء (الشركة) — أسبوعي</w:t>
+      </w:r>
+    </w:p>
+    <w:p>
+      <w:pPr>
+        <w:spacing w:after="80"/>
+        <w:jc w:val="right"/>
+      </w:pPr>
+      <w:r>
+        <w:rPr>
+          <w:rFonts w:ascii="Tahoma" w:eastAsia="Tahoma" w:hAnsi="Tahoma" w:cs="Tahoma"/>
+          <w:b/>
+          <w:bCs/>
+          <w:rtl/>
+        </w:rPr>
+        <w:t>الأحد</w:t>
+      </w:r>
+    </w:p>
+    <w:p>
+      <w:pPr>
+        <w:pStyle w:val="a6"/>
+        <w:numPr>
+          <w:ilvl w:val="0"/>
+          <w:numId w:val="2"/>
+        </w:numPr>
+        <w:spacing w:after="60" w:line="240" w:lineRule="auto"/>
+        <w:contextualSpacing w:val="0"/>
+        <w:jc w:val="right"/>
+      </w:pPr>
+      <w:r>
+        <w:rPr>
+          <w:rFonts w:ascii="Tahoma" w:eastAsia="Tahoma" w:hAnsi="Tahoma" w:cs="Tahoma"/>
+          <w:sz w:val="20"/>
+          <w:szCs w:val="20"/>
+          <w:rtl/>
+        </w:rPr>
+        <w:t>٨ ص — اجتماع الصباح مع إدارة الالتزام (الدوام)</w:t>
+      </w:r>
+    </w:p>
+    <w:p>
+      <w:pPr>
+        <w:pStyle w:val="a6"/>
+        <w:numPr>
+          <w:ilvl w:val="0"/>
+          <w:numId w:val="2"/>
+        </w:numPr>
+        <w:spacing w:after="60" w:line="240" w:lineRule="auto"/>
+        <w:contextualSpacing w:val="0"/>
+        <w:jc w:val="right"/>
+      </w:pPr>
+      <w:r>
+        <w:rPr>
+          <w:rFonts w:ascii="Tahoma" w:eastAsia="Tahoma" w:hAnsi="Tahoma" w:cs="Tahoma"/>
+          <w:sz w:val="20"/>
+          <w:szCs w:val="20"/>
+          <w:rtl/>
+        </w:rPr>
+        <w:t>١١ ص — اجتماع مع إدارة المخاطر (الدوام)</w:t>
+      </w:r>
+    </w:p>
+    <w:p>
+      <w:pPr>
+        <w:pStyle w:val="a6"/>
+        <w:numPr>
+          <w:ilvl w:val="0"/>
+          <w:numId w:val="2"/>
+        </w:numPr>
+        <w:spacing w:after="60" w:line="240" w:lineRule="auto"/>
+        <w:contextualSpacing w:val="0"/>
+        <w:jc w:val="right"/>
+      </w:pPr>
+      <w:r>
+        <w:rPr>
+          <w:rFonts w:ascii="Tahoma" w:eastAsia="Tahoma" w:hAnsi="Tahoma" w:cs="Tahoma"/>
+          <w:sz w:val="20"/>
+          <w:szCs w:val="20"/>
+          <w:rtl/>
+        </w:rPr>
+        <w:t>١ م — اجتماع الأحد (الدوام) — أسبوعي</w:t>
+      </w:r>
+    </w:p>
+    <w:p>
+      <w:pPr>
+        <w:pStyle w:val="a6"/>
+        <w:numPr>
+          <w:ilvl w:val="0"/>
+          <w:numId w:val="2"/>
+        </w:numPr>
+        <w:spacing w:after="60" w:line="240" w:lineRule="auto"/>
+        <w:contextualSpacing w:val="0"/>
+        <w:jc w:val="right"/>
+      </w:pPr>
+      <w:r>
+        <w:rPr>
+          <w:rFonts w:ascii="Tahoma" w:eastAsia="Tahoma" w:hAnsi="Tahoma" w:cs="Tahoma"/>
+          <w:sz w:val="20"/>
+          <w:szCs w:val="20"/>
+          <w:rtl/>
+        </w:rPr>
+        <w:t xml:space="preserve">مراجعة التغييرات التي حصلت في </w:t>
+      </w:r>
+      <w:proofErr w:type="spellStart"/>
+      <w:r>
+        <w:rPr>
+          <w:rFonts w:ascii="Tahoma" w:eastAsia="Tahoma" w:hAnsi="Tahoma" w:cs="Tahoma"/>
+          <w:sz w:val="20"/>
+          <w:szCs w:val="20"/>
+          <w:rtl/>
+        </w:rPr>
+        <w:t>الويكند</w:t>
+      </w:r>
+      <w:proofErr w:type="spellEnd"/>
+      <w:r>
+        <w:rPr>
+          <w:rFonts w:ascii="Tahoma" w:eastAsia="Tahoma" w:hAnsi="Tahoma" w:cs="Tahoma"/>
+          <w:sz w:val="20"/>
+          <w:szCs w:val="20"/>
+          <w:rtl/>
+        </w:rPr>
+        <w:t xml:space="preserve"> (الدوام) — الوقت غير محدد</w:t>
+      </w:r>
+    </w:p>
+    <w:p>
+      <w:pPr>
+        <w:pStyle w:val="a6"/>
+        <w:numPr>
+          <w:ilvl w:val="0"/>
+          <w:numId w:val="2"/>
+        </w:numPr>
+        <w:spacing w:after="60" w:line="240" w:lineRule="auto"/>
+        <w:contextualSpacing w:val="0"/>
+        <w:jc w:val="right"/>
+      </w:pPr>
+      <w:r>
+        <w:rPr>
+          <w:rFonts w:ascii="Tahoma" w:eastAsia="Tahoma" w:hAnsi="Tahoma" w:cs="Tahoma"/>
+          <w:sz w:val="20"/>
+          <w:szCs w:val="20"/>
+          <w:rtl/>
+        </w:rPr>
+        <w:t>٦ م — موعد بمستشفى الحبيب</w:t>
+      </w:r>
+    </w:p>
+    <w:p>
+      <w:pPr>
+        <w:pStyle w:val="a6"/>
+        <w:numPr>
+          <w:ilvl w:val="0"/>
+          <w:numId w:val="2"/>
+        </w:numPr>
+        <w:spacing w:after="60" w:line="240" w:lineRule="auto"/>
+        <w:contextualSpacing w:val="0"/>
+        <w:jc w:val="right"/>
+      </w:pPr>
+      <w:r>
+        <w:rPr>
+          <w:rFonts w:ascii="Tahoma" w:eastAsia="Tahoma" w:hAnsi="Tahoma" w:cs="Tahoma"/>
+          <w:sz w:val="20"/>
+          <w:szCs w:val="20"/>
+          <w:rtl/>
+        </w:rPr>
+        <w:t>١٠ م — اجتماع مع شركة صينية (الشركة)</w:t>
+      </w:r>
+    </w:p>
+    <w:p>
+      <w:pPr>
+        <w:spacing w:after="80"/>
+        <w:jc w:val="right"/>
+      </w:pPr>
+      <w:r>
+        <w:rPr>
+          <w:rFonts w:ascii="Tahoma" w:eastAsia="Tahoma" w:hAnsi="Tahoma" w:cs="Tahoma"/>
+          <w:b/>
+          <w:bCs/>
+          <w:rtl/>
+        </w:rPr>
+        <w:t>الاثنين</w:t>
+      </w:r>
+    </w:p>
+    <w:p>
+      <w:pPr>
+        <w:pStyle w:val="a6"/>
+        <w:numPr>
+          <w:ilvl w:val="0"/>
+          <w:numId w:val="2"/>
+        </w:numPr>
+        <w:spacing w:after="60" w:line="240" w:lineRule="auto"/>
+        <w:contextualSpacing w:val="0"/>
+        <w:jc w:val="right"/>
+      </w:pPr>
+      <w:r>
+        <w:rPr>
+          <w:rFonts w:ascii="Tahoma" w:eastAsia="Tahoma" w:hAnsi="Tahoma" w:cs="Tahoma"/>
+          <w:sz w:val="20"/>
+          <w:szCs w:val="20"/>
+          <w:rtl/>
+        </w:rPr>
+        <w:t>١٠ ص — اجتماع مع إدارة التمويل العقاري (الدوام)</w:t>
+      </w:r>
+    </w:p>
+    <w:p>
+      <w:pPr>
+        <w:pStyle w:val="a6"/>
+        <w:numPr>
+          <w:ilvl w:val="0"/>
+          <w:numId w:val="2"/>
+        </w:numPr>
+        <w:spacing w:after="60" w:line="240" w:lineRule="auto"/>
+        <w:contextualSpacing w:val="0"/>
+        <w:jc w:val="right"/>
+      </w:pPr>
+      <w:r>
+        <w:rPr>
+          <w:rFonts w:ascii="Tahoma" w:eastAsia="Tahoma" w:hAnsi="Tahoma" w:cs="Tahoma"/>
+          <w:sz w:val="20"/>
+          <w:szCs w:val="20"/>
+          <w:rtl/>
+        </w:rPr>
+        <w:t>١ م — اجتماع مع التيم (الدوام) — أسبوعي</w:t>
+      </w:r>
+    </w:p>
+    <w:p>
+      <w:pPr>
+        <w:pStyle w:val="a6"/>
+        <w:numPr>
+          <w:ilvl w:val="0"/>
+          <w:numId w:val="2"/>
+        </w:numPr>
+        <w:spacing w:after="60" w:line="240" w:lineRule="auto"/>
+        <w:contextualSpacing w:val="0"/>
+        <w:jc w:val="right"/>
+      </w:pPr>
+      <w:r>
+        <w:rPr>
+          <w:rFonts w:ascii="Tahoma" w:eastAsia="Tahoma" w:hAnsi="Tahoma" w:cs="Tahoma"/>
+          <w:sz w:val="20"/>
+          <w:szCs w:val="20"/>
+          <w:rtl/>
+        </w:rPr>
+        <w:t>٨ م — موعد الطفلة نوف بمستشفى الحبيب – الصحافة</w:t>
+      </w:r>
+    </w:p>
+    <w:p>
+      <w:pPr>
+        <w:pStyle w:val="a6"/>
+        <w:numPr>
+          <w:ilvl w:val="0"/>
+          <w:numId w:val="2"/>
+        </w:numPr>
+        <w:spacing w:after="60" w:line="240" w:lineRule="auto"/>
+        <w:contextualSpacing w:val="0"/>
+        <w:jc w:val="right"/>
+      </w:pPr>
+      <w:r>
+        <w:rPr>
+          <w:rFonts w:ascii="Tahoma" w:eastAsia="Tahoma" w:hAnsi="Tahoma" w:cs="Tahoma"/>
+          <w:sz w:val="20"/>
+          <w:szCs w:val="20"/>
+          <w:rtl/>
+        </w:rPr>
+        <w:t>٩ م — اجتماع مع شركة سعودية لإنشاء منصة إدارة الطلبات (الشركة)</w:t>
+      </w:r>
+    </w:p>
+    <w:p>
+      <w:pPr>
+        <w:spacing w:after="80"/>
+        <w:jc w:val="right"/>
+      </w:pPr>
+      <w:r>
+        <w:rPr>
+          <w:rFonts w:ascii="Tahoma" w:eastAsia="Tahoma" w:hAnsi="Tahoma" w:cs="Tahoma"/>
+          <w:b/>
+          <w:bCs/>
+          <w:rtl/>
+        </w:rPr>
+        <w:t>الثلاثاء</w:t>
+      </w:r>
+    </w:p>
+    <w:p>
+      <w:pPr>
+        <w:pStyle w:val="a6"/>
+        <w:numPr>
+          <w:ilvl w:val="0"/>
+          <w:numId w:val="2"/>
+        </w:numPr>
+        <w:spacing w:after="60" w:line="240" w:lineRule="auto"/>
+        <w:contextualSpacing w:val="0"/>
+        <w:jc w:val="right"/>
+      </w:pPr>
+      <w:r>
+        <w:rPr>
+          <w:rFonts w:ascii="Tahoma" w:eastAsia="Tahoma" w:hAnsi="Tahoma" w:cs="Tahoma"/>
+          <w:b/>
+          <w:bCs/>
+          <w:sz w:val="20"/>
+          <w:szCs w:val="20"/>
+          <w:rtl/>
+        </w:rPr>
+        <w:t>٧ ص — تذكير: تجهيز ملف المناقشة (قبل الاجتماع بساعة)</w:t>
+      </w:r>
+    </w:p>
+    <w:p>
+      <w:pPr>
+        <w:pStyle w:val="a6"/>
+        <w:numPr>
+          <w:ilvl w:val="0"/>
+          <w:numId w:val="2"/>
+        </w:numPr>
+        <w:spacing w:after="60" w:line="240" w:lineRule="auto"/>
+        <w:contextualSpacing w:val="0"/>
+        <w:jc w:val="right"/>
+      </w:pPr>
+      <w:r>
+        <w:rPr>
+          <w:rFonts w:ascii="Tahoma" w:eastAsia="Tahoma" w:hAnsi="Tahoma" w:cs="Tahoma"/>
+          <w:sz w:val="20"/>
+          <w:szCs w:val="20"/>
+          <w:rtl/>
+        </w:rPr>
+        <w:t>٨ ص — اجتماع مع فريق التطوير (الدوام) — أسبوعي</w:t>
+      </w:r>
+    </w:p>
+    <w:p>
+      <w:pPr>
+        <w:spacing w:after="80"/>
+        <w:jc w:val="right"/>
+      </w:pPr>
+      <w:r>
+        <w:rPr>
+          <w:rFonts w:ascii="Tahoma" w:eastAsia="Tahoma" w:hAnsi="Tahoma" w:cs="Tahoma"/>
+          <w:b/>
+          <w:bCs/>
+          <w:rtl/>
+        </w:rPr>
+        <w:t>الأربعاء</w:t>
+      </w:r>
+    </w:p>
+    <w:p>
+      <w:pPr>
+        <w:pStyle w:val="a6"/>
+        <w:numPr>
+          <w:ilvl w:val="0"/>
+          <w:numId w:val="2"/>
+        </w:numPr>
+        <w:spacing w:after="60" w:line="240" w:lineRule="auto"/>
+        <w:contextualSpacing w:val="0"/>
+        <w:jc w:val="right"/>
+      </w:pPr>
+      <w:r>
+        <w:rPr>
+          <w:rFonts w:ascii="Tahoma" w:eastAsia="Tahoma" w:hAnsi="Tahoma" w:cs="Tahoma"/>
+          <w:b/>
+          <w:bCs/>
+          <w:sz w:val="20"/>
+          <w:szCs w:val="20"/>
+          <w:rtl/>
+        </w:rPr>
+        <w:t>٨ ص — تذكير: تجهيز ملف طلبات التغيير (قبل الاجتماع بساعتين)</w:t>
+      </w:r>
+    </w:p>
+    <w:p>
+      <w:pPr>
+        <w:pStyle w:val="a6"/>
+        <w:numPr>
+          <w:ilvl w:val="0"/>
+          <w:numId w:val="2"/>
+        </w:numPr>
+        <w:spacing w:after="60" w:line="240" w:lineRule="auto"/>
+        <w:contextualSpacing w:val="0"/>
+        <w:jc w:val="right"/>
+      </w:pPr>
+      <w:r>
+        <w:rPr>
+          <w:rFonts w:ascii="Tahoma" w:eastAsia="Tahoma" w:hAnsi="Tahoma" w:cs="Tahoma"/>
+          <w:sz w:val="20"/>
+          <w:szCs w:val="20"/>
+          <w:rtl/>
+        </w:rPr>
+        <w:t>١٠ ص — اجتماع مع إدارة التغيير (الدوام) — أسبوعي</w:t>
+      </w:r>
+    </w:p>
+    <w:p>
+      <w:pPr>
+        <w:pStyle w:val="a6"/>
+        <w:numPr>
+          <w:ilvl w:val="0"/>
+          <w:numId w:val="2"/>
+        </w:numPr>
+        <w:spacing w:after="60" w:line="240" w:lineRule="auto"/>
+        <w:contextualSpacing w:val="0"/>
+        <w:jc w:val="right"/>
+      </w:pPr>
+      <w:r>
+        <w:rPr>
+          <w:rFonts w:ascii="Tahoma" w:eastAsia="Tahoma" w:hAnsi="Tahoma" w:cs="Tahoma"/>
+          <w:sz w:val="20"/>
+          <w:szCs w:val="20"/>
+          <w:rtl/>
+        </w:rPr>
+        <w:t>١٠ م — اجتماع مع الفريق (الشركة)</w:t>
+      </w:r>
+    </w:p>
+    <w:p>
+      <w:pPr>
+        <w:spacing w:after="80"/>
+        <w:jc w:val="right"/>
+      </w:pPr>
+      <w:r>
+        <w:rPr>
+          <w:rFonts w:ascii="Tahoma" w:eastAsia="Tahoma" w:hAnsi="Tahoma" w:cs="Tahoma"/>
+          <w:b/>
+          <w:bCs/>
+          <w:rtl/>
+        </w:rPr>
+        <w:t>الخميس</w:t>
+      </w:r>
+    </w:p>
+    <w:p>
+      <w:pPr>
+        <w:pStyle w:val="a6"/>
+        <w:numPr>
+          <w:ilvl w:val="0"/>
+          <w:numId w:val="2"/>
+        </w:numPr>
+        <w:spacing w:after="60" w:line="240" w:lineRule="auto"/>
+        <w:contextualSpacing w:val="0"/>
+        <w:jc w:val="right"/>
+      </w:pPr>
+      <w:r>
+        <w:rPr>
+          <w:rFonts w:ascii="Tahoma" w:eastAsia="Tahoma" w:hAnsi="Tahoma" w:cs="Tahoma"/>
+          <w:sz w:val="20"/>
+          <w:szCs w:val="20"/>
+          <w:rtl/>
+        </w:rPr>
+        <w:lastRenderedPageBreak/>
+        <w:t>٣ م — اجتماع مع رئيس الإدارة (الدوام) — أسبوعي</w:t>
+      </w:r>
+    </w:p>
+    <w:p>
+      <w:pPr>
+        <w:pStyle w:val="a6"/>
+        <w:numPr>
+          <w:ilvl w:val="0"/>
+          <w:numId w:val="2"/>
+        </w:numPr>
+        <w:spacing w:after="60" w:line="240" w:lineRule="auto"/>
+        <w:contextualSpacing w:val="0"/>
+        <w:jc w:val="right"/>
+      </w:pPr>
+      <w:r>
+        <w:rPr>
+          <w:rFonts w:ascii="Tahoma" w:eastAsia="Tahoma" w:hAnsi="Tahoma" w:cs="Tahoma"/>
+          <w:sz w:val="20"/>
+          <w:szCs w:val="20"/>
+          <w:rtl/>
+        </w:rPr>
+        <w:t>٨ م — موعد بمستشفى دله</w:t>
+      </w:r>
+    </w:p>
+    <w:p>
+      <w:pPr>
+        <w:rPr>
+          <w:rtl/>
+        </w:rPr>
+      </w:pPr>
+    </w:p>
+    <w:p>
+      <w:pPr>
+        <w:rPr>
+          <w:rtl/>
+        </w:rPr>
+      </w:pPr>
+    </w:p>
+    <w:p>
+      <w:pPr>
+        <w:rPr>
+          <w:rtl/>
+        </w:rPr>
+      </w:pPr>
+    </w:p>
+    <w:p>
+      <w:pPr>
+        <w:rPr>
+          <w:rtl/>
+        </w:rPr>
+      </w:pPr>
+    </w:p>
+    <w:p>
+      <w:pPr>
+        <w:rPr>
+          <w:rtl/>
+        </w:rPr>
+      </w:pPr>
+      <w:r>
+        <w:rPr>
+          <w:rFonts w:hint="cs"/>
+          <w:rtl/>
+        </w:rPr>
+        <w:t xml:space="preserve">تم التحسين </w:t>
+      </w:r>
+      <w:proofErr w:type="spellStart"/>
+      <w:r>
+        <w:rPr>
+          <w:rFonts w:hint="cs"/>
+          <w:rtl/>
+        </w:rPr>
+        <w:t>علئ</w:t>
+      </w:r>
+      <w:proofErr w:type="spellEnd"/>
+      <w:r>
+        <w:rPr>
+          <w:rFonts w:hint="cs"/>
+          <w:rtl/>
+        </w:rPr>
+        <w:t xml:space="preserve"> الملف بتحديد أوقات المواعيد وساعات التحضير </w:t>
+      </w:r>
+    </w:p>
+    <w:p>
+      <w:pPr>
+        <w:rPr>
+          <w:rtl/>
+        </w:rPr>
+      </w:pPr>
     </w:p>
     <w:p>
       <w:pPr>
@@ -5079,6 +10049,60 @@
 <file path=word/numbering.xml><?xml version="1.0" encoding="utf-8"?>
 <w:numbering xmlns:wpc="http://schemas.microsoft.com/office/word/2010/wordprocessingCanvas" xmlns:cx="http://schemas.microsoft.com/office/drawing/2014/chartex" xmlns:cx1="http://schemas.microsoft.com/office/drawing/2015/9/8/chartex" xmlns:cx2="http://schemas.microsoft.com/office/drawing/2015/10/21/chartex" xmlns:cx3="http://schemas.microsoft.com/office/drawing/2016/5/9/chartex" xmlns:cx4="http://schemas.microsoft.com/office/drawing/2016/5/10/chartex" xmlns:cx5="http://schemas.microsoft.com/office/drawing/2016/5/11/chartex" xmlns:cx6="http://schemas.microsoft.com/office/drawing/2016/5/12/chartex" xmlns:cx7="http://schemas.microsoft.com/office/drawing/2016/5/13/chartex" xmlns:cx8="http://schemas.microsoft.com/office/drawing/2016/5/14/chartex" xmlns:mc="http://schemas.openxmlformats.org/markup-compatibility/2006" xmlns:m="http://schemas.openxmlformats.org/officeDocument/2006/math" xmlns:aink="http://schemas.microsoft.com/office/drawing/2016/ink" xmlns:am3d="http://schemas.microsoft.com/office/drawing/2017/model3d" xmlns:oel="http://schemas.microsoft.com/office/2019/extlst" xmlns:r="http://schemas.openxmlformats.org/officeDocument/2006/relationships" xmlns:wp14="http://schemas.microsoft.com/office/word/2010/wordprocessingDrawing" xmlns:wp="http://schemas.openxmlformats.org/drawingml/2006/wordprocessingDrawing" xmlns:wpg="http://schemas.microsoft.com/office/word/2010/wordprocessingGroup" xmlns:wpi="http://schemas.microsoft.com/office/word/2010/wordprocessingInk" xmlns:wps="http://schemas.microsoft.com/office/word/2010/wordprocessingShape" xmlns:o="urn:schemas-microsoft-com:office:office" xmlns:v="urn:schemas-microsoft-com:vml" xmlns:w10="urn:schemas-microsoft-com:office:word" xmlns:w="http://schemas.openxmlformats.org/wordprocessingml/2006/main" xmlns:w14="http://schemas.microsoft.com/office/word/2010/wordml" xmlns:w15="http://schemas.microsoft.com/office/word/2012/wordml" xmlns:w16cex="http://schemas.microsoft.com/office/word/2018/wordml/cex" xmlns:w16cid="http://schemas.microsoft.com/office/word/2016/wordml/cid" xmlns:w16="http://schemas.microsoft.com/office/word/2018/wordml" xmlns:w16sdtdh="http://schemas.microsoft.com/office/word/2020/wordml/sdtdatahash" xmlns:w16sdtfl="http://schemas.microsoft.com/office/word/2024/wordml/sdtformatlock" xmlns:w16se="http://schemas.microsoft.com/office/word/2015/wordml/symex" xmlns:w16du="http://schemas.microsoft.com/office/word/2023/wordml/word16du" xmlns:wne="http://schemas.microsoft.com/office/word/2006/wordml" mc:Ignorable="w14 w15 w16se w16cid w16 w16cex w16sdtdh w16sdtfl w16du wp14">
   <w:abstractNum w:abstractNumId="0" w15:restartNumberingAfterBreak="0">
+    <w:nsid w:val="1BEB2C43"/>
+    <w:multiLevelType w:val="hybridMultilevel"/>
+    <w:tmpl w:val="A2F8A86E"/>
+    <w:lvl w:ilvl="0" w:tplc="27AA12BC">
+      <w:start w:val="1"/>
+      <w:numFmt w:val="bullet"/>
+      <w:lvlText w:val="•"/>
+      <w:lvlJc w:val="right"/>
+      <w:pPr>
+        <w:ind w:left="500" w:hanging="300"/>
+      </w:pPr>
+    </w:lvl>
+    <w:lvl w:ilvl="1" w:tplc="2EF4C37A">
+      <w:numFmt w:val="decimal"/>
+      <w:lvlText w:val=""/>
+      <w:lvlJc w:val="left"/>
+    </w:lvl>
+    <w:lvl w:ilvl="2" w:tplc="C9D4831C">
+      <w:numFmt w:val="decimal"/>
+      <w:lvlText w:val=""/>
+      <w:lvlJc w:val="left"/>
+    </w:lvl>
+    <w:lvl w:ilvl="3" w:tplc="65C0068A">
+      <w:numFmt w:val="decimal"/>
+      <w:lvlText w:val=""/>
+      <w:lvlJc w:val="left"/>
+    </w:lvl>
+    <w:lvl w:ilvl="4" w:tplc="35E28F7A">
+      <w:numFmt w:val="decimal"/>
+      <w:lvlText w:val=""/>
+      <w:lvlJc w:val="left"/>
+    </w:lvl>
+    <w:lvl w:ilvl="5" w:tplc="C4ACB748">
+      <w:numFmt w:val="decimal"/>
+      <w:lvlText w:val=""/>
+      <w:lvlJc w:val="left"/>
+    </w:lvl>
+    <w:lvl w:ilvl="6" w:tplc="DB46BACA">
+      <w:numFmt w:val="decimal"/>
+      <w:lvlText w:val=""/>
+      <w:lvlJc w:val="left"/>
+    </w:lvl>
+    <w:lvl w:ilvl="7" w:tplc="5E0A3FDA">
+      <w:numFmt w:val="decimal"/>
+      <w:lvlText w:val=""/>
+      <w:lvlJc w:val="left"/>
+    </w:lvl>
+    <w:lvl w:ilvl="8" w:tplc="07440CC2">
+      <w:numFmt w:val="decimal"/>
+      <w:lvlText w:val=""/>
+      <w:lvlJc w:val="left"/>
+    </w:lvl>
+  </w:abstractNum>
+  <w:abstractNum w:abstractNumId="1" w15:restartNumberingAfterBreak="0">
     <w:nsid w:val="64B77BC1"/>
     <w:multiLevelType w:val="hybridMultilevel"/>
     <w:tmpl w:val="A14C68F6"/>
@@ -5192,7 +10216,13 @@
     </w:lvl>
   </w:abstractNum>
   <w:num w:numId="1" w16cid:durableId="455563898">
+    <w:abstractNumId w:val="1"/>
+  </w:num>
+  <w:num w:numId="2" w16cid:durableId="745148797">
     <w:abstractNumId w:val="0"/>
+    <w:lvlOverride w:ilvl="0">
+      <w:startOverride w:val="1"/>
+    </w:lvlOverride>
   </w:num>
 </w:numbering>
 </file>
@@ -5396,7 +10426,7 @@
     <w:lsdException w:name="Medium Shading 2 Accent 1" w:uiPriority="64"/>
     <w:lsdException w:name="Medium List 1 Accent 1" w:uiPriority="65"/>
     <w:lsdException w:name="Revision" w:semiHidden="1"/>
-    <w:lsdException w:name="List Paragraph" w:uiPriority="34" w:qFormat="1"/>
+    <w:lsdException w:name="List Paragraph" w:uiPriority="0" w:qFormat="1"/>
     <w:lsdException w:name="Quote" w:uiPriority="29" w:qFormat="1"/>
     <w:lsdException w:name="Intense Quote" w:uiPriority="30" w:qFormat="1"/>
     <w:lsdException w:name="Medium List 2 Accent 1" w:uiPriority="66"/>
@@ -6048,7 +11078,6 @@
   <w:style w:type="paragraph" w:styleId="a6">
     <w:name w:val="List Paragraph"/>
     <w:basedOn w:val="a"/>
-    <w:uiPriority w:val="34"/>
     <w:qFormat/>
     <w:rsid w:val="00261B6E"/>
     <w:pPr>
